--- a/time_data.docx
+++ b/time_data.docx
@@ -2071,7 +2071,7 @@
           <w:sz w:val="16"/>
           <w:szCs w:val="16"/>
         </w:rPr>
-        <w:t xml:space="preserve"> 2 (different day)</w:t>
+        <w:t xml:space="preserve"> 2</w:t>
       </w:r>
       <w:r>
         <w:rPr>
@@ -2240,6 +2240,193 @@
           <w:kern w:val="0"/>
           <w:sz w:val="16"/>
           <w:szCs w:val="16"/>
+        </w:rPr>
+      </w:pPr>
+      <w:r>
+        <w:rPr>
+          <w:rFonts w:ascii="蝝唳?擃?" w:eastAsia="蝝唳?擃?" w:cs="蝝唳?擃?" w:hint="eastAsia"/>
+          <w:color w:val="000000"/>
+          <w:kern w:val="0"/>
+          <w:sz w:val="16"/>
+          <w:szCs w:val="16"/>
+        </w:rPr>
+        <w:t xml:space="preserve">time statistic 2 (thinking mode off, </w:t>
+      </w:r>
+      <w:r>
+        <w:rPr>
+          <w:rFonts w:ascii="蝝唳?擃?" w:eastAsia="蝝唳?擃?" w:cs="蝝唳?擃?" w:hint="eastAsia"/>
+          <w:color w:val="000000"/>
+          <w:kern w:val="0"/>
+          <w:sz w:val="16"/>
+          <w:szCs w:val="16"/>
+        </w:rPr>
+        <w:t>bug fixed</w:t>
+      </w:r>
+      <w:r>
+        <w:rPr>
+          <w:rFonts w:ascii="蝝唳?擃?" w:eastAsia="蝝唳?擃?" w:cs="蝝唳?擃?" w:hint="eastAsia"/>
+          <w:color w:val="000000"/>
+          <w:kern w:val="0"/>
+          <w:sz w:val="16"/>
+          <w:szCs w:val="16"/>
+        </w:rPr>
+        <w:t>):</w:t>
+      </w:r>
+    </w:p>
+    <w:p>
+      <w:pPr>
+        <w:spacing w:line="192" w:lineRule="auto"/>
+        <w:rPr>
+          <w:rFonts w:ascii="蝝唳?擃?" w:eastAsia="蝝唳?擃?" w:cs="蝝唳?擃?"/>
+          <w:color w:val="000000"/>
+          <w:kern w:val="0"/>
+          <w:sz w:val="16"/>
+          <w:szCs w:val="16"/>
+        </w:rPr>
+      </w:pPr>
+      <w:r>
+        <w:rPr>
+          <w:rFonts w:ascii="蝝唳?擃?" w:eastAsia="蝝唳?擃?" w:cs="蝝唳?擃?"/>
+          <w:color w:val="000000"/>
+          <w:kern w:val="0"/>
+          <w:sz w:val="16"/>
+          <w:szCs w:val="16"/>
+        </w:rPr>
+        <w:t>avg time: 0.88</w:t>
+      </w:r>
+    </w:p>
+    <w:p>
+      <w:pPr>
+        <w:spacing w:line="192" w:lineRule="auto"/>
+        <w:rPr>
+          <w:rFonts w:ascii="蝝唳?擃?" w:eastAsia="蝝唳?擃?" w:cs="蝝唳?擃?"/>
+          <w:color w:val="000000"/>
+          <w:kern w:val="0"/>
+          <w:sz w:val="16"/>
+          <w:szCs w:val="16"/>
+        </w:rPr>
+      </w:pPr>
+      <w:r>
+        <w:rPr>
+          <w:rFonts w:ascii="蝝唳?擃?" w:eastAsia="蝝唳?擃?" w:cs="蝝唳?擃?"/>
+          <w:color w:val="000000"/>
+          <w:kern w:val="0"/>
+          <w:sz w:val="16"/>
+          <w:szCs w:val="16"/>
+        </w:rPr>
+        <w:t>variance: 0.11</w:t>
+      </w:r>
+    </w:p>
+    <w:p>
+      <w:pPr>
+        <w:spacing w:line="192" w:lineRule="auto"/>
+        <w:rPr>
+          <w:rFonts w:ascii="蝝唳?擃?" w:eastAsia="蝝唳?擃?" w:cs="蝝唳?擃?"/>
+          <w:color w:val="000000"/>
+          <w:kern w:val="0"/>
+          <w:sz w:val="16"/>
+          <w:szCs w:val="16"/>
+        </w:rPr>
+      </w:pPr>
+      <w:r>
+        <w:rPr>
+          <w:rFonts w:ascii="蝝唳?擃?" w:eastAsia="蝝唳?擃?" w:cs="蝝唳?擃?"/>
+          <w:color w:val="000000"/>
+          <w:kern w:val="0"/>
+          <w:sz w:val="16"/>
+          <w:szCs w:val="16"/>
+        </w:rPr>
+        <w:lastRenderedPageBreak/>
+        <w:t>standard deviation: 0.33</w:t>
+      </w:r>
+    </w:p>
+    <w:p>
+      <w:pPr>
+        <w:spacing w:line="192" w:lineRule="auto"/>
+        <w:rPr>
+          <w:rFonts w:ascii="蝝唳?擃?" w:eastAsia="蝝唳?擃?" w:cs="蝝唳?擃?"/>
+          <w:color w:val="000000"/>
+          <w:kern w:val="0"/>
+          <w:sz w:val="16"/>
+          <w:szCs w:val="16"/>
+        </w:rPr>
+      </w:pPr>
+      <w:r>
+        <w:rPr>
+          <w:rFonts w:ascii="蝝唳?擃?" w:eastAsia="蝝唳?擃?" w:cs="蝝唳?擃?"/>
+          <w:color w:val="000000"/>
+          <w:kern w:val="0"/>
+          <w:sz w:val="16"/>
+          <w:szCs w:val="16"/>
+        </w:rPr>
+        <w:t>CV: 37.95%</w:t>
+      </w:r>
+    </w:p>
+    <w:p>
+      <w:pPr>
+        <w:spacing w:line="192" w:lineRule="auto"/>
+        <w:rPr>
+          <w:rFonts w:ascii="蝝唳?擃?" w:eastAsia="蝝唳?擃?" w:cs="蝝唳?擃?"/>
+          <w:color w:val="000000"/>
+          <w:kern w:val="0"/>
+          <w:sz w:val="16"/>
+          <w:szCs w:val="16"/>
+        </w:rPr>
+      </w:pPr>
+      <w:r>
+        <w:rPr>
+          <w:rFonts w:ascii="蝝唳?擃?" w:eastAsia="蝝唳?擃?" w:cs="蝝唳?擃?"/>
+          <w:color w:val="000000"/>
+          <w:kern w:val="0"/>
+          <w:sz w:val="16"/>
+          <w:szCs w:val="16"/>
+        </w:rPr>
+        <w:t>max time: 3.33</w:t>
+      </w:r>
+    </w:p>
+    <w:p>
+      <w:pPr>
+        <w:spacing w:line="192" w:lineRule="auto"/>
+        <w:rPr>
+          <w:rFonts w:ascii="蝝唳?擃?" w:eastAsia="蝝唳?擃?" w:cs="蝝唳?擃?" w:hint="eastAsia"/>
+          <w:color w:val="000000"/>
+          <w:kern w:val="0"/>
+          <w:sz w:val="16"/>
+          <w:szCs w:val="16"/>
+        </w:rPr>
+      </w:pPr>
+      <w:r>
+        <w:rPr>
+          <w:rFonts w:ascii="蝝唳?擃?" w:eastAsia="蝝唳?擃?" w:cs="蝝唳?擃?"/>
+          <w:color w:val="000000"/>
+          <w:kern w:val="0"/>
+          <w:sz w:val="16"/>
+          <w:szCs w:val="16"/>
+        </w:rPr>
+        <w:t>min time: 0.37</w:t>
+      </w:r>
+    </w:p>
+    <w:p>
+      <w:pPr>
+        <w:spacing w:line="192" w:lineRule="auto"/>
+        <w:rPr>
+          <w:rFonts w:ascii="蝝唳?擃?" w:eastAsia="蝝唳?擃?" w:cs="蝝唳?擃?" w:hint="eastAsia"/>
+          <w:color w:val="000000"/>
+          <w:kern w:val="0"/>
+          <w:sz w:val="16"/>
+          <w:szCs w:val="16"/>
+        </w:rPr>
+      </w:pPr>
+    </w:p>
+    <w:p>
+      <w:pPr>
+        <w:spacing w:line="192" w:lineRule="auto"/>
+        <w:rPr>
+          <w:rFonts w:ascii="蝝唳?擃?" w:eastAsia="蝝唳?擃?" w:cs="蝝唳?擃?"/>
+          <w:color w:val="000000"/>
+          <w:kern w:val="0"/>
+          <w:sz w:val="16"/>
+          <w:szCs w:val="16"/>
           <w:lang w:val="es-ES"/>
         </w:rPr>
       </w:pPr>
@@ -2311,8 +2498,2183 @@
           <w:sz w:val="16"/>
           <w:szCs w:val="16"/>
         </w:rPr>
+        <w:t>fram</w:t>
+      </w:r>
+      <w:r>
+        <w:rPr>
+          <w:rFonts w:ascii="蝝唳?擃?" w:eastAsia="蝝唳?擃?" w:cs="蝝唳?擃?" w:hint="eastAsia"/>
+          <w:color w:val="000000"/>
+          <w:kern w:val="0"/>
+          <w:sz w:val="16"/>
+          <w:szCs w:val="16"/>
+        </w:rPr>
+        <w:t>e</w:t>
+      </w:r>
+      <w:r>
+        <w:rPr>
+          <w:rFonts w:ascii="蝝唳?擃?" w:eastAsia="蝝唳?擃?" w:cs="蝝唳?擃?"/>
+          <w:color w:val="000000"/>
+          <w:kern w:val="0"/>
+          <w:sz w:val="16"/>
+          <w:szCs w:val="16"/>
+        </w:rPr>
+        <w:t xml:space="preserve">work: </w:t>
+      </w:r>
+      <w:proofErr w:type="spellStart"/>
+      <w:r>
+        <w:rPr>
+          <w:rFonts w:ascii="蝝唳?擃?" w:eastAsia="蝝唳?擃?" w:cs="蝝唳?擃?" w:hint="eastAsia"/>
+          <w:color w:val="000000"/>
+          <w:kern w:val="0"/>
+          <w:sz w:val="16"/>
+          <w:szCs w:val="16"/>
+        </w:rPr>
+        <w:t>vLLM</w:t>
+      </w:r>
+      <w:proofErr w:type="spellEnd"/>
+    </w:p>
+    <w:p>
+      <w:pPr>
+        <w:spacing w:line="192" w:lineRule="auto"/>
+        <w:rPr>
+          <w:rFonts w:ascii="蝝唳?擃?" w:eastAsia="蝝唳?擃?" w:cs="蝝唳?擃?"/>
+          <w:color w:val="000000"/>
+          <w:kern w:val="0"/>
+          <w:sz w:val="16"/>
+          <w:szCs w:val="16"/>
+        </w:rPr>
+      </w:pPr>
+      <w:proofErr w:type="spellStart"/>
+      <w:r>
+        <w:rPr>
+          <w:rFonts w:ascii="蝝唳?擃?" w:eastAsia="蝝唳?擃?" w:cs="蝝唳?擃?"/>
+          <w:color w:val="000000"/>
+          <w:kern w:val="0"/>
+          <w:sz w:val="16"/>
+          <w:szCs w:val="16"/>
+          <w:highlight w:val="yellow"/>
+        </w:rPr>
+        <w:t>reranker</w:t>
+      </w:r>
+      <w:proofErr w:type="spellEnd"/>
+      <w:r>
+        <w:rPr>
+          <w:rFonts w:ascii="蝝唳?擃?" w:eastAsia="蝝唳?擃?" w:cs="蝝唳?擃?"/>
+          <w:color w:val="000000"/>
+          <w:kern w:val="0"/>
+          <w:sz w:val="16"/>
+          <w:szCs w:val="16"/>
+          <w:highlight w:val="yellow"/>
+        </w:rPr>
+        <w:t xml:space="preserve"> runs on </w:t>
+      </w:r>
+      <w:r>
+        <w:rPr>
+          <w:rFonts w:ascii="蝝唳?擃?" w:eastAsia="蝝唳?擃?" w:cs="蝝唳?擃?" w:hint="eastAsia"/>
+          <w:color w:val="000000"/>
+          <w:kern w:val="0"/>
+          <w:sz w:val="16"/>
+          <w:szCs w:val="16"/>
+          <w:highlight w:val="yellow"/>
+        </w:rPr>
+        <w:t>CP</w:t>
+      </w:r>
+      <w:r>
+        <w:rPr>
+          <w:rFonts w:ascii="蝝唳?擃?" w:eastAsia="蝝唳?擃?" w:cs="蝝唳?擃?"/>
+          <w:color w:val="000000"/>
+          <w:kern w:val="0"/>
+          <w:sz w:val="16"/>
+          <w:szCs w:val="16"/>
+          <w:highlight w:val="yellow"/>
+        </w:rPr>
+        <w:t>U.</w:t>
+      </w:r>
+    </w:p>
+    <w:p>
+      <w:pPr>
+        <w:spacing w:line="192" w:lineRule="auto"/>
+        <w:rPr>
+          <w:rFonts w:ascii="蝝唳?擃?" w:eastAsia="蝝唳?擃?" w:cs="蝝唳?擃?"/>
+          <w:color w:val="000000"/>
+          <w:kern w:val="0"/>
+          <w:sz w:val="16"/>
+          <w:szCs w:val="16"/>
+        </w:rPr>
+      </w:pPr>
+      <w:r>
+        <w:rPr>
+          <w:rFonts w:ascii="蝝唳?擃?" w:eastAsia="蝝唳?擃?" w:cs="蝝唳?擃?"/>
+          <w:color w:val="000000"/>
+          <w:kern w:val="0"/>
+          <w:sz w:val="16"/>
+          <w:szCs w:val="16"/>
+        </w:rPr>
+        <w:t>VRAM occupied around 1</w:t>
+      </w:r>
+      <w:r>
+        <w:rPr>
+          <w:rFonts w:ascii="蝝唳?擃?" w:eastAsia="蝝唳?擃?" w:cs="蝝唳?擃?" w:hint="eastAsia"/>
+          <w:color w:val="000000"/>
+          <w:kern w:val="0"/>
+          <w:sz w:val="16"/>
+          <w:szCs w:val="16"/>
+        </w:rPr>
+        <w:t>1.5</w:t>
+      </w:r>
+      <w:r>
+        <w:rPr>
+          <w:rFonts w:ascii="蝝唳?擃?" w:eastAsia="蝝唳?擃?" w:cs="蝝唳?擃?"/>
+          <w:color w:val="000000"/>
+          <w:kern w:val="0"/>
+          <w:sz w:val="16"/>
+          <w:szCs w:val="16"/>
+        </w:rPr>
+        <w:t>/12GB.</w:t>
+      </w:r>
+    </w:p>
+    <w:p>
+      <w:pPr>
+        <w:spacing w:line="192" w:lineRule="auto"/>
+        <w:rPr>
+          <w:rFonts w:ascii="蝝唳?擃?" w:eastAsia="蝝唳?擃?" w:cs="蝝唳?擃?"/>
+          <w:color w:val="000000"/>
+          <w:kern w:val="0"/>
+          <w:sz w:val="16"/>
+          <w:szCs w:val="16"/>
+        </w:rPr>
+      </w:pPr>
+    </w:p>
+    <w:p>
+      <w:pPr>
+        <w:spacing w:line="192" w:lineRule="auto"/>
+        <w:rPr>
+          <w:rFonts w:ascii="蝝唳?擃?" w:eastAsia="蝝唳?擃?" w:cs="蝝唳?擃?"/>
+          <w:color w:val="000000"/>
+          <w:kern w:val="0"/>
+          <w:sz w:val="16"/>
+          <w:szCs w:val="16"/>
+        </w:rPr>
+      </w:pPr>
+      <w:r>
+        <w:rPr>
+          <w:rFonts w:ascii="蝝唳?擃?" w:eastAsia="蝝唳?擃?" w:cs="蝝唳?擃?"/>
+          <w:color w:val="000000"/>
+          <w:kern w:val="0"/>
+          <w:sz w:val="16"/>
+          <w:szCs w:val="16"/>
+        </w:rPr>
+        <w:t>model parameter:</w:t>
+      </w:r>
+    </w:p>
+    <w:p>
+      <w:pPr>
+        <w:spacing w:line="192" w:lineRule="auto"/>
+        <w:rPr>
+          <w:rFonts w:ascii="蝝唳?擃?" w:eastAsia="蝝唳?擃?" w:cs="蝝唳?擃?"/>
+          <w:color w:val="000000"/>
+          <w:kern w:val="0"/>
+          <w:sz w:val="16"/>
+          <w:szCs w:val="16"/>
+          <w:lang w:val="es-ES"/>
+        </w:rPr>
+      </w:pPr>
+      <w:r>
+        <w:rPr>
+          <w:rFonts w:ascii="蝝唳?擃?" w:eastAsia="蝝唳?擃?" w:cs="蝝唳?擃?"/>
+          <w:color w:val="000000"/>
+          <w:kern w:val="0"/>
+          <w:sz w:val="16"/>
+          <w:szCs w:val="16"/>
+          <w:lang w:val="es-ES"/>
+        </w:rPr>
+        <w:t>tokenizer ="</w:t>
+      </w:r>
+      <w:r>
+        <w:rPr>
+          <w:rFonts w:ascii="蝝唳?擃?" w:eastAsia="蝝唳?擃?" w:cs="蝝唳?擃?" w:hint="eastAsia"/>
+          <w:color w:val="000000"/>
+          <w:kern w:val="0"/>
+          <w:sz w:val="16"/>
+          <w:szCs w:val="16"/>
+          <w:lang w:val="es-ES"/>
+        </w:rPr>
+        <w:t>Meta/Llama</w:t>
+      </w:r>
+      <w:r>
+        <w:rPr>
+          <w:rFonts w:ascii="蝝唳?擃?" w:eastAsia="蝝唳?擃?" w:cs="蝝唳?擃?" w:hint="eastAsia"/>
+          <w:color w:val="000000"/>
+          <w:kern w:val="0"/>
+          <w:sz w:val="16"/>
+          <w:szCs w:val="16"/>
+          <w:lang w:val="es-ES"/>
+        </w:rPr>
+        <w:t>-</w:t>
+      </w:r>
+      <w:r>
+        <w:rPr>
+          <w:rFonts w:ascii="蝝唳?擃?" w:eastAsia="蝝唳?擃?" w:cs="蝝唳?擃?" w:hint="eastAsia"/>
+          <w:color w:val="000000"/>
+          <w:kern w:val="0"/>
+          <w:sz w:val="16"/>
+          <w:szCs w:val="16"/>
+          <w:lang w:val="es-ES"/>
+        </w:rPr>
+        <w:t>3.1</w:t>
+      </w:r>
+      <w:r>
+        <w:rPr>
+          <w:rFonts w:ascii="蝝唳?擃?" w:eastAsia="蝝唳?擃?" w:cs="蝝唳?擃?" w:hint="eastAsia"/>
+          <w:color w:val="000000"/>
+          <w:kern w:val="0"/>
+          <w:sz w:val="16"/>
+          <w:szCs w:val="16"/>
+          <w:lang w:val="es-ES"/>
+        </w:rPr>
+        <w:t>-</w:t>
+      </w:r>
+      <w:r>
+        <w:rPr>
+          <w:rFonts w:ascii="蝝唳?擃?" w:eastAsia="蝝唳?擃?" w:cs="蝝唳?擃?" w:hint="eastAsia"/>
+          <w:color w:val="000000"/>
+          <w:kern w:val="0"/>
+          <w:sz w:val="16"/>
+          <w:szCs w:val="16"/>
+          <w:lang w:val="es-ES"/>
+        </w:rPr>
+        <w:t>8B</w:t>
+      </w:r>
+      <w:r>
+        <w:rPr>
+          <w:rFonts w:ascii="蝝唳?擃?" w:eastAsia="蝝唳?擃?" w:cs="蝝唳?擃?" w:hint="eastAsia"/>
+          <w:color w:val="000000"/>
+          <w:kern w:val="0"/>
+          <w:sz w:val="16"/>
+          <w:szCs w:val="16"/>
+          <w:lang w:val="es-ES"/>
+        </w:rPr>
+        <w:t>-</w:t>
+      </w:r>
+      <w:r>
+        <w:rPr>
+          <w:rFonts w:ascii="蝝唳?擃?" w:eastAsia="蝝唳?擃?" w:cs="蝝唳?擃?" w:hint="eastAsia"/>
+          <w:color w:val="000000"/>
+          <w:kern w:val="0"/>
+          <w:sz w:val="16"/>
+          <w:szCs w:val="16"/>
+          <w:lang w:val="es-ES"/>
+        </w:rPr>
+        <w:t>AWQ</w:t>
+      </w:r>
+      <w:r>
+        <w:rPr>
+          <w:rFonts w:ascii="蝝唳?擃?" w:eastAsia="蝝唳?擃?" w:cs="蝝唳?擃?"/>
+          <w:color w:val="000000"/>
+          <w:kern w:val="0"/>
+          <w:sz w:val="16"/>
+          <w:szCs w:val="16"/>
+          <w:lang w:val="es-ES"/>
+        </w:rPr>
+        <w:t xml:space="preserve"> "</w:t>
+      </w:r>
+    </w:p>
+    <w:p>
+      <w:pPr>
+        <w:spacing w:line="192" w:lineRule="auto"/>
+        <w:rPr>
+          <w:rFonts w:ascii="蝝唳?擃?" w:eastAsia="蝝唳?擃?" w:cs="蝝唳?擃?"/>
+          <w:color w:val="000000"/>
+          <w:kern w:val="0"/>
+          <w:sz w:val="16"/>
+          <w:szCs w:val="16"/>
+          <w:lang w:val="es-ES"/>
+        </w:rPr>
+      </w:pPr>
+      <w:r>
+        <w:rPr>
+          <w:rFonts w:ascii="蝝唳?擃?" w:eastAsia="蝝唳?擃?" w:cs="蝝唳?擃?"/>
+          <w:color w:val="000000"/>
+          <w:kern w:val="0"/>
+          <w:sz w:val="16"/>
+          <w:szCs w:val="16"/>
+          <w:lang w:val="es-ES"/>
+        </w:rPr>
+        <w:t>generator = "</w:t>
+      </w:r>
+      <w:r>
+        <w:rPr>
+          <w:rFonts w:ascii="蝝唳?擃?" w:eastAsia="蝝唳?擃?" w:cs="蝝唳?擃?" w:hint="eastAsia"/>
+          <w:color w:val="000000"/>
+          <w:kern w:val="0"/>
+          <w:sz w:val="16"/>
+          <w:szCs w:val="16"/>
+          <w:lang w:val="es-ES"/>
+        </w:rPr>
+        <w:t>Meta/Llama-3.1-8B-AWQ</w:t>
+      </w:r>
+      <w:r>
+        <w:rPr>
+          <w:rFonts w:ascii="蝝唳?擃?" w:eastAsia="蝝唳?擃?" w:cs="蝝唳?擃?"/>
+          <w:color w:val="000000"/>
+          <w:kern w:val="0"/>
+          <w:sz w:val="16"/>
+          <w:szCs w:val="16"/>
+          <w:lang w:val="es-ES"/>
+        </w:rPr>
+        <w:t xml:space="preserve"> ",</w:t>
+      </w:r>
+      <w:r>
+        <w:rPr>
+          <w:rFonts w:ascii="蝝唳?擃?" w:eastAsia="蝝唳?擃?" w:cs="蝝唳?擃?" w:hint="eastAsia"/>
+          <w:color w:val="000000"/>
+          <w:kern w:val="0"/>
+          <w:sz w:val="16"/>
+          <w:szCs w:val="16"/>
+          <w:lang w:val="es-ES"/>
+        </w:rPr>
+        <w:t xml:space="preserve"> </w:t>
+      </w:r>
+      <w:r>
+        <w:rPr>
+          <w:rFonts w:ascii="蝝唳?擃?" w:eastAsia="蝝唳?擃?" w:cs="蝝唳?擃?"/>
+          <w:color w:val="000000"/>
+          <w:kern w:val="0"/>
+          <w:sz w:val="16"/>
+          <w:szCs w:val="16"/>
+          <w:lang w:val="es-ES"/>
+        </w:rPr>
+        <w:t>dtype = 'float16'</w:t>
+      </w:r>
+    </w:p>
+    <w:p>
+      <w:pPr>
+        <w:spacing w:line="192" w:lineRule="auto"/>
+        <w:rPr>
+          <w:rFonts w:ascii="蝝唳?擃?" w:eastAsia="蝝唳?擃?" w:cs="蝝唳?擃?"/>
+          <w:color w:val="000000"/>
+          <w:kern w:val="0"/>
+          <w:sz w:val="16"/>
+          <w:szCs w:val="16"/>
+        </w:rPr>
+      </w:pPr>
+      <w:r>
+        <w:rPr>
+          <w:rFonts w:ascii="蝝唳?擃?" w:eastAsia="蝝唳?擃?" w:cs="蝝唳?擃?" w:hint="eastAsia"/>
+          <w:color w:val="000000"/>
+          <w:kern w:val="0"/>
+          <w:sz w:val="16"/>
+          <w:szCs w:val="16"/>
+        </w:rPr>
+        <w:t xml:space="preserve">quantization = AWQ, version = </w:t>
+      </w:r>
+      <w:proofErr w:type="spellStart"/>
+      <w:r>
+        <w:rPr>
+          <w:rFonts w:ascii="蝝唳?擃?" w:eastAsia="蝝唳?擃?" w:cs="蝝唳?擃?" w:hint="eastAsia"/>
+          <w:color w:val="000000"/>
+          <w:kern w:val="0"/>
+          <w:sz w:val="16"/>
+          <w:szCs w:val="16"/>
+        </w:rPr>
+        <w:t>gemm</w:t>
+      </w:r>
+      <w:proofErr w:type="spellEnd"/>
+    </w:p>
+    <w:p>
+      <w:pPr>
+        <w:spacing w:line="192" w:lineRule="auto"/>
+        <w:rPr>
+          <w:rFonts w:ascii="蝝唳?擃?" w:eastAsia="蝝唳?擃?" w:cs="蝝唳?擃?"/>
+          <w:color w:val="000000"/>
+          <w:kern w:val="0"/>
+          <w:sz w:val="16"/>
+          <w:szCs w:val="16"/>
+        </w:rPr>
+      </w:pPr>
+    </w:p>
+    <w:p>
+      <w:pPr>
+        <w:spacing w:line="192" w:lineRule="auto"/>
+        <w:rPr>
+          <w:rFonts w:ascii="蝝唳?擃?" w:eastAsia="蝝唳?擃?" w:cs="蝝唳?擃?"/>
+          <w:color w:val="000000"/>
+          <w:kern w:val="0"/>
+          <w:sz w:val="16"/>
+          <w:szCs w:val="16"/>
+        </w:rPr>
+      </w:pPr>
+      <w:r>
+        <w:rPr>
+          <w:rFonts w:ascii="蝝唳?擃?" w:eastAsia="蝝唳?擃?" w:cs="蝝唳?擃?" w:hint="eastAsia"/>
+          <w:color w:val="000000"/>
+          <w:kern w:val="0"/>
+          <w:sz w:val="16"/>
+          <w:szCs w:val="16"/>
+        </w:rPr>
+        <w:t xml:space="preserve">time </w:t>
+      </w:r>
+      <w:r>
+        <w:rPr>
+          <w:rFonts w:ascii="蝝唳?擃?" w:eastAsia="蝝唳?擃?" w:cs="蝝唳?擃?"/>
+          <w:color w:val="000000"/>
+          <w:kern w:val="0"/>
+          <w:sz w:val="16"/>
+          <w:szCs w:val="16"/>
+        </w:rPr>
+        <w:t>statistics:</w:t>
+      </w:r>
+    </w:p>
+    <w:p>
+      <w:pPr>
+        <w:spacing w:line="192" w:lineRule="auto"/>
+        <w:rPr>
+          <w:rFonts w:ascii="蝝唳?擃?" w:eastAsia="蝝唳?擃?" w:cs="蝝唳?擃?"/>
+          <w:color w:val="000000"/>
+          <w:kern w:val="0"/>
+          <w:sz w:val="16"/>
+          <w:szCs w:val="16"/>
+        </w:rPr>
+      </w:pPr>
+      <w:r>
+        <w:rPr>
+          <w:rFonts w:ascii="蝝唳?擃?" w:eastAsia="蝝唳?擃?" w:cs="蝝唳?擃?"/>
+          <w:color w:val="000000"/>
+          <w:kern w:val="0"/>
+          <w:sz w:val="16"/>
+          <w:szCs w:val="16"/>
+        </w:rPr>
+        <w:t>avg time: 4.21</w:t>
+      </w:r>
+    </w:p>
+    <w:p>
+      <w:pPr>
+        <w:spacing w:line="192" w:lineRule="auto"/>
+        <w:rPr>
+          <w:rFonts w:ascii="蝝唳?擃?" w:eastAsia="蝝唳?擃?" w:cs="蝝唳?擃?"/>
+          <w:color w:val="000000"/>
+          <w:kern w:val="0"/>
+          <w:sz w:val="16"/>
+          <w:szCs w:val="16"/>
+        </w:rPr>
+      </w:pPr>
+      <w:r>
+        <w:rPr>
+          <w:rFonts w:ascii="蝝唳?擃?" w:eastAsia="蝝唳?擃?" w:cs="蝝唳?擃?"/>
+          <w:color w:val="000000"/>
+          <w:kern w:val="0"/>
+          <w:sz w:val="16"/>
+          <w:szCs w:val="16"/>
+        </w:rPr>
+        <w:t>variance: 0.16</w:t>
+      </w:r>
+    </w:p>
+    <w:p>
+      <w:pPr>
+        <w:spacing w:line="192" w:lineRule="auto"/>
+        <w:rPr>
+          <w:rFonts w:ascii="蝝唳?擃?" w:eastAsia="蝝唳?擃?" w:cs="蝝唳?擃?"/>
+          <w:color w:val="000000"/>
+          <w:kern w:val="0"/>
+          <w:sz w:val="16"/>
+          <w:szCs w:val="16"/>
+        </w:rPr>
+      </w:pPr>
+      <w:r>
+        <w:rPr>
+          <w:rFonts w:ascii="蝝唳?擃?" w:eastAsia="蝝唳?擃?" w:cs="蝝唳?擃?"/>
+          <w:color w:val="000000"/>
+          <w:kern w:val="0"/>
+          <w:sz w:val="16"/>
+          <w:szCs w:val="16"/>
+        </w:rPr>
+        <w:t>standard deviation: 0.40</w:t>
+      </w:r>
+    </w:p>
+    <w:p>
+      <w:pPr>
+        <w:spacing w:line="192" w:lineRule="auto"/>
+        <w:rPr>
+          <w:rFonts w:ascii="蝝唳?擃?" w:eastAsia="蝝唳?擃?" w:cs="蝝唳?擃?"/>
+          <w:color w:val="000000"/>
+          <w:kern w:val="0"/>
+          <w:sz w:val="16"/>
+          <w:szCs w:val="16"/>
+        </w:rPr>
+      </w:pPr>
+      <w:r>
+        <w:rPr>
+          <w:rFonts w:ascii="蝝唳?擃?" w:eastAsia="蝝唳?擃?" w:cs="蝝唳?擃?"/>
+          <w:color w:val="000000"/>
+          <w:kern w:val="0"/>
+          <w:sz w:val="16"/>
+          <w:szCs w:val="16"/>
+        </w:rPr>
+        <w:t>CV: 9.57%</w:t>
+      </w:r>
+    </w:p>
+    <w:p>
+      <w:pPr>
+        <w:spacing w:line="192" w:lineRule="auto"/>
+        <w:rPr>
+          <w:rFonts w:ascii="蝝唳?擃?" w:eastAsia="蝝唳?擃?" w:cs="蝝唳?擃?"/>
+          <w:color w:val="000000"/>
+          <w:kern w:val="0"/>
+          <w:sz w:val="16"/>
+          <w:szCs w:val="16"/>
+        </w:rPr>
+      </w:pPr>
+      <w:r>
+        <w:rPr>
+          <w:rFonts w:ascii="蝝唳?擃?" w:eastAsia="蝝唳?擃?" w:cs="蝝唳?擃?"/>
+          <w:color w:val="000000"/>
+          <w:kern w:val="0"/>
+          <w:sz w:val="16"/>
+          <w:szCs w:val="16"/>
+        </w:rPr>
+        <w:t>max time: 6.99</w:t>
+      </w:r>
+    </w:p>
+    <w:p>
+      <w:pPr>
+        <w:spacing w:line="192" w:lineRule="auto"/>
+        <w:rPr>
+          <w:rFonts w:ascii="蝝唳?擃?" w:eastAsia="蝝唳?擃?" w:cs="蝝唳?擃?"/>
+          <w:color w:val="000000"/>
+          <w:kern w:val="0"/>
+          <w:sz w:val="16"/>
+          <w:szCs w:val="16"/>
+        </w:rPr>
+      </w:pPr>
+      <w:r>
+        <w:rPr>
+          <w:rFonts w:ascii="蝝唳?擃?" w:eastAsia="蝝唳?擃?" w:cs="蝝唳?擃?"/>
+          <w:color w:val="000000"/>
+          <w:kern w:val="0"/>
+          <w:sz w:val="16"/>
+          <w:szCs w:val="16"/>
+        </w:rPr>
+        <w:t>min time: 3.20</w:t>
+      </w:r>
+    </w:p>
+    <w:p>
+      <w:pPr>
+        <w:spacing w:line="192" w:lineRule="auto"/>
+        <w:rPr>
+          <w:rFonts w:ascii="蝝唳?擃?" w:eastAsia="蝝唳?擃?" w:cs="蝝唳?擃?"/>
+          <w:color w:val="000000"/>
+          <w:kern w:val="0"/>
+          <w:sz w:val="16"/>
+          <w:szCs w:val="16"/>
+        </w:rPr>
+      </w:pPr>
+    </w:p>
+    <w:p>
+      <w:pPr>
+        <w:spacing w:line="192" w:lineRule="auto"/>
+        <w:rPr>
+          <w:rFonts w:ascii="蝝唳?擃?" w:eastAsia="蝝唳?擃?" w:cs="蝝唳?擃?"/>
+          <w:color w:val="000000"/>
+          <w:kern w:val="0"/>
+          <w:sz w:val="16"/>
+          <w:szCs w:val="16"/>
+        </w:rPr>
+      </w:pPr>
+      <w:r>
+        <w:rPr>
+          <w:rFonts w:ascii="蝝唳?擃?" w:eastAsia="蝝唳?擃?" w:cs="蝝唳?擃?"/>
+          <w:color w:val="000000"/>
+          <w:kern w:val="0"/>
+          <w:sz w:val="16"/>
+          <w:szCs w:val="16"/>
+        </w:rPr>
+        <w:t>-----------------------------------------------------------------------------------------------------------------------------</w:t>
+      </w:r>
+    </w:p>
+    <w:p>
+      <w:pPr>
+        <w:spacing w:line="192" w:lineRule="auto"/>
+        <w:rPr>
+          <w:rFonts w:ascii="蝝唳?擃?" w:eastAsia="蝝唳?擃?" w:cs="蝝唳?擃?"/>
+          <w:color w:val="000000"/>
+          <w:kern w:val="0"/>
+          <w:sz w:val="16"/>
+          <w:szCs w:val="16"/>
+        </w:rPr>
+      </w:pPr>
+      <w:proofErr w:type="spellStart"/>
+      <w:r>
+        <w:rPr>
+          <w:rFonts w:ascii="蝝唳?擃?" w:eastAsia="蝝唳?擃?" w:cs="蝝唳?擃?" w:hint="eastAsia"/>
+          <w:color w:val="000000"/>
+          <w:kern w:val="0"/>
+          <w:sz w:val="16"/>
+          <w:szCs w:val="16"/>
+        </w:rPr>
+        <w:t>vLLM_Qwen</w:t>
+      </w:r>
+      <w:proofErr w:type="spellEnd"/>
+      <w:r>
+        <w:rPr>
+          <w:rFonts w:ascii="蝝唳?擃?" w:eastAsia="蝝唳?擃?" w:cs="蝝唳?擃?" w:hint="eastAsia"/>
+          <w:color w:val="000000"/>
+          <w:kern w:val="0"/>
+          <w:sz w:val="16"/>
+          <w:szCs w:val="16"/>
+        </w:rPr>
+        <w:t>/Qwen3_8B_AWQ:</w:t>
+      </w:r>
+    </w:p>
+    <w:p>
+      <w:pPr>
+        <w:spacing w:line="192" w:lineRule="auto"/>
+        <w:rPr>
+          <w:rFonts w:ascii="蝝唳?擃?" w:eastAsia="蝝唳?擃?" w:cs="蝝唳?擃?"/>
+          <w:color w:val="000000"/>
+          <w:kern w:val="0"/>
+          <w:sz w:val="16"/>
+          <w:szCs w:val="16"/>
+        </w:rPr>
+      </w:pPr>
+    </w:p>
+    <w:p>
+      <w:pPr>
+        <w:spacing w:line="192" w:lineRule="auto"/>
+        <w:rPr>
+          <w:rFonts w:ascii="蝝唳?擃?" w:eastAsia="蝝唳?擃?" w:cs="蝝唳?擃?"/>
+          <w:color w:val="000000"/>
+          <w:kern w:val="0"/>
+          <w:sz w:val="16"/>
+          <w:szCs w:val="16"/>
+        </w:rPr>
+      </w:pPr>
+      <w:r>
+        <w:rPr>
+          <w:rFonts w:ascii="蝝唳?擃?" w:eastAsia="蝝唳?擃?" w:cs="蝝唳?擃?"/>
+          <w:color w:val="000000"/>
+          <w:kern w:val="0"/>
+          <w:sz w:val="16"/>
+          <w:szCs w:val="16"/>
+        </w:rPr>
+        <w:t>fram</w:t>
+      </w:r>
+      <w:r>
+        <w:rPr>
+          <w:rFonts w:ascii="蝝唳?擃?" w:eastAsia="蝝唳?擃?" w:cs="蝝唳?擃?" w:hint="eastAsia"/>
+          <w:color w:val="000000"/>
+          <w:kern w:val="0"/>
+          <w:sz w:val="16"/>
+          <w:szCs w:val="16"/>
+        </w:rPr>
+        <w:t>e</w:t>
+      </w:r>
+      <w:r>
+        <w:rPr>
+          <w:rFonts w:ascii="蝝唳?擃?" w:eastAsia="蝝唳?擃?" w:cs="蝝唳?擃?"/>
+          <w:color w:val="000000"/>
+          <w:kern w:val="0"/>
+          <w:sz w:val="16"/>
+          <w:szCs w:val="16"/>
+        </w:rPr>
+        <w:t xml:space="preserve">work: </w:t>
+      </w:r>
+      <w:proofErr w:type="spellStart"/>
+      <w:r>
+        <w:rPr>
+          <w:rFonts w:ascii="蝝唳?擃?" w:eastAsia="蝝唳?擃?" w:cs="蝝唳?擃?" w:hint="eastAsia"/>
+          <w:color w:val="000000"/>
+          <w:kern w:val="0"/>
+          <w:sz w:val="16"/>
+          <w:szCs w:val="16"/>
+        </w:rPr>
+        <w:t>vLLM</w:t>
+      </w:r>
+      <w:proofErr w:type="spellEnd"/>
+    </w:p>
+    <w:p>
+      <w:pPr>
+        <w:spacing w:line="192" w:lineRule="auto"/>
+        <w:rPr>
+          <w:rFonts w:ascii="蝝唳?擃?" w:eastAsia="蝝唳?擃?" w:cs="蝝唳?擃?"/>
+          <w:color w:val="000000"/>
+          <w:kern w:val="0"/>
+          <w:sz w:val="16"/>
+          <w:szCs w:val="16"/>
+        </w:rPr>
+      </w:pPr>
+      <w:proofErr w:type="spellStart"/>
+      <w:r>
+        <w:rPr>
+          <w:rFonts w:ascii="蝝唳?擃?" w:eastAsia="蝝唳?擃?" w:cs="蝝唳?擃?"/>
+          <w:color w:val="000000"/>
+          <w:kern w:val="0"/>
+          <w:sz w:val="16"/>
+          <w:szCs w:val="16"/>
+          <w:highlight w:val="yellow"/>
+        </w:rPr>
+        <w:t>reranker</w:t>
+      </w:r>
+      <w:proofErr w:type="spellEnd"/>
+      <w:r>
+        <w:rPr>
+          <w:rFonts w:ascii="蝝唳?擃?" w:eastAsia="蝝唳?擃?" w:cs="蝝唳?擃?"/>
+          <w:color w:val="000000"/>
+          <w:kern w:val="0"/>
+          <w:sz w:val="16"/>
+          <w:szCs w:val="16"/>
+          <w:highlight w:val="yellow"/>
+        </w:rPr>
+        <w:t xml:space="preserve"> runs on </w:t>
+      </w:r>
+      <w:r>
+        <w:rPr>
+          <w:rFonts w:ascii="蝝唳?擃?" w:eastAsia="蝝唳?擃?" w:cs="蝝唳?擃?" w:hint="eastAsia"/>
+          <w:color w:val="000000"/>
+          <w:kern w:val="0"/>
+          <w:sz w:val="16"/>
+          <w:szCs w:val="16"/>
+          <w:highlight w:val="yellow"/>
+        </w:rPr>
+        <w:t>C</w:t>
+      </w:r>
+      <w:r>
+        <w:rPr>
+          <w:rFonts w:ascii="蝝唳?擃?" w:eastAsia="蝝唳?擃?" w:cs="蝝唳?擃?"/>
+          <w:color w:val="000000"/>
+          <w:kern w:val="0"/>
+          <w:sz w:val="16"/>
+          <w:szCs w:val="16"/>
+          <w:highlight w:val="yellow"/>
+        </w:rPr>
+        <w:t>PU.</w:t>
+      </w:r>
+    </w:p>
+    <w:p>
+      <w:pPr>
+        <w:spacing w:line="192" w:lineRule="auto"/>
+        <w:rPr>
+          <w:rFonts w:ascii="蝝唳?擃?" w:eastAsia="蝝唳?擃?" w:cs="蝝唳?擃?"/>
+          <w:color w:val="000000"/>
+          <w:kern w:val="0"/>
+          <w:sz w:val="16"/>
+          <w:szCs w:val="16"/>
+        </w:rPr>
+      </w:pPr>
+      <w:r>
+        <w:rPr>
+          <w:rFonts w:ascii="蝝唳?擃?" w:eastAsia="蝝唳?擃?" w:cs="蝝唳?擃?"/>
+          <w:color w:val="000000"/>
+          <w:kern w:val="0"/>
+          <w:sz w:val="16"/>
+          <w:szCs w:val="16"/>
+        </w:rPr>
+        <w:t>VRAM occupied around 1</w:t>
+      </w:r>
+      <w:r>
+        <w:rPr>
+          <w:rFonts w:ascii="蝝唳?擃?" w:eastAsia="蝝唳?擃?" w:cs="蝝唳?擃?" w:hint="eastAsia"/>
+          <w:color w:val="000000"/>
+          <w:kern w:val="0"/>
+          <w:sz w:val="16"/>
+          <w:szCs w:val="16"/>
+        </w:rPr>
+        <w:t>1.5</w:t>
+      </w:r>
+      <w:r>
+        <w:rPr>
+          <w:rFonts w:ascii="蝝唳?擃?" w:eastAsia="蝝唳?擃?" w:cs="蝝唳?擃?"/>
+          <w:color w:val="000000"/>
+          <w:kern w:val="0"/>
+          <w:sz w:val="16"/>
+          <w:szCs w:val="16"/>
+        </w:rPr>
+        <w:t>/12GB.</w:t>
+      </w:r>
+    </w:p>
+    <w:p>
+      <w:pPr>
+        <w:spacing w:line="192" w:lineRule="auto"/>
+        <w:rPr>
+          <w:rFonts w:ascii="蝝唳?擃?" w:eastAsia="蝝唳?擃?" w:cs="蝝唳?擃?"/>
+          <w:color w:val="000000"/>
+          <w:kern w:val="0"/>
+          <w:sz w:val="16"/>
+          <w:szCs w:val="16"/>
+        </w:rPr>
+      </w:pPr>
+    </w:p>
+    <w:p>
+      <w:pPr>
+        <w:spacing w:line="192" w:lineRule="auto"/>
+        <w:rPr>
+          <w:rFonts w:ascii="蝝唳?擃?" w:eastAsia="蝝唳?擃?" w:cs="蝝唳?擃?"/>
+          <w:color w:val="000000"/>
+          <w:kern w:val="0"/>
+          <w:sz w:val="16"/>
+          <w:szCs w:val="16"/>
+        </w:rPr>
+      </w:pPr>
+      <w:r>
+        <w:rPr>
+          <w:rFonts w:ascii="蝝唳?擃?" w:eastAsia="蝝唳?擃?" w:cs="蝝唳?擃?"/>
+          <w:color w:val="000000"/>
+          <w:kern w:val="0"/>
+          <w:sz w:val="16"/>
+          <w:szCs w:val="16"/>
+        </w:rPr>
+        <w:t>model parameter:</w:t>
+      </w:r>
+    </w:p>
+    <w:p>
+      <w:pPr>
+        <w:spacing w:line="192" w:lineRule="auto"/>
+        <w:rPr>
+          <w:rFonts w:ascii="蝝唳?擃?" w:eastAsia="蝝唳?擃?" w:cs="蝝唳?擃?"/>
+          <w:color w:val="000000"/>
+          <w:kern w:val="0"/>
+          <w:sz w:val="16"/>
+          <w:szCs w:val="16"/>
+        </w:rPr>
+      </w:pPr>
+      <w:r>
+        <w:rPr>
+          <w:rFonts w:ascii="蝝唳?擃?" w:eastAsia="蝝唳?擃?" w:cs="蝝唳?擃?"/>
+          <w:color w:val="000000"/>
+          <w:kern w:val="0"/>
+          <w:sz w:val="16"/>
+          <w:szCs w:val="16"/>
+        </w:rPr>
+        <w:t>tokenizer ="</w:t>
+      </w:r>
+      <w:proofErr w:type="spellStart"/>
+      <w:r>
+        <w:rPr>
+          <w:rFonts w:ascii="蝝唳?擃?" w:eastAsia="蝝唳?擃?" w:cs="蝝唳?擃?" w:hint="eastAsia"/>
+          <w:color w:val="000000"/>
+          <w:kern w:val="0"/>
+          <w:sz w:val="16"/>
+          <w:szCs w:val="16"/>
+        </w:rPr>
+        <w:t>Qwen</w:t>
+      </w:r>
+      <w:proofErr w:type="spellEnd"/>
+      <w:r>
+        <w:rPr>
+          <w:rFonts w:ascii="蝝唳?擃?" w:eastAsia="蝝唳?擃?" w:cs="蝝唳?擃?" w:hint="eastAsia"/>
+          <w:color w:val="000000"/>
+          <w:kern w:val="0"/>
+          <w:sz w:val="16"/>
+          <w:szCs w:val="16"/>
+        </w:rPr>
+        <w:t>/Qwen3</w:t>
+      </w:r>
+      <w:r>
+        <w:rPr>
+          <w:rFonts w:ascii="蝝唳?擃?" w:eastAsia="蝝唳?擃?" w:cs="蝝唳?擃?" w:hint="eastAsia"/>
+          <w:color w:val="000000"/>
+          <w:kern w:val="0"/>
+          <w:sz w:val="16"/>
+          <w:szCs w:val="16"/>
+        </w:rPr>
+        <w:t>-</w:t>
+      </w:r>
+      <w:r>
+        <w:rPr>
+          <w:rFonts w:ascii="蝝唳?擃?" w:eastAsia="蝝唳?擃?" w:cs="蝝唳?擃?" w:hint="eastAsia"/>
+          <w:color w:val="000000"/>
+          <w:kern w:val="0"/>
+          <w:sz w:val="16"/>
+          <w:szCs w:val="16"/>
+        </w:rPr>
+        <w:t>8B</w:t>
+      </w:r>
+      <w:r>
+        <w:rPr>
+          <w:rFonts w:ascii="蝝唳?擃?" w:eastAsia="蝝唳?擃?" w:cs="蝝唳?擃?" w:hint="eastAsia"/>
+          <w:color w:val="000000"/>
+          <w:kern w:val="0"/>
+          <w:sz w:val="16"/>
+          <w:szCs w:val="16"/>
+        </w:rPr>
+        <w:t>-</w:t>
+      </w:r>
+      <w:r>
+        <w:rPr>
+          <w:rFonts w:ascii="蝝唳?擃?" w:eastAsia="蝝唳?擃?" w:cs="蝝唳?擃?" w:hint="eastAsia"/>
+          <w:color w:val="000000"/>
+          <w:kern w:val="0"/>
+          <w:sz w:val="16"/>
+          <w:szCs w:val="16"/>
+        </w:rPr>
+        <w:t>AWQ</w:t>
+      </w:r>
+      <w:r>
+        <w:rPr>
+          <w:rFonts w:ascii="蝝唳?擃?" w:eastAsia="蝝唳?擃?" w:cs="蝝唳?擃?"/>
+          <w:color w:val="000000"/>
+          <w:kern w:val="0"/>
+          <w:sz w:val="16"/>
+          <w:szCs w:val="16"/>
+        </w:rPr>
+        <w:t xml:space="preserve"> "</w:t>
+      </w:r>
+    </w:p>
+    <w:p>
+      <w:pPr>
+        <w:spacing w:line="192" w:lineRule="auto"/>
+        <w:rPr>
+          <w:rFonts w:ascii="蝝唳?擃?" w:eastAsia="蝝唳?擃?" w:cs="蝝唳?擃?"/>
+          <w:color w:val="000000"/>
+          <w:kern w:val="0"/>
+          <w:sz w:val="16"/>
+          <w:szCs w:val="16"/>
+        </w:rPr>
+      </w:pPr>
+      <w:r>
+        <w:rPr>
+          <w:rFonts w:ascii="蝝唳?擃?" w:eastAsia="蝝唳?擃?" w:cs="蝝唳?擃?"/>
+          <w:color w:val="000000"/>
+          <w:kern w:val="0"/>
+          <w:sz w:val="16"/>
+          <w:szCs w:val="16"/>
+        </w:rPr>
         <w:lastRenderedPageBreak/>
-        <w:t>fram</w:t>
+        <w:t>generator = "</w:t>
+      </w:r>
+      <w:proofErr w:type="spellStart"/>
+      <w:r>
+        <w:rPr>
+          <w:rFonts w:ascii="蝝唳?擃?" w:eastAsia="蝝唳?擃?" w:cs="蝝唳?擃?" w:hint="eastAsia"/>
+          <w:color w:val="000000"/>
+          <w:kern w:val="0"/>
+          <w:sz w:val="16"/>
+          <w:szCs w:val="16"/>
+        </w:rPr>
+        <w:t>Qwen</w:t>
+      </w:r>
+      <w:proofErr w:type="spellEnd"/>
+      <w:r>
+        <w:rPr>
+          <w:rFonts w:ascii="蝝唳?擃?" w:eastAsia="蝝唳?擃?" w:cs="蝝唳?擃?" w:hint="eastAsia"/>
+          <w:color w:val="000000"/>
+          <w:kern w:val="0"/>
+          <w:sz w:val="16"/>
+          <w:szCs w:val="16"/>
+        </w:rPr>
+        <w:t>/Qwen3</w:t>
+      </w:r>
+      <w:r>
+        <w:rPr>
+          <w:rFonts w:ascii="蝝唳?擃?" w:eastAsia="蝝唳?擃?" w:cs="蝝唳?擃?" w:hint="eastAsia"/>
+          <w:color w:val="000000"/>
+          <w:kern w:val="0"/>
+          <w:sz w:val="16"/>
+          <w:szCs w:val="16"/>
+        </w:rPr>
+        <w:t>-</w:t>
+      </w:r>
+      <w:r>
+        <w:rPr>
+          <w:rFonts w:ascii="蝝唳?擃?" w:eastAsia="蝝唳?擃?" w:cs="蝝唳?擃?" w:hint="eastAsia"/>
+          <w:color w:val="000000"/>
+          <w:kern w:val="0"/>
+          <w:sz w:val="16"/>
+          <w:szCs w:val="16"/>
+        </w:rPr>
+        <w:t>8B</w:t>
+      </w:r>
+      <w:r>
+        <w:rPr>
+          <w:rFonts w:ascii="蝝唳?擃?" w:eastAsia="蝝唳?擃?" w:cs="蝝唳?擃?" w:hint="eastAsia"/>
+          <w:color w:val="000000"/>
+          <w:kern w:val="0"/>
+          <w:sz w:val="16"/>
+          <w:szCs w:val="16"/>
+        </w:rPr>
+        <w:t>-</w:t>
+      </w:r>
+      <w:r>
+        <w:rPr>
+          <w:rFonts w:ascii="蝝唳?擃?" w:eastAsia="蝝唳?擃?" w:cs="蝝唳?擃?" w:hint="eastAsia"/>
+          <w:color w:val="000000"/>
+          <w:kern w:val="0"/>
+          <w:sz w:val="16"/>
+          <w:szCs w:val="16"/>
+        </w:rPr>
+        <w:t>AWQ</w:t>
+      </w:r>
+      <w:r>
+        <w:rPr>
+          <w:rFonts w:ascii="蝝唳?擃?" w:eastAsia="蝝唳?擃?" w:cs="蝝唳?擃?"/>
+          <w:color w:val="000000"/>
+          <w:kern w:val="0"/>
+          <w:sz w:val="16"/>
+          <w:szCs w:val="16"/>
+        </w:rPr>
+        <w:t xml:space="preserve"> ",</w:t>
+      </w:r>
+      <w:r>
+        <w:rPr>
+          <w:rFonts w:ascii="蝝唳?擃?" w:eastAsia="蝝唳?擃?" w:cs="蝝唳?擃?" w:hint="eastAsia"/>
+          <w:color w:val="000000"/>
+          <w:kern w:val="0"/>
+          <w:sz w:val="16"/>
+          <w:szCs w:val="16"/>
+        </w:rPr>
+        <w:t xml:space="preserve"> </w:t>
+      </w:r>
+      <w:proofErr w:type="spellStart"/>
+      <w:r>
+        <w:rPr>
+          <w:rFonts w:ascii="蝝唳?擃?" w:eastAsia="蝝唳?擃?" w:cs="蝝唳?擃?"/>
+          <w:color w:val="000000"/>
+          <w:kern w:val="0"/>
+          <w:sz w:val="16"/>
+          <w:szCs w:val="16"/>
+        </w:rPr>
+        <w:t>dtype</w:t>
+      </w:r>
+      <w:proofErr w:type="spellEnd"/>
+      <w:r>
+        <w:rPr>
+          <w:rFonts w:ascii="蝝唳?擃?" w:eastAsia="蝝唳?擃?" w:cs="蝝唳?擃?"/>
+          <w:color w:val="000000"/>
+          <w:kern w:val="0"/>
+          <w:sz w:val="16"/>
+          <w:szCs w:val="16"/>
+        </w:rPr>
+        <w:t xml:space="preserve"> = 'float16'</w:t>
+      </w:r>
+    </w:p>
+    <w:p>
+      <w:pPr>
+        <w:spacing w:line="192" w:lineRule="auto"/>
+        <w:rPr>
+          <w:rFonts w:ascii="蝝唳?擃?" w:eastAsia="蝝唳?擃?" w:cs="蝝唳?擃?"/>
+          <w:color w:val="000000"/>
+          <w:kern w:val="0"/>
+          <w:sz w:val="16"/>
+          <w:szCs w:val="16"/>
+        </w:rPr>
+      </w:pPr>
+      <w:r>
+        <w:rPr>
+          <w:rFonts w:ascii="蝝唳?擃?" w:eastAsia="蝝唳?擃?" w:cs="蝝唳?擃?" w:hint="eastAsia"/>
+          <w:color w:val="000000"/>
+          <w:kern w:val="0"/>
+          <w:sz w:val="16"/>
+          <w:szCs w:val="16"/>
+        </w:rPr>
+        <w:t xml:space="preserve">quantization = AWQ, version = </w:t>
+      </w:r>
+      <w:proofErr w:type="spellStart"/>
+      <w:r>
+        <w:rPr>
+          <w:rFonts w:ascii="蝝唳?擃?" w:eastAsia="蝝唳?擃?" w:cs="蝝唳?擃?" w:hint="eastAsia"/>
+          <w:color w:val="000000"/>
+          <w:kern w:val="0"/>
+          <w:sz w:val="16"/>
+          <w:szCs w:val="16"/>
+        </w:rPr>
+        <w:t>gemm</w:t>
+      </w:r>
+      <w:proofErr w:type="spellEnd"/>
+    </w:p>
+    <w:p>
+      <w:pPr>
+        <w:spacing w:line="192" w:lineRule="auto"/>
+        <w:rPr>
+          <w:rFonts w:ascii="蝝唳?擃?" w:eastAsia="蝝唳?擃?" w:cs="蝝唳?擃?"/>
+          <w:color w:val="000000"/>
+          <w:kern w:val="0"/>
+          <w:sz w:val="16"/>
+          <w:szCs w:val="16"/>
+        </w:rPr>
+      </w:pPr>
+    </w:p>
+    <w:p>
+      <w:pPr>
+        <w:spacing w:line="192" w:lineRule="auto"/>
+        <w:rPr>
+          <w:rFonts w:ascii="蝝唳?擃?" w:eastAsia="蝝唳?擃?" w:cs="蝝唳?擃?"/>
+          <w:color w:val="000000"/>
+          <w:kern w:val="0"/>
+          <w:sz w:val="16"/>
+          <w:szCs w:val="16"/>
+        </w:rPr>
+      </w:pPr>
+      <w:r>
+        <w:rPr>
+          <w:rFonts w:ascii="蝝唳?擃?" w:eastAsia="蝝唳?擃?" w:cs="蝝唳?擃?" w:hint="eastAsia"/>
+          <w:color w:val="000000"/>
+          <w:kern w:val="0"/>
+          <w:sz w:val="16"/>
+          <w:szCs w:val="16"/>
+        </w:rPr>
+        <w:t xml:space="preserve">time </w:t>
+      </w:r>
+      <w:r>
+        <w:rPr>
+          <w:rFonts w:ascii="蝝唳?擃?" w:eastAsia="蝝唳?擃?" w:cs="蝝唳?擃?"/>
+          <w:color w:val="000000"/>
+          <w:kern w:val="0"/>
+          <w:sz w:val="16"/>
+          <w:szCs w:val="16"/>
+        </w:rPr>
+        <w:t>statistics</w:t>
+      </w:r>
+      <w:r>
+        <w:rPr>
+          <w:rFonts w:ascii="蝝唳?擃?" w:eastAsia="蝝唳?擃?" w:cs="蝝唳?擃?" w:hint="eastAsia"/>
+          <w:color w:val="000000"/>
+          <w:kern w:val="0"/>
+          <w:sz w:val="16"/>
+          <w:szCs w:val="16"/>
+        </w:rPr>
+        <w:t xml:space="preserve"> 1 (</w:t>
+      </w:r>
+      <w:r>
+        <w:rPr>
+          <w:rFonts w:ascii="蝝唳?擃?" w:eastAsia="蝝唳?擃?" w:cs="蝝唳?擃?"/>
+          <w:color w:val="000000"/>
+          <w:kern w:val="0"/>
+          <w:sz w:val="16"/>
+          <w:szCs w:val="16"/>
+        </w:rPr>
+        <w:t>thinking</w:t>
+      </w:r>
+      <w:r>
+        <w:rPr>
+          <w:rFonts w:ascii="蝝唳?擃?" w:eastAsia="蝝唳?擃?" w:cs="蝝唳?擃?" w:hint="eastAsia"/>
+          <w:color w:val="000000"/>
+          <w:kern w:val="0"/>
+          <w:sz w:val="16"/>
+          <w:szCs w:val="16"/>
+        </w:rPr>
+        <w:t xml:space="preserve"> mode on)</w:t>
+      </w:r>
+      <w:r>
+        <w:rPr>
+          <w:rFonts w:ascii="蝝唳?擃?" w:eastAsia="蝝唳?擃?" w:cs="蝝唳?擃?"/>
+          <w:color w:val="000000"/>
+          <w:kern w:val="0"/>
+          <w:sz w:val="16"/>
+          <w:szCs w:val="16"/>
+        </w:rPr>
+        <w:t>:</w:t>
+      </w:r>
+    </w:p>
+    <w:p>
+      <w:pPr>
+        <w:spacing w:line="192" w:lineRule="auto"/>
+        <w:rPr>
+          <w:rFonts w:ascii="蝝唳?擃?" w:eastAsia="蝝唳?擃?" w:cs="蝝唳?擃?"/>
+          <w:color w:val="000000"/>
+          <w:kern w:val="0"/>
+          <w:sz w:val="16"/>
+          <w:szCs w:val="16"/>
+        </w:rPr>
+      </w:pPr>
+      <w:r>
+        <w:rPr>
+          <w:rFonts w:ascii="蝝唳?擃?" w:eastAsia="蝝唳?擃?" w:cs="蝝唳?擃?"/>
+          <w:color w:val="000000"/>
+          <w:kern w:val="0"/>
+          <w:sz w:val="16"/>
+          <w:szCs w:val="16"/>
+        </w:rPr>
+        <w:t>avg time: 4.20</w:t>
+      </w:r>
+    </w:p>
+    <w:p>
+      <w:pPr>
+        <w:spacing w:line="192" w:lineRule="auto"/>
+        <w:rPr>
+          <w:rFonts w:ascii="蝝唳?擃?" w:eastAsia="蝝唳?擃?" w:cs="蝝唳?擃?"/>
+          <w:color w:val="000000"/>
+          <w:kern w:val="0"/>
+          <w:sz w:val="16"/>
+          <w:szCs w:val="16"/>
+        </w:rPr>
+      </w:pPr>
+      <w:r>
+        <w:rPr>
+          <w:rFonts w:ascii="蝝唳?擃?" w:eastAsia="蝝唳?擃?" w:cs="蝝唳?擃?"/>
+          <w:color w:val="000000"/>
+          <w:kern w:val="0"/>
+          <w:sz w:val="16"/>
+          <w:szCs w:val="16"/>
+        </w:rPr>
+        <w:t>variance: 0.28</w:t>
+      </w:r>
+    </w:p>
+    <w:p>
+      <w:pPr>
+        <w:spacing w:line="192" w:lineRule="auto"/>
+        <w:rPr>
+          <w:rFonts w:ascii="蝝唳?擃?" w:eastAsia="蝝唳?擃?" w:cs="蝝唳?擃?"/>
+          <w:color w:val="000000"/>
+          <w:kern w:val="0"/>
+          <w:sz w:val="16"/>
+          <w:szCs w:val="16"/>
+        </w:rPr>
+      </w:pPr>
+      <w:r>
+        <w:rPr>
+          <w:rFonts w:ascii="蝝唳?擃?" w:eastAsia="蝝唳?擃?" w:cs="蝝唳?擃?"/>
+          <w:color w:val="000000"/>
+          <w:kern w:val="0"/>
+          <w:sz w:val="16"/>
+          <w:szCs w:val="16"/>
+        </w:rPr>
+        <w:t>standard deviation: 0.53</w:t>
+      </w:r>
+    </w:p>
+    <w:p>
+      <w:pPr>
+        <w:spacing w:line="192" w:lineRule="auto"/>
+        <w:rPr>
+          <w:rFonts w:ascii="蝝唳?擃?" w:eastAsia="蝝唳?擃?" w:cs="蝝唳?擃?"/>
+          <w:color w:val="000000"/>
+          <w:kern w:val="0"/>
+          <w:sz w:val="16"/>
+          <w:szCs w:val="16"/>
+        </w:rPr>
+      </w:pPr>
+      <w:r>
+        <w:rPr>
+          <w:rFonts w:ascii="蝝唳?擃?" w:eastAsia="蝝唳?擃?" w:cs="蝝唳?擃?"/>
+          <w:color w:val="000000"/>
+          <w:kern w:val="0"/>
+          <w:sz w:val="16"/>
+          <w:szCs w:val="16"/>
+        </w:rPr>
+        <w:t>CV: 12.51%</w:t>
+      </w:r>
+    </w:p>
+    <w:p>
+      <w:pPr>
+        <w:spacing w:line="192" w:lineRule="auto"/>
+        <w:rPr>
+          <w:rFonts w:ascii="蝝唳?擃?" w:eastAsia="蝝唳?擃?" w:cs="蝝唳?擃?"/>
+          <w:color w:val="000000"/>
+          <w:kern w:val="0"/>
+          <w:sz w:val="16"/>
+          <w:szCs w:val="16"/>
+        </w:rPr>
+      </w:pPr>
+      <w:r>
+        <w:rPr>
+          <w:rFonts w:ascii="蝝唳?擃?" w:eastAsia="蝝唳?擃?" w:cs="蝝唳?擃?"/>
+          <w:color w:val="000000"/>
+          <w:kern w:val="0"/>
+          <w:sz w:val="16"/>
+          <w:szCs w:val="16"/>
+        </w:rPr>
+        <w:t>max time: 7.10</w:t>
+      </w:r>
+    </w:p>
+    <w:p>
+      <w:pPr>
+        <w:spacing w:line="192" w:lineRule="auto"/>
+        <w:rPr>
+          <w:rFonts w:ascii="蝝唳?擃?" w:eastAsia="蝝唳?擃?" w:cs="蝝唳?擃?"/>
+          <w:color w:val="000000"/>
+          <w:kern w:val="0"/>
+          <w:sz w:val="16"/>
+          <w:szCs w:val="16"/>
+        </w:rPr>
+      </w:pPr>
+      <w:r>
+        <w:rPr>
+          <w:rFonts w:ascii="蝝唳?擃?" w:eastAsia="蝝唳?擃?" w:cs="蝝唳?擃?"/>
+          <w:color w:val="000000"/>
+          <w:kern w:val="0"/>
+          <w:sz w:val="16"/>
+          <w:szCs w:val="16"/>
+        </w:rPr>
+        <w:t>min time: 2.93</w:t>
+      </w:r>
+    </w:p>
+    <w:p>
+      <w:pPr>
+        <w:spacing w:line="192" w:lineRule="auto"/>
+        <w:rPr>
+          <w:rFonts w:ascii="蝝唳?擃?" w:eastAsia="蝝唳?擃?" w:cs="蝝唳?擃?"/>
+          <w:color w:val="000000"/>
+          <w:kern w:val="0"/>
+          <w:sz w:val="16"/>
+          <w:szCs w:val="16"/>
+        </w:rPr>
+      </w:pPr>
+    </w:p>
+    <w:p>
+      <w:pPr>
+        <w:spacing w:line="192" w:lineRule="auto"/>
+        <w:rPr>
+          <w:rFonts w:ascii="蝝唳?擃?" w:eastAsia="蝝唳?擃?" w:cs="蝝唳?擃?"/>
+          <w:color w:val="000000"/>
+          <w:kern w:val="0"/>
+          <w:sz w:val="16"/>
+          <w:szCs w:val="16"/>
+        </w:rPr>
+      </w:pPr>
+      <w:r>
+        <w:rPr>
+          <w:rFonts w:ascii="蝝唳?擃?" w:eastAsia="蝝唳?擃?" w:cs="蝝唳?擃?" w:hint="eastAsia"/>
+          <w:color w:val="000000"/>
+          <w:kern w:val="0"/>
+          <w:sz w:val="16"/>
+          <w:szCs w:val="16"/>
+        </w:rPr>
+        <w:t>time statistic 2 (thinking mode o</w:t>
+      </w:r>
+      <w:r>
+        <w:rPr>
+          <w:rFonts w:ascii="蝝唳?擃?" w:eastAsia="蝝唳?擃?" w:cs="蝝唳?擃?" w:hint="eastAsia"/>
+          <w:color w:val="000000"/>
+          <w:kern w:val="0"/>
+          <w:sz w:val="16"/>
+          <w:szCs w:val="16"/>
+        </w:rPr>
+        <w:t>n</w:t>
+      </w:r>
+      <w:r>
+        <w:rPr>
+          <w:rFonts w:ascii="蝝唳?擃?" w:eastAsia="蝝唳?擃?" w:cs="蝝唳?擃?" w:hint="eastAsia"/>
+          <w:color w:val="000000"/>
+          <w:kern w:val="0"/>
+          <w:sz w:val="16"/>
+          <w:szCs w:val="16"/>
+        </w:rPr>
+        <w:t>):</w:t>
+      </w:r>
+    </w:p>
+    <w:p>
+      <w:pPr>
+        <w:spacing w:line="192" w:lineRule="auto"/>
+        <w:rPr>
+          <w:rFonts w:ascii="蝝唳?擃?" w:eastAsia="蝝唳?擃?" w:cs="蝝唳?擃?"/>
+          <w:color w:val="000000"/>
+          <w:kern w:val="0"/>
+          <w:sz w:val="16"/>
+          <w:szCs w:val="16"/>
+        </w:rPr>
+      </w:pPr>
+      <w:r>
+        <w:rPr>
+          <w:rFonts w:ascii="蝝唳?擃?" w:eastAsia="蝝唳?擃?" w:cs="蝝唳?擃?"/>
+          <w:color w:val="000000"/>
+          <w:kern w:val="0"/>
+          <w:sz w:val="16"/>
+          <w:szCs w:val="16"/>
+        </w:rPr>
+        <w:t>avg time: 3.74</w:t>
+      </w:r>
+    </w:p>
+    <w:p>
+      <w:pPr>
+        <w:spacing w:line="192" w:lineRule="auto"/>
+        <w:rPr>
+          <w:rFonts w:ascii="蝝唳?擃?" w:eastAsia="蝝唳?擃?" w:cs="蝝唳?擃?"/>
+          <w:color w:val="000000"/>
+          <w:kern w:val="0"/>
+          <w:sz w:val="16"/>
+          <w:szCs w:val="16"/>
+        </w:rPr>
+      </w:pPr>
+      <w:r>
+        <w:rPr>
+          <w:rFonts w:ascii="蝝唳?擃?" w:eastAsia="蝝唳?擃?" w:cs="蝝唳?擃?"/>
+          <w:color w:val="000000"/>
+          <w:kern w:val="0"/>
+          <w:sz w:val="16"/>
+          <w:szCs w:val="16"/>
+        </w:rPr>
+        <w:t>variance: 0.42</w:t>
+      </w:r>
+    </w:p>
+    <w:p>
+      <w:pPr>
+        <w:spacing w:line="192" w:lineRule="auto"/>
+        <w:rPr>
+          <w:rFonts w:ascii="蝝唳?擃?" w:eastAsia="蝝唳?擃?" w:cs="蝝唳?擃?"/>
+          <w:color w:val="000000"/>
+          <w:kern w:val="0"/>
+          <w:sz w:val="16"/>
+          <w:szCs w:val="16"/>
+        </w:rPr>
+      </w:pPr>
+      <w:r>
+        <w:rPr>
+          <w:rFonts w:ascii="蝝唳?擃?" w:eastAsia="蝝唳?擃?" w:cs="蝝唳?擃?"/>
+          <w:color w:val="000000"/>
+          <w:kern w:val="0"/>
+          <w:sz w:val="16"/>
+          <w:szCs w:val="16"/>
+        </w:rPr>
+        <w:t>standard deviation: 0.65</w:t>
+      </w:r>
+    </w:p>
+    <w:p>
+      <w:pPr>
+        <w:spacing w:line="192" w:lineRule="auto"/>
+        <w:rPr>
+          <w:rFonts w:ascii="蝝唳?擃?" w:eastAsia="蝝唳?擃?" w:cs="蝝唳?擃?"/>
+          <w:color w:val="000000"/>
+          <w:kern w:val="0"/>
+          <w:sz w:val="16"/>
+          <w:szCs w:val="16"/>
+        </w:rPr>
+      </w:pPr>
+      <w:r>
+        <w:rPr>
+          <w:rFonts w:ascii="蝝唳?擃?" w:eastAsia="蝝唳?擃?" w:cs="蝝唳?擃?"/>
+          <w:color w:val="000000"/>
+          <w:kern w:val="0"/>
+          <w:sz w:val="16"/>
+          <w:szCs w:val="16"/>
+        </w:rPr>
+        <w:t>CV: 17.37%</w:t>
+      </w:r>
+    </w:p>
+    <w:p>
+      <w:pPr>
+        <w:spacing w:line="192" w:lineRule="auto"/>
+        <w:rPr>
+          <w:rFonts w:ascii="蝝唳?擃?" w:eastAsia="蝝唳?擃?" w:cs="蝝唳?擃?"/>
+          <w:color w:val="000000"/>
+          <w:kern w:val="0"/>
+          <w:sz w:val="16"/>
+          <w:szCs w:val="16"/>
+        </w:rPr>
+      </w:pPr>
+      <w:r>
+        <w:rPr>
+          <w:rFonts w:ascii="蝝唳?擃?" w:eastAsia="蝝唳?擃?" w:cs="蝝唳?擃?"/>
+          <w:color w:val="000000"/>
+          <w:kern w:val="0"/>
+          <w:sz w:val="16"/>
+          <w:szCs w:val="16"/>
+        </w:rPr>
+        <w:t>max time: 6.68</w:t>
+      </w:r>
+    </w:p>
+    <w:p>
+      <w:pPr>
+        <w:spacing w:line="192" w:lineRule="auto"/>
+        <w:rPr>
+          <w:rFonts w:ascii="蝝唳?擃?" w:eastAsia="蝝唳?擃?" w:cs="蝝唳?擃?"/>
+          <w:color w:val="000000"/>
+          <w:kern w:val="0"/>
+          <w:sz w:val="16"/>
+          <w:szCs w:val="16"/>
+        </w:rPr>
+      </w:pPr>
+      <w:r>
+        <w:rPr>
+          <w:rFonts w:ascii="蝝唳?擃?" w:eastAsia="蝝唳?擃?" w:cs="蝝唳?擃?"/>
+          <w:color w:val="000000"/>
+          <w:kern w:val="0"/>
+          <w:sz w:val="16"/>
+          <w:szCs w:val="16"/>
+        </w:rPr>
+        <w:t>min time: 2.64</w:t>
+      </w:r>
+    </w:p>
+    <w:p>
+      <w:pPr>
+        <w:spacing w:line="192" w:lineRule="auto"/>
+        <w:rPr>
+          <w:rFonts w:ascii="蝝唳?擃?" w:eastAsia="蝝唳?擃?" w:cs="蝝唳?擃?"/>
+          <w:color w:val="000000"/>
+          <w:kern w:val="0"/>
+          <w:sz w:val="16"/>
+          <w:szCs w:val="16"/>
+        </w:rPr>
+      </w:pPr>
+    </w:p>
+    <w:p>
+      <w:pPr>
+        <w:spacing w:line="192" w:lineRule="auto"/>
+        <w:rPr>
+          <w:rFonts w:ascii="蝝唳?擃?" w:eastAsia="蝝唳?擃?" w:cs="蝝唳?擃?"/>
+          <w:color w:val="000000"/>
+          <w:kern w:val="0"/>
+          <w:sz w:val="16"/>
+          <w:szCs w:val="16"/>
+        </w:rPr>
+      </w:pPr>
+      <w:r>
+        <w:rPr>
+          <w:rFonts w:ascii="蝝唳?擃?" w:eastAsia="蝝唳?擃?" w:cs="蝝唳?擃?" w:hint="eastAsia"/>
+          <w:color w:val="000000"/>
+          <w:kern w:val="0"/>
+          <w:sz w:val="16"/>
+          <w:szCs w:val="16"/>
+        </w:rPr>
+        <w:t xml:space="preserve">time statistic </w:t>
+      </w:r>
+      <w:r>
+        <w:rPr>
+          <w:rFonts w:ascii="蝝唳?擃?" w:eastAsia="蝝唳?擃?" w:cs="蝝唳?擃?" w:hint="eastAsia"/>
+          <w:color w:val="000000"/>
+          <w:kern w:val="0"/>
+          <w:sz w:val="16"/>
+          <w:szCs w:val="16"/>
+        </w:rPr>
+        <w:t>3</w:t>
+      </w:r>
+      <w:r>
+        <w:rPr>
+          <w:rFonts w:ascii="蝝唳?擃?" w:eastAsia="蝝唳?擃?" w:cs="蝝唳?擃?" w:hint="eastAsia"/>
+          <w:color w:val="000000"/>
+          <w:kern w:val="0"/>
+          <w:sz w:val="16"/>
+          <w:szCs w:val="16"/>
+        </w:rPr>
+        <w:t xml:space="preserve"> (thinking mode on</w:t>
+      </w:r>
+      <w:r>
+        <w:rPr>
+          <w:rFonts w:ascii="蝝唳?擃?" w:eastAsia="蝝唳?擃?" w:cs="蝝唳?擃?" w:hint="eastAsia"/>
+          <w:color w:val="000000"/>
+          <w:kern w:val="0"/>
+          <w:sz w:val="16"/>
+          <w:szCs w:val="16"/>
+        </w:rPr>
+        <w:t xml:space="preserve">, </w:t>
+      </w:r>
+      <w:r>
+        <w:rPr>
+          <w:rFonts w:ascii="蝝唳?擃?" w:eastAsia="蝝唳?擃?" w:cs="蝝唳?擃?" w:hint="eastAsia"/>
+          <w:color w:val="000000"/>
+          <w:kern w:val="0"/>
+          <w:sz w:val="16"/>
+          <w:szCs w:val="16"/>
+        </w:rPr>
+        <w:t>bug fixed</w:t>
+      </w:r>
+      <w:r>
+        <w:rPr>
+          <w:rFonts w:ascii="蝝唳?擃?" w:eastAsia="蝝唳?擃?" w:cs="蝝唳?擃?" w:hint="eastAsia"/>
+          <w:color w:val="000000"/>
+          <w:kern w:val="0"/>
+          <w:sz w:val="16"/>
+          <w:szCs w:val="16"/>
+        </w:rPr>
+        <w:t>):</w:t>
+      </w:r>
+    </w:p>
+    <w:p>
+      <w:pPr>
+        <w:spacing w:line="192" w:lineRule="auto"/>
+        <w:rPr>
+          <w:rFonts w:ascii="蝝唳?擃?" w:eastAsia="蝝唳?擃?" w:cs="蝝唳?擃?"/>
+          <w:color w:val="000000"/>
+          <w:kern w:val="0"/>
+          <w:sz w:val="16"/>
+          <w:szCs w:val="16"/>
+        </w:rPr>
+      </w:pPr>
+      <w:r>
+        <w:rPr>
+          <w:rFonts w:ascii="蝝唳?擃?" w:eastAsia="蝝唳?擃?" w:cs="蝝唳?擃?"/>
+          <w:color w:val="000000"/>
+          <w:kern w:val="0"/>
+          <w:sz w:val="16"/>
+          <w:szCs w:val="16"/>
+        </w:rPr>
+        <w:t>avg time: 1.65</w:t>
+      </w:r>
+    </w:p>
+    <w:p>
+      <w:pPr>
+        <w:spacing w:line="192" w:lineRule="auto"/>
+        <w:rPr>
+          <w:rFonts w:ascii="蝝唳?擃?" w:eastAsia="蝝唳?擃?" w:cs="蝝唳?擃?"/>
+          <w:color w:val="000000"/>
+          <w:kern w:val="0"/>
+          <w:sz w:val="16"/>
+          <w:szCs w:val="16"/>
+        </w:rPr>
+      </w:pPr>
+      <w:r>
+        <w:rPr>
+          <w:rFonts w:ascii="蝝唳?擃?" w:eastAsia="蝝唳?擃?" w:cs="蝝唳?擃?"/>
+          <w:color w:val="000000"/>
+          <w:kern w:val="0"/>
+          <w:sz w:val="16"/>
+          <w:szCs w:val="16"/>
+        </w:rPr>
+        <w:t>variance: 0.32</w:t>
+      </w:r>
+    </w:p>
+    <w:p>
+      <w:pPr>
+        <w:spacing w:line="192" w:lineRule="auto"/>
+        <w:rPr>
+          <w:rFonts w:ascii="蝝唳?擃?" w:eastAsia="蝝唳?擃?" w:cs="蝝唳?擃?"/>
+          <w:color w:val="000000"/>
+          <w:kern w:val="0"/>
+          <w:sz w:val="16"/>
+          <w:szCs w:val="16"/>
+        </w:rPr>
+      </w:pPr>
+      <w:r>
+        <w:rPr>
+          <w:rFonts w:ascii="蝝唳?擃?" w:eastAsia="蝝唳?擃?" w:cs="蝝唳?擃?"/>
+          <w:color w:val="000000"/>
+          <w:kern w:val="0"/>
+          <w:sz w:val="16"/>
+          <w:szCs w:val="16"/>
+        </w:rPr>
+        <w:t>standard deviation: 0.56</w:t>
+      </w:r>
+    </w:p>
+    <w:p>
+      <w:pPr>
+        <w:spacing w:line="192" w:lineRule="auto"/>
+        <w:rPr>
+          <w:rFonts w:ascii="蝝唳?擃?" w:eastAsia="蝝唳?擃?" w:cs="蝝唳?擃?"/>
+          <w:color w:val="000000"/>
+          <w:kern w:val="0"/>
+          <w:sz w:val="16"/>
+          <w:szCs w:val="16"/>
+        </w:rPr>
+      </w:pPr>
+      <w:r>
+        <w:rPr>
+          <w:rFonts w:ascii="蝝唳?擃?" w:eastAsia="蝝唳?擃?" w:cs="蝝唳?擃?"/>
+          <w:color w:val="000000"/>
+          <w:kern w:val="0"/>
+          <w:sz w:val="16"/>
+          <w:szCs w:val="16"/>
+        </w:rPr>
+        <w:t>CV: 34.16%</w:t>
+      </w:r>
+    </w:p>
+    <w:p>
+      <w:pPr>
+        <w:spacing w:line="192" w:lineRule="auto"/>
+        <w:rPr>
+          <w:rFonts w:ascii="蝝唳?擃?" w:eastAsia="蝝唳?擃?" w:cs="蝝唳?擃?"/>
+          <w:color w:val="000000"/>
+          <w:kern w:val="0"/>
+          <w:sz w:val="16"/>
+          <w:szCs w:val="16"/>
+        </w:rPr>
+      </w:pPr>
+      <w:r>
+        <w:rPr>
+          <w:rFonts w:ascii="蝝唳?擃?" w:eastAsia="蝝唳?擃?" w:cs="蝝唳?擃?"/>
+          <w:color w:val="000000"/>
+          <w:kern w:val="0"/>
+          <w:sz w:val="16"/>
+          <w:szCs w:val="16"/>
+        </w:rPr>
+        <w:t>max time: 4.62</w:t>
+      </w:r>
+    </w:p>
+    <w:p>
+      <w:pPr>
+        <w:spacing w:line="192" w:lineRule="auto"/>
+        <w:rPr>
+          <w:rFonts w:ascii="蝝唳?擃?" w:eastAsia="蝝唳?擃?" w:cs="蝝唳?擃?"/>
+          <w:color w:val="000000"/>
+          <w:kern w:val="0"/>
+          <w:sz w:val="16"/>
+          <w:szCs w:val="16"/>
+        </w:rPr>
+      </w:pPr>
+      <w:r>
+        <w:rPr>
+          <w:rFonts w:ascii="蝝唳?擃?" w:eastAsia="蝝唳?擃?" w:cs="蝝唳?擃?"/>
+          <w:color w:val="000000"/>
+          <w:kern w:val="0"/>
+          <w:sz w:val="16"/>
+          <w:szCs w:val="16"/>
+        </w:rPr>
+        <w:t>min time: 0.64</w:t>
+      </w:r>
+    </w:p>
+    <w:p>
+      <w:pPr>
+        <w:spacing w:line="192" w:lineRule="auto"/>
+        <w:rPr>
+          <w:rFonts w:ascii="蝝唳?擃?" w:eastAsia="蝝唳?擃?" w:cs="蝝唳?擃?" w:hint="eastAsia"/>
+          <w:color w:val="000000"/>
+          <w:kern w:val="0"/>
+          <w:sz w:val="16"/>
+          <w:szCs w:val="16"/>
+        </w:rPr>
+      </w:pPr>
+    </w:p>
+    <w:p>
+      <w:pPr>
+        <w:spacing w:line="192" w:lineRule="auto"/>
+        <w:rPr>
+          <w:rFonts w:ascii="蝝唳?擃?" w:eastAsia="蝝唳?擃?" w:cs="蝝唳?擃?"/>
+          <w:color w:val="000000"/>
+          <w:kern w:val="0"/>
+          <w:sz w:val="16"/>
+          <w:szCs w:val="16"/>
+        </w:rPr>
+      </w:pPr>
+      <w:r>
+        <w:rPr>
+          <w:rFonts w:ascii="蝝唳?擃?" w:eastAsia="蝝唳?擃?" w:cs="蝝唳?擃?" w:hint="eastAsia"/>
+          <w:color w:val="000000"/>
+          <w:kern w:val="0"/>
+          <w:sz w:val="16"/>
+          <w:szCs w:val="16"/>
+        </w:rPr>
+        <w:t>time statistic 1 (thinking mode off):</w:t>
+      </w:r>
+    </w:p>
+    <w:p>
+      <w:pPr>
+        <w:spacing w:line="192" w:lineRule="auto"/>
+        <w:rPr>
+          <w:rFonts w:ascii="蝝唳?擃?" w:eastAsia="蝝唳?擃?" w:cs="蝝唳?擃?"/>
+          <w:color w:val="000000"/>
+          <w:kern w:val="0"/>
+          <w:sz w:val="16"/>
+          <w:szCs w:val="16"/>
+        </w:rPr>
+      </w:pPr>
+      <w:r>
+        <w:rPr>
+          <w:rFonts w:ascii="蝝唳?擃?" w:eastAsia="蝝唳?擃?" w:cs="蝝唳?擃?"/>
+          <w:color w:val="000000"/>
+          <w:kern w:val="0"/>
+          <w:sz w:val="16"/>
+          <w:szCs w:val="16"/>
+        </w:rPr>
+        <w:t>avg time: 3.63</w:t>
+      </w:r>
+    </w:p>
+    <w:p>
+      <w:pPr>
+        <w:spacing w:line="192" w:lineRule="auto"/>
+        <w:rPr>
+          <w:rFonts w:ascii="蝝唳?擃?" w:eastAsia="蝝唳?擃?" w:cs="蝝唳?擃?"/>
+          <w:color w:val="000000"/>
+          <w:kern w:val="0"/>
+          <w:sz w:val="16"/>
+          <w:szCs w:val="16"/>
+        </w:rPr>
+      </w:pPr>
+      <w:r>
+        <w:rPr>
+          <w:rFonts w:ascii="蝝唳?擃?" w:eastAsia="蝝唳?擃?" w:cs="蝝唳?擃?"/>
+          <w:color w:val="000000"/>
+          <w:kern w:val="0"/>
+          <w:sz w:val="16"/>
+          <w:szCs w:val="16"/>
+        </w:rPr>
+        <w:t>variance: 0.18</w:t>
+      </w:r>
+    </w:p>
+    <w:p>
+      <w:pPr>
+        <w:spacing w:line="192" w:lineRule="auto"/>
+        <w:rPr>
+          <w:rFonts w:ascii="蝝唳?擃?" w:eastAsia="蝝唳?擃?" w:cs="蝝唳?擃?"/>
+          <w:color w:val="000000"/>
+          <w:kern w:val="0"/>
+          <w:sz w:val="16"/>
+          <w:szCs w:val="16"/>
+        </w:rPr>
+      </w:pPr>
+      <w:r>
+        <w:rPr>
+          <w:rFonts w:ascii="蝝唳?擃?" w:eastAsia="蝝唳?擃?" w:cs="蝝唳?擃?"/>
+          <w:color w:val="000000"/>
+          <w:kern w:val="0"/>
+          <w:sz w:val="16"/>
+          <w:szCs w:val="16"/>
+        </w:rPr>
+        <w:t>standard deviation: 0.43</w:t>
+      </w:r>
+    </w:p>
+    <w:p>
+      <w:pPr>
+        <w:spacing w:line="192" w:lineRule="auto"/>
+        <w:rPr>
+          <w:rFonts w:ascii="蝝唳?擃?" w:eastAsia="蝝唳?擃?" w:cs="蝝唳?擃?"/>
+          <w:color w:val="000000"/>
+          <w:kern w:val="0"/>
+          <w:sz w:val="16"/>
+          <w:szCs w:val="16"/>
+        </w:rPr>
+      </w:pPr>
+      <w:r>
+        <w:rPr>
+          <w:rFonts w:ascii="蝝唳?擃?" w:eastAsia="蝝唳?擃?" w:cs="蝝唳?擃?"/>
+          <w:color w:val="000000"/>
+          <w:kern w:val="0"/>
+          <w:sz w:val="16"/>
+          <w:szCs w:val="16"/>
+        </w:rPr>
+        <w:t>CV: 11.75%</w:t>
+      </w:r>
+    </w:p>
+    <w:p>
+      <w:pPr>
+        <w:spacing w:line="192" w:lineRule="auto"/>
+        <w:rPr>
+          <w:rFonts w:ascii="蝝唳?擃?" w:eastAsia="蝝唳?擃?" w:cs="蝝唳?擃?"/>
+          <w:color w:val="000000"/>
+          <w:kern w:val="0"/>
+          <w:sz w:val="16"/>
+          <w:szCs w:val="16"/>
+        </w:rPr>
+      </w:pPr>
+      <w:r>
+        <w:rPr>
+          <w:rFonts w:ascii="蝝唳?擃?" w:eastAsia="蝝唳?擃?" w:cs="蝝唳?擃?"/>
+          <w:color w:val="000000"/>
+          <w:kern w:val="0"/>
+          <w:sz w:val="16"/>
+          <w:szCs w:val="16"/>
+        </w:rPr>
+        <w:t>max time: 5.55</w:t>
+      </w:r>
+    </w:p>
+    <w:p>
+      <w:pPr>
+        <w:spacing w:line="192" w:lineRule="auto"/>
+        <w:rPr>
+          <w:rFonts w:ascii="蝝唳?擃?" w:eastAsia="蝝唳?擃?" w:cs="蝝唳?擃?"/>
+          <w:color w:val="000000"/>
+          <w:kern w:val="0"/>
+          <w:sz w:val="16"/>
+          <w:szCs w:val="16"/>
+        </w:rPr>
+      </w:pPr>
+      <w:r>
+        <w:rPr>
+          <w:rFonts w:ascii="蝝唳?擃?" w:eastAsia="蝝唳?擃?" w:cs="蝝唳?擃?"/>
+          <w:color w:val="000000"/>
+          <w:kern w:val="0"/>
+          <w:sz w:val="16"/>
+          <w:szCs w:val="16"/>
+        </w:rPr>
+        <w:t>min time: 2.58</w:t>
+      </w:r>
+    </w:p>
+    <w:p>
+      <w:pPr>
+        <w:spacing w:line="192" w:lineRule="auto"/>
+        <w:rPr>
+          <w:rFonts w:ascii="蝝唳?擃?" w:eastAsia="蝝唳?擃?" w:cs="蝝唳?擃?"/>
+          <w:color w:val="000000"/>
+          <w:kern w:val="0"/>
+          <w:sz w:val="16"/>
+          <w:szCs w:val="16"/>
+        </w:rPr>
+      </w:pPr>
+    </w:p>
+    <w:p>
+      <w:pPr>
+        <w:spacing w:line="192" w:lineRule="auto"/>
+        <w:rPr>
+          <w:rFonts w:ascii="蝝唳?擃?" w:eastAsia="蝝唳?擃?" w:cs="蝝唳?擃?"/>
+          <w:color w:val="000000"/>
+          <w:kern w:val="0"/>
+          <w:sz w:val="16"/>
+          <w:szCs w:val="16"/>
+        </w:rPr>
+      </w:pPr>
+      <w:r>
+        <w:rPr>
+          <w:rFonts w:ascii="蝝唳?擃?" w:eastAsia="蝝唳?擃?" w:cs="蝝唳?擃?" w:hint="eastAsia"/>
+          <w:color w:val="000000"/>
+          <w:kern w:val="0"/>
+          <w:sz w:val="16"/>
+          <w:szCs w:val="16"/>
+        </w:rPr>
+        <w:t xml:space="preserve">time statistic 2 (thinking mode off, </w:t>
+      </w:r>
+      <w:r>
+        <w:rPr>
+          <w:rFonts w:ascii="蝝唳?擃?" w:eastAsia="蝝唳?擃?" w:cs="蝝唳?擃?" w:hint="eastAsia"/>
+          <w:color w:val="000000"/>
+          <w:kern w:val="0"/>
+          <w:sz w:val="16"/>
+          <w:szCs w:val="16"/>
+        </w:rPr>
+        <w:t>bug fixed</w:t>
+      </w:r>
+      <w:r>
+        <w:rPr>
+          <w:rFonts w:ascii="蝝唳?擃?" w:eastAsia="蝝唳?擃?" w:cs="蝝唳?擃?" w:hint="eastAsia"/>
+          <w:color w:val="000000"/>
+          <w:kern w:val="0"/>
+          <w:sz w:val="16"/>
+          <w:szCs w:val="16"/>
+        </w:rPr>
+        <w:t>):</w:t>
+      </w:r>
+    </w:p>
+    <w:p>
+      <w:pPr>
+        <w:spacing w:line="192" w:lineRule="auto"/>
+        <w:rPr>
+          <w:rFonts w:ascii="蝝唳?擃?" w:eastAsia="蝝唳?擃?" w:cs="蝝唳?擃?"/>
+          <w:color w:val="000000"/>
+          <w:kern w:val="0"/>
+          <w:sz w:val="16"/>
+          <w:szCs w:val="16"/>
+        </w:rPr>
+      </w:pPr>
+      <w:r>
+        <w:rPr>
+          <w:rFonts w:ascii="蝝唳?擃?" w:eastAsia="蝝唳?擃?" w:cs="蝝唳?擃?"/>
+          <w:color w:val="000000"/>
+          <w:kern w:val="0"/>
+          <w:sz w:val="16"/>
+          <w:szCs w:val="16"/>
+        </w:rPr>
+        <w:t>avg time: 1.65</w:t>
+      </w:r>
+    </w:p>
+    <w:p>
+      <w:pPr>
+        <w:spacing w:line="192" w:lineRule="auto"/>
+        <w:rPr>
+          <w:rFonts w:ascii="蝝唳?擃?" w:eastAsia="蝝唳?擃?" w:cs="蝝唳?擃?"/>
+          <w:color w:val="000000"/>
+          <w:kern w:val="0"/>
+          <w:sz w:val="16"/>
+          <w:szCs w:val="16"/>
+        </w:rPr>
+      </w:pPr>
+      <w:r>
+        <w:rPr>
+          <w:rFonts w:ascii="蝝唳?擃?" w:eastAsia="蝝唳?擃?" w:cs="蝝唳?擃?"/>
+          <w:color w:val="000000"/>
+          <w:kern w:val="0"/>
+          <w:sz w:val="16"/>
+          <w:szCs w:val="16"/>
+        </w:rPr>
+        <w:t>variance: 0.19</w:t>
+      </w:r>
+    </w:p>
+    <w:p>
+      <w:pPr>
+        <w:spacing w:line="192" w:lineRule="auto"/>
+        <w:rPr>
+          <w:rFonts w:ascii="蝝唳?擃?" w:eastAsia="蝝唳?擃?" w:cs="蝝唳?擃?"/>
+          <w:color w:val="000000"/>
+          <w:kern w:val="0"/>
+          <w:sz w:val="16"/>
+          <w:szCs w:val="16"/>
+        </w:rPr>
+      </w:pPr>
+      <w:r>
+        <w:rPr>
+          <w:rFonts w:ascii="蝝唳?擃?" w:eastAsia="蝝唳?擃?" w:cs="蝝唳?擃?"/>
+          <w:color w:val="000000"/>
+          <w:kern w:val="0"/>
+          <w:sz w:val="16"/>
+          <w:szCs w:val="16"/>
+        </w:rPr>
+        <w:t>standard deviation: 0.44</w:t>
+      </w:r>
+    </w:p>
+    <w:p>
+      <w:pPr>
+        <w:spacing w:line="192" w:lineRule="auto"/>
+        <w:rPr>
+          <w:rFonts w:ascii="蝝唳?擃?" w:eastAsia="蝝唳?擃?" w:cs="蝝唳?擃?"/>
+          <w:color w:val="000000"/>
+          <w:kern w:val="0"/>
+          <w:sz w:val="16"/>
+          <w:szCs w:val="16"/>
+        </w:rPr>
+      </w:pPr>
+      <w:r>
+        <w:rPr>
+          <w:rFonts w:ascii="蝝唳?擃?" w:eastAsia="蝝唳?擃?" w:cs="蝝唳?擃?"/>
+          <w:color w:val="000000"/>
+          <w:kern w:val="0"/>
+          <w:sz w:val="16"/>
+          <w:szCs w:val="16"/>
+        </w:rPr>
+        <w:t>CV: 26.73%</w:t>
+      </w:r>
+    </w:p>
+    <w:p>
+      <w:pPr>
+        <w:spacing w:line="192" w:lineRule="auto"/>
+        <w:rPr>
+          <w:rFonts w:ascii="蝝唳?擃?" w:eastAsia="蝝唳?擃?" w:cs="蝝唳?擃?"/>
+          <w:color w:val="000000"/>
+          <w:kern w:val="0"/>
+          <w:sz w:val="16"/>
+          <w:szCs w:val="16"/>
+        </w:rPr>
+      </w:pPr>
+      <w:r>
+        <w:rPr>
+          <w:rFonts w:ascii="蝝唳?擃?" w:eastAsia="蝝唳?擃?" w:cs="蝝唳?擃?"/>
+          <w:color w:val="000000"/>
+          <w:kern w:val="0"/>
+          <w:sz w:val="16"/>
+          <w:szCs w:val="16"/>
+        </w:rPr>
+        <w:t>max time: 3.62</w:t>
+      </w:r>
+    </w:p>
+    <w:p>
+      <w:pPr>
+        <w:spacing w:line="192" w:lineRule="auto"/>
+        <w:rPr>
+          <w:rFonts w:ascii="蝝唳?擃?" w:eastAsia="蝝唳?擃?" w:cs="蝝唳?擃?"/>
+          <w:color w:val="000000"/>
+          <w:kern w:val="0"/>
+          <w:sz w:val="16"/>
+          <w:szCs w:val="16"/>
+        </w:rPr>
+      </w:pPr>
+      <w:r>
+        <w:rPr>
+          <w:rFonts w:ascii="蝝唳?擃?" w:eastAsia="蝝唳?擃?" w:cs="蝝唳?擃?"/>
+          <w:color w:val="000000"/>
+          <w:kern w:val="0"/>
+          <w:sz w:val="16"/>
+          <w:szCs w:val="16"/>
+        </w:rPr>
+        <w:t>min time: 0.58</w:t>
+      </w:r>
+    </w:p>
+    <w:p>
+      <w:pPr>
+        <w:spacing w:line="192" w:lineRule="auto"/>
+        <w:rPr>
+          <w:rFonts w:ascii="蝝唳?擃?" w:eastAsia="蝝唳?擃?" w:cs="蝝唳?擃?" w:hint="eastAsia"/>
+          <w:color w:val="000000"/>
+          <w:kern w:val="0"/>
+          <w:sz w:val="16"/>
+          <w:szCs w:val="16"/>
+        </w:rPr>
+      </w:pPr>
+    </w:p>
+    <w:p>
+      <w:pPr>
+        <w:spacing w:line="192" w:lineRule="auto"/>
+        <w:rPr>
+          <w:rFonts w:ascii="蝝唳?擃?" w:eastAsia="蝝唳?擃?" w:cs="蝝唳?擃?"/>
+          <w:color w:val="000000"/>
+          <w:kern w:val="0"/>
+          <w:sz w:val="16"/>
+          <w:szCs w:val="16"/>
+          <w:lang w:val="es-ES"/>
+        </w:rPr>
+      </w:pPr>
+      <w:r>
+        <w:rPr>
+          <w:rFonts w:ascii="蝝唳?擃?" w:eastAsia="蝝唳?擃?" w:cs="蝝唳?擃?"/>
+          <w:color w:val="000000"/>
+          <w:kern w:val="0"/>
+          <w:sz w:val="16"/>
+          <w:szCs w:val="16"/>
+          <w:lang w:val="es-ES"/>
+        </w:rPr>
+        <w:t>-----------------------------------------------------------------------------------------------------------------------------</w:t>
+      </w:r>
+    </w:p>
+    <w:p>
+      <w:pPr>
+        <w:spacing w:line="192" w:lineRule="auto"/>
+        <w:rPr>
+          <w:rFonts w:ascii="蝝唳?擃?" w:eastAsia="蝝唳?擃?" w:cs="蝝唳?擃?"/>
+          <w:color w:val="000000"/>
+          <w:kern w:val="0"/>
+          <w:sz w:val="16"/>
+          <w:szCs w:val="16"/>
+          <w:lang w:val="es-ES"/>
+        </w:rPr>
+      </w:pPr>
+      <w:r>
+        <w:rPr>
+          <w:rFonts w:ascii="蝝唳?擃?" w:eastAsia="蝝唳?擃?" w:cs="蝝唳?擃?" w:hint="eastAsia"/>
+          <w:color w:val="000000"/>
+          <w:kern w:val="0"/>
+          <w:sz w:val="16"/>
+          <w:szCs w:val="16"/>
+          <w:lang w:val="es-ES"/>
+        </w:rPr>
+        <w:t>TensorRT</w:t>
+      </w:r>
+      <w:r>
+        <w:rPr>
+          <w:rFonts w:ascii="蝝唳?擃?" w:eastAsia="蝝唳?擃?" w:cs="蝝唳?擃?" w:hint="eastAsia"/>
+          <w:color w:val="000000"/>
+          <w:kern w:val="0"/>
+          <w:sz w:val="16"/>
+          <w:szCs w:val="16"/>
+          <w:lang w:val="es-ES"/>
+        </w:rPr>
+        <w:t>-LLM</w:t>
+      </w:r>
+      <w:r>
+        <w:rPr>
+          <w:rFonts w:ascii="蝝唳?擃?" w:eastAsia="蝝唳?擃?" w:cs="蝝唳?擃?" w:hint="eastAsia"/>
+          <w:color w:val="000000"/>
+          <w:kern w:val="0"/>
+          <w:sz w:val="16"/>
+          <w:szCs w:val="16"/>
+          <w:lang w:val="es-ES"/>
+        </w:rPr>
+        <w:t>_NVIDIA/Llama_3.1_8B_NVFP4:</w:t>
+      </w:r>
+    </w:p>
+    <w:p>
+      <w:pPr>
+        <w:spacing w:line="192" w:lineRule="auto"/>
+        <w:rPr>
+          <w:rFonts w:ascii="蝝唳?擃?" w:eastAsia="蝝唳?擃?" w:cs="蝝唳?擃?"/>
+          <w:color w:val="000000"/>
+          <w:kern w:val="0"/>
+          <w:sz w:val="16"/>
+          <w:szCs w:val="16"/>
+          <w:lang w:val="es-ES"/>
+        </w:rPr>
+      </w:pPr>
+    </w:p>
+    <w:p>
+      <w:pPr>
+        <w:spacing w:line="192" w:lineRule="auto"/>
+        <w:rPr>
+          <w:rFonts w:ascii="蝝唳?擃?" w:eastAsia="蝝唳?擃?" w:cs="蝝唳?擃?"/>
+          <w:color w:val="000000"/>
+          <w:kern w:val="0"/>
+          <w:sz w:val="16"/>
+          <w:szCs w:val="16"/>
+        </w:rPr>
+      </w:pPr>
+      <w:r>
+        <w:rPr>
+          <w:rFonts w:ascii="蝝唳?擃?" w:eastAsia="蝝唳?擃?" w:cs="蝝唳?擃?" w:hint="eastAsia"/>
+          <w:color w:val="000000"/>
+          <w:kern w:val="0"/>
+          <w:sz w:val="16"/>
+          <w:szCs w:val="16"/>
+        </w:rPr>
+        <w:t>f</w:t>
+      </w:r>
+      <w:r>
+        <w:rPr>
+          <w:rFonts w:ascii="蝝唳?擃?" w:eastAsia="蝝唳?擃?" w:cs="蝝唳?擃?"/>
+          <w:color w:val="000000"/>
+          <w:kern w:val="0"/>
+          <w:sz w:val="16"/>
+          <w:szCs w:val="16"/>
+        </w:rPr>
+        <w:t>ram</w:t>
       </w:r>
       <w:r>
         <w:rPr>
@@ -2343,24 +4705,906 @@
           <w:sz w:val="16"/>
           <w:szCs w:val="16"/>
         </w:rPr>
-        <w:t>vLLM</w:t>
+        <w:t>TensorRT</w:t>
       </w:r>
       <w:proofErr w:type="spellEnd"/>
-    </w:p>
-    <w:p>
-      <w:pPr>
-        <w:spacing w:line="192" w:lineRule="auto"/>
-        <w:rPr>
-          <w:rFonts w:ascii="蝝唳?擃?" w:eastAsia="蝝唳?擃?" w:cs="蝝唳?擃?"/>
-          <w:color w:val="000000"/>
-          <w:kern w:val="0"/>
-          <w:sz w:val="16"/>
-          <w:szCs w:val="16"/>
-        </w:rPr>
-      </w:pPr>
+      <w:r>
+        <w:rPr>
+          <w:rFonts w:ascii="蝝唳?擃?" w:eastAsia="蝝唳?擃?" w:cs="蝝唳?擃?" w:hint="eastAsia"/>
+          <w:color w:val="000000"/>
+          <w:kern w:val="0"/>
+          <w:sz w:val="16"/>
+          <w:szCs w:val="16"/>
+        </w:rPr>
+        <w:t>-LLM</w:t>
+      </w:r>
+      <w:r>
+        <w:rPr>
+          <w:rFonts w:ascii="蝝唳?擃?" w:eastAsia="蝝唳?擃?" w:cs="蝝唳?擃?" w:hint="eastAsia"/>
+          <w:color w:val="000000"/>
+          <w:kern w:val="0"/>
+          <w:sz w:val="16"/>
+          <w:szCs w:val="16"/>
+        </w:rPr>
+        <w:t xml:space="preserve"> (</w:t>
+      </w:r>
       <w:proofErr w:type="spellStart"/>
       <w:r>
         <w:rPr>
+          <w:rFonts w:ascii="蝝唳?擃?" w:eastAsia="蝝唳?擃?" w:cs="蝝唳?擃?" w:hint="eastAsia"/>
+          <w:color w:val="000000"/>
+          <w:kern w:val="0"/>
+          <w:sz w:val="16"/>
+          <w:szCs w:val="16"/>
+        </w:rPr>
+        <w:t>PyTorch</w:t>
+      </w:r>
+      <w:proofErr w:type="spellEnd"/>
+      <w:r>
+        <w:rPr>
+          <w:rFonts w:ascii="蝝唳?擃?" w:eastAsia="蝝唳?擃?" w:cs="蝝唳?擃?" w:hint="eastAsia"/>
+          <w:color w:val="000000"/>
+          <w:kern w:val="0"/>
+          <w:sz w:val="16"/>
+          <w:szCs w:val="16"/>
+        </w:rPr>
+        <w:t>-end)</w:t>
+      </w:r>
+    </w:p>
+    <w:p>
+      <w:pPr>
+        <w:spacing w:line="192" w:lineRule="auto"/>
+        <w:rPr>
+          <w:rFonts w:ascii="蝝唳?擃?" w:eastAsia="蝝唳?擃?" w:cs="蝝唳?擃?"/>
+          <w:color w:val="000000"/>
+          <w:kern w:val="0"/>
+          <w:sz w:val="16"/>
+          <w:szCs w:val="16"/>
+        </w:rPr>
+      </w:pPr>
+      <w:proofErr w:type="spellStart"/>
+      <w:r>
+        <w:rPr>
+          <w:rFonts w:ascii="蝝唳?擃?" w:eastAsia="蝝唳?擃?" w:cs="蝝唳?擃?"/>
+          <w:color w:val="000000"/>
+          <w:kern w:val="0"/>
+          <w:sz w:val="16"/>
+          <w:szCs w:val="16"/>
+        </w:rPr>
+        <w:t>reranker</w:t>
+      </w:r>
+      <w:proofErr w:type="spellEnd"/>
+      <w:r>
+        <w:rPr>
+          <w:rFonts w:ascii="蝝唳?擃?" w:eastAsia="蝝唳?擃?" w:cs="蝝唳?擃?"/>
+          <w:color w:val="000000"/>
+          <w:kern w:val="0"/>
+          <w:sz w:val="16"/>
+          <w:szCs w:val="16"/>
+        </w:rPr>
+        <w:t xml:space="preserve"> runs on </w:t>
+      </w:r>
+      <w:r>
+        <w:rPr>
+          <w:rFonts w:ascii="蝝唳?擃?" w:eastAsia="蝝唳?擃?" w:cs="蝝唳?擃?" w:hint="eastAsia"/>
+          <w:color w:val="000000"/>
+          <w:kern w:val="0"/>
+          <w:sz w:val="16"/>
+          <w:szCs w:val="16"/>
+        </w:rPr>
+        <w:t>G</w:t>
+      </w:r>
+      <w:r>
+        <w:rPr>
+          <w:rFonts w:ascii="蝝唳?擃?" w:eastAsia="蝝唳?擃?" w:cs="蝝唳?擃?"/>
+          <w:color w:val="000000"/>
+          <w:kern w:val="0"/>
+          <w:sz w:val="16"/>
+          <w:szCs w:val="16"/>
+        </w:rPr>
+        <w:t>PU.</w:t>
+      </w:r>
+    </w:p>
+    <w:p>
+      <w:pPr>
+        <w:spacing w:line="192" w:lineRule="auto"/>
+        <w:rPr>
+          <w:rFonts w:ascii="蝝唳?擃?" w:eastAsia="蝝唳?擃?" w:cs="蝝唳?擃?"/>
+          <w:color w:val="000000"/>
+          <w:kern w:val="0"/>
+          <w:sz w:val="16"/>
+          <w:szCs w:val="16"/>
+        </w:rPr>
+      </w:pPr>
+      <w:r>
+        <w:rPr>
+          <w:rFonts w:ascii="蝝唳?擃?" w:eastAsia="蝝唳?擃?" w:cs="蝝唳?擃?"/>
+          <w:color w:val="000000"/>
+          <w:kern w:val="0"/>
+          <w:sz w:val="16"/>
+          <w:szCs w:val="16"/>
+        </w:rPr>
+        <w:t>VRAM occupied around 1</w:t>
+      </w:r>
+      <w:r>
+        <w:rPr>
+          <w:rFonts w:ascii="蝝唳?擃?" w:eastAsia="蝝唳?擃?" w:cs="蝝唳?擃?" w:hint="eastAsia"/>
+          <w:color w:val="000000"/>
+          <w:kern w:val="0"/>
+          <w:sz w:val="16"/>
+          <w:szCs w:val="16"/>
+        </w:rPr>
+        <w:t>1.</w:t>
+      </w:r>
+      <w:r>
+        <w:rPr>
+          <w:rFonts w:ascii="蝝唳?擃?" w:eastAsia="蝝唳?擃?" w:cs="蝝唳?擃?" w:hint="eastAsia"/>
+          <w:color w:val="000000"/>
+          <w:kern w:val="0"/>
+          <w:sz w:val="16"/>
+          <w:szCs w:val="16"/>
+        </w:rPr>
+        <w:t>6</w:t>
+      </w:r>
+      <w:r>
+        <w:rPr>
+          <w:rFonts w:ascii="蝝唳?擃?" w:eastAsia="蝝唳?擃?" w:cs="蝝唳?擃?"/>
+          <w:color w:val="000000"/>
+          <w:kern w:val="0"/>
+          <w:sz w:val="16"/>
+          <w:szCs w:val="16"/>
+        </w:rPr>
+        <w:t>/12GB</w:t>
+      </w:r>
+      <w:r>
+        <w:rPr>
+          <w:rFonts w:ascii="蝝唳?擃?" w:eastAsia="蝝唳?擃?" w:cs="蝝唳?擃?" w:hint="eastAsia"/>
+          <w:color w:val="000000"/>
+          <w:kern w:val="0"/>
+          <w:sz w:val="16"/>
+          <w:szCs w:val="16"/>
+        </w:rPr>
+        <w:t xml:space="preserve"> and Shared Memory occupied around 0.5/31.5GB</w:t>
+      </w:r>
+      <w:r>
+        <w:rPr>
+          <w:rFonts w:ascii="蝝唳?擃?" w:eastAsia="蝝唳?擃?" w:cs="蝝唳?擃?"/>
+          <w:color w:val="000000"/>
+          <w:kern w:val="0"/>
+          <w:sz w:val="16"/>
+          <w:szCs w:val="16"/>
+        </w:rPr>
+        <w:t>.</w:t>
+      </w:r>
+    </w:p>
+    <w:p>
+      <w:pPr>
+        <w:spacing w:line="192" w:lineRule="auto"/>
+        <w:rPr>
+          <w:rFonts w:ascii="蝝唳?擃?" w:eastAsia="蝝唳?擃?" w:cs="蝝唳?擃?"/>
+          <w:color w:val="000000"/>
+          <w:kern w:val="0"/>
+          <w:sz w:val="16"/>
+          <w:szCs w:val="16"/>
+        </w:rPr>
+      </w:pPr>
+    </w:p>
+    <w:p>
+      <w:pPr>
+        <w:spacing w:line="192" w:lineRule="auto"/>
+        <w:rPr>
+          <w:rFonts w:ascii="蝝唳?擃?" w:eastAsia="蝝唳?擃?" w:cs="蝝唳?擃?"/>
+          <w:color w:val="000000"/>
+          <w:kern w:val="0"/>
+          <w:sz w:val="16"/>
+          <w:szCs w:val="16"/>
+          <w:lang w:val="es-ES"/>
+        </w:rPr>
+      </w:pPr>
+      <w:r>
+        <w:rPr>
+          <w:rFonts w:ascii="蝝唳?擃?" w:eastAsia="蝝唳?擃?" w:cs="蝝唳?擃?"/>
+          <w:color w:val="000000"/>
+          <w:kern w:val="0"/>
+          <w:sz w:val="16"/>
+          <w:szCs w:val="16"/>
+          <w:lang w:val="es-ES"/>
+        </w:rPr>
+        <w:t>model parameter:</w:t>
+      </w:r>
+    </w:p>
+    <w:p>
+      <w:pPr>
+        <w:spacing w:line="192" w:lineRule="auto"/>
+        <w:rPr>
+          <w:rFonts w:ascii="蝝唳?擃?" w:eastAsia="蝝唳?擃?" w:cs="蝝唳?擃?"/>
+          <w:color w:val="000000"/>
+          <w:kern w:val="0"/>
+          <w:sz w:val="16"/>
+          <w:szCs w:val="16"/>
+          <w:lang w:val="es-ES"/>
+        </w:rPr>
+      </w:pPr>
+      <w:r>
+        <w:rPr>
+          <w:rFonts w:ascii="蝝唳?擃?" w:eastAsia="蝝唳?擃?" w:cs="蝝唳?擃?"/>
+          <w:color w:val="000000"/>
+          <w:kern w:val="0"/>
+          <w:sz w:val="16"/>
+          <w:szCs w:val="16"/>
+          <w:lang w:val="es-ES"/>
+        </w:rPr>
+        <w:t>tokenizer ="</w:t>
+      </w:r>
+      <w:r>
+        <w:rPr>
+          <w:rFonts w:ascii="蝝唳?擃?" w:eastAsia="蝝唳?擃?" w:cs="蝝唳?擃?" w:hint="eastAsia"/>
+          <w:color w:val="000000"/>
+          <w:kern w:val="0"/>
+          <w:sz w:val="16"/>
+          <w:szCs w:val="16"/>
+          <w:lang w:val="es-ES"/>
+        </w:rPr>
+        <w:t>NVIDIA/Llama</w:t>
+      </w:r>
+      <w:r>
+        <w:rPr>
+          <w:rFonts w:ascii="蝝唳?擃?" w:eastAsia="蝝唳?擃?" w:cs="蝝唳?擃?" w:hint="eastAsia"/>
+          <w:color w:val="000000"/>
+          <w:kern w:val="0"/>
+          <w:sz w:val="16"/>
+          <w:szCs w:val="16"/>
+          <w:lang w:val="es-ES"/>
+        </w:rPr>
+        <w:t>-</w:t>
+      </w:r>
+      <w:r>
+        <w:rPr>
+          <w:rFonts w:ascii="蝝唳?擃?" w:eastAsia="蝝唳?擃?" w:cs="蝝唳?擃?" w:hint="eastAsia"/>
+          <w:color w:val="000000"/>
+          <w:kern w:val="0"/>
+          <w:sz w:val="16"/>
+          <w:szCs w:val="16"/>
+          <w:lang w:val="es-ES"/>
+        </w:rPr>
+        <w:t>3.1</w:t>
+      </w:r>
+      <w:r>
+        <w:rPr>
+          <w:rFonts w:ascii="蝝唳?擃?" w:eastAsia="蝝唳?擃?" w:cs="蝝唳?擃?" w:hint="eastAsia"/>
+          <w:color w:val="000000"/>
+          <w:kern w:val="0"/>
+          <w:sz w:val="16"/>
+          <w:szCs w:val="16"/>
+          <w:lang w:val="es-ES"/>
+        </w:rPr>
+        <w:t>-</w:t>
+      </w:r>
+      <w:r>
+        <w:rPr>
+          <w:rFonts w:ascii="蝝唳?擃?" w:eastAsia="蝝唳?擃?" w:cs="蝝唳?擃?" w:hint="eastAsia"/>
+          <w:color w:val="000000"/>
+          <w:kern w:val="0"/>
+          <w:sz w:val="16"/>
+          <w:szCs w:val="16"/>
+          <w:lang w:val="es-ES"/>
+        </w:rPr>
+        <w:t>8B</w:t>
+      </w:r>
+      <w:r>
+        <w:rPr>
+          <w:rFonts w:ascii="蝝唳?擃?" w:eastAsia="蝝唳?擃?" w:cs="蝝唳?擃?" w:hint="eastAsia"/>
+          <w:color w:val="000000"/>
+          <w:kern w:val="0"/>
+          <w:sz w:val="16"/>
+          <w:szCs w:val="16"/>
+          <w:lang w:val="es-ES"/>
+        </w:rPr>
+        <w:t>-</w:t>
+      </w:r>
+      <w:r>
+        <w:rPr>
+          <w:rFonts w:ascii="蝝唳?擃?" w:eastAsia="蝝唳?擃?" w:cs="蝝唳?擃?" w:hint="eastAsia"/>
+          <w:color w:val="000000"/>
+          <w:kern w:val="0"/>
+          <w:sz w:val="16"/>
+          <w:szCs w:val="16"/>
+          <w:lang w:val="es-ES"/>
+        </w:rPr>
+        <w:t>NVFP4</w:t>
+      </w:r>
+      <w:r>
+        <w:rPr>
+          <w:rFonts w:ascii="蝝唳?擃?" w:eastAsia="蝝唳?擃?" w:cs="蝝唳?擃?"/>
+          <w:color w:val="000000"/>
+          <w:kern w:val="0"/>
+          <w:sz w:val="16"/>
+          <w:szCs w:val="16"/>
+          <w:lang w:val="es-ES"/>
+        </w:rPr>
+        <w:t>"</w:t>
+      </w:r>
+    </w:p>
+    <w:p>
+      <w:pPr>
+        <w:spacing w:line="192" w:lineRule="auto"/>
+        <w:rPr>
+          <w:rFonts w:ascii="蝝唳?擃?" w:eastAsia="蝝唳?擃?" w:cs="蝝唳?擃?"/>
+          <w:color w:val="000000"/>
+          <w:kern w:val="0"/>
+          <w:sz w:val="16"/>
+          <w:szCs w:val="16"/>
+          <w:lang w:val="es-ES"/>
+        </w:rPr>
+      </w:pPr>
+      <w:r>
+        <w:rPr>
+          <w:rFonts w:ascii="蝝唳?擃?" w:eastAsia="蝝唳?擃?" w:cs="蝝唳?擃?"/>
+          <w:color w:val="000000"/>
+          <w:kern w:val="0"/>
+          <w:sz w:val="16"/>
+          <w:szCs w:val="16"/>
+          <w:lang w:val="es-ES"/>
+        </w:rPr>
+        <w:t>generator = "</w:t>
+      </w:r>
+      <w:r>
+        <w:rPr>
+          <w:rFonts w:ascii="蝝唳?擃?" w:eastAsia="蝝唳?擃?" w:cs="蝝唳?擃?" w:hint="eastAsia"/>
+          <w:color w:val="000000"/>
+          <w:kern w:val="0"/>
+          <w:sz w:val="16"/>
+          <w:szCs w:val="16"/>
+          <w:lang w:val="es-ES"/>
+        </w:rPr>
+        <w:t>NVIDIA/Llama</w:t>
+      </w:r>
+      <w:r>
+        <w:rPr>
+          <w:rFonts w:ascii="蝝唳?擃?" w:eastAsia="蝝唳?擃?" w:cs="蝝唳?擃?" w:hint="eastAsia"/>
+          <w:color w:val="000000"/>
+          <w:kern w:val="0"/>
+          <w:sz w:val="16"/>
+          <w:szCs w:val="16"/>
+          <w:lang w:val="es-ES"/>
+        </w:rPr>
+        <w:t>-</w:t>
+      </w:r>
+      <w:r>
+        <w:rPr>
+          <w:rFonts w:ascii="蝝唳?擃?" w:eastAsia="蝝唳?擃?" w:cs="蝝唳?擃?" w:hint="eastAsia"/>
+          <w:color w:val="000000"/>
+          <w:kern w:val="0"/>
+          <w:sz w:val="16"/>
+          <w:szCs w:val="16"/>
+          <w:lang w:val="es-ES"/>
+        </w:rPr>
+        <w:t>3.1</w:t>
+      </w:r>
+      <w:r>
+        <w:rPr>
+          <w:rFonts w:ascii="蝝唳?擃?" w:eastAsia="蝝唳?擃?" w:cs="蝝唳?擃?" w:hint="eastAsia"/>
+          <w:color w:val="000000"/>
+          <w:kern w:val="0"/>
+          <w:sz w:val="16"/>
+          <w:szCs w:val="16"/>
+          <w:lang w:val="es-ES"/>
+        </w:rPr>
+        <w:t>-</w:t>
+      </w:r>
+      <w:r>
+        <w:rPr>
+          <w:rFonts w:ascii="蝝唳?擃?" w:eastAsia="蝝唳?擃?" w:cs="蝝唳?擃?" w:hint="eastAsia"/>
+          <w:color w:val="000000"/>
+          <w:kern w:val="0"/>
+          <w:sz w:val="16"/>
+          <w:szCs w:val="16"/>
+          <w:lang w:val="es-ES"/>
+        </w:rPr>
+        <w:t>8B</w:t>
+      </w:r>
+      <w:r>
+        <w:rPr>
+          <w:rFonts w:ascii="蝝唳?擃?" w:eastAsia="蝝唳?擃?" w:cs="蝝唳?擃?" w:hint="eastAsia"/>
+          <w:color w:val="000000"/>
+          <w:kern w:val="0"/>
+          <w:sz w:val="16"/>
+          <w:szCs w:val="16"/>
+          <w:lang w:val="es-ES"/>
+        </w:rPr>
+        <w:t>-</w:t>
+      </w:r>
+      <w:r>
+        <w:rPr>
+          <w:rFonts w:ascii="蝝唳?擃?" w:eastAsia="蝝唳?擃?" w:cs="蝝唳?擃?" w:hint="eastAsia"/>
+          <w:color w:val="000000"/>
+          <w:kern w:val="0"/>
+          <w:sz w:val="16"/>
+          <w:szCs w:val="16"/>
+          <w:lang w:val="es-ES"/>
+        </w:rPr>
+        <w:t>NVFP4</w:t>
+      </w:r>
+      <w:r>
+        <w:rPr>
+          <w:rFonts w:ascii="蝝唳?擃?" w:eastAsia="蝝唳?擃?" w:cs="蝝唳?擃?"/>
+          <w:color w:val="000000"/>
+          <w:kern w:val="0"/>
+          <w:sz w:val="16"/>
+          <w:szCs w:val="16"/>
+          <w:lang w:val="es-ES"/>
+        </w:rPr>
+        <w:t xml:space="preserve"> ",</w:t>
+      </w:r>
+      <w:r>
+        <w:rPr>
+          <w:rFonts w:ascii="蝝唳?擃?" w:eastAsia="蝝唳?擃?" w:cs="蝝唳?擃?" w:hint="eastAsia"/>
+          <w:color w:val="000000"/>
+          <w:kern w:val="0"/>
+          <w:sz w:val="16"/>
+          <w:szCs w:val="16"/>
+          <w:lang w:val="es-ES"/>
+        </w:rPr>
+        <w:t xml:space="preserve"> </w:t>
+      </w:r>
+      <w:r>
+        <w:rPr>
+          <w:rFonts w:ascii="蝝唳?擃?" w:eastAsia="蝝唳?擃?" w:cs="蝝唳?擃?"/>
+          <w:color w:val="000000"/>
+          <w:kern w:val="0"/>
+          <w:sz w:val="16"/>
+          <w:szCs w:val="16"/>
+          <w:lang w:val="es-ES"/>
+        </w:rPr>
+        <w:t>dtype = 'float16'</w:t>
+      </w:r>
+    </w:p>
+    <w:p>
+      <w:pPr>
+        <w:spacing w:line="192" w:lineRule="auto"/>
+        <w:rPr>
+          <w:rFonts w:ascii="蝝唳?擃?" w:eastAsia="蝝唳?擃?" w:cs="蝝唳?擃?"/>
+          <w:color w:val="000000"/>
+          <w:kern w:val="0"/>
+          <w:sz w:val="16"/>
+          <w:szCs w:val="16"/>
+        </w:rPr>
+      </w:pPr>
+      <w:r>
+        <w:rPr>
+          <w:rFonts w:ascii="蝝唳?擃?" w:eastAsia="蝝唳?擃?" w:cs="蝝唳?擃?" w:hint="eastAsia"/>
+          <w:color w:val="000000"/>
+          <w:kern w:val="0"/>
+          <w:sz w:val="16"/>
+          <w:szCs w:val="16"/>
+        </w:rPr>
+        <w:t xml:space="preserve">quantization = </w:t>
+      </w:r>
+      <w:r>
+        <w:rPr>
+          <w:rFonts w:ascii="蝝唳?擃?" w:eastAsia="蝝唳?擃?" w:cs="蝝唳?擃?" w:hint="eastAsia"/>
+          <w:color w:val="000000"/>
+          <w:kern w:val="0"/>
+          <w:sz w:val="16"/>
+          <w:szCs w:val="16"/>
+        </w:rPr>
+        <w:t>NVFP4</w:t>
+      </w:r>
+    </w:p>
+    <w:p>
+      <w:pPr>
+        <w:spacing w:line="192" w:lineRule="auto"/>
+        <w:rPr>
+          <w:rFonts w:ascii="蝝唳?擃?" w:eastAsia="蝝唳?擃?" w:cs="蝝唳?擃?"/>
+          <w:color w:val="000000"/>
+          <w:kern w:val="0"/>
+          <w:sz w:val="16"/>
+          <w:szCs w:val="16"/>
+        </w:rPr>
+      </w:pPr>
+    </w:p>
+    <w:p>
+      <w:pPr>
+        <w:spacing w:line="192" w:lineRule="auto"/>
+        <w:rPr>
+          <w:rFonts w:ascii="蝝唳?擃?" w:eastAsia="蝝唳?擃?" w:cs="蝝唳?擃?"/>
+          <w:color w:val="000000"/>
+          <w:kern w:val="0"/>
+          <w:sz w:val="16"/>
+          <w:szCs w:val="16"/>
+        </w:rPr>
+      </w:pPr>
+      <w:r>
+        <w:rPr>
+          <w:rFonts w:ascii="蝝唳?擃?" w:eastAsia="蝝唳?擃?" w:cs="蝝唳?擃?" w:hint="eastAsia"/>
+          <w:color w:val="000000"/>
+          <w:kern w:val="0"/>
+          <w:sz w:val="16"/>
+          <w:szCs w:val="16"/>
+        </w:rPr>
+        <w:t xml:space="preserve">time </w:t>
+      </w:r>
+      <w:r>
+        <w:rPr>
+          <w:rFonts w:ascii="蝝唳?擃?" w:eastAsia="蝝唳?擃?" w:cs="蝝唳?擃?"/>
+          <w:color w:val="000000"/>
+          <w:kern w:val="0"/>
+          <w:sz w:val="16"/>
+          <w:szCs w:val="16"/>
+        </w:rPr>
+        <w:t>statistics:</w:t>
+      </w:r>
+    </w:p>
+    <w:p>
+      <w:pPr>
+        <w:spacing w:line="192" w:lineRule="auto"/>
+        <w:rPr>
+          <w:rFonts w:ascii="蝝唳?擃?" w:eastAsia="蝝唳?擃?" w:cs="蝝唳?擃?"/>
+          <w:color w:val="000000"/>
+          <w:kern w:val="0"/>
+          <w:sz w:val="16"/>
+          <w:szCs w:val="16"/>
+        </w:rPr>
+      </w:pPr>
+      <w:r>
+        <w:rPr>
+          <w:rFonts w:ascii="蝝唳?擃?" w:eastAsia="蝝唳?擃?" w:cs="蝝唳?擃?"/>
+          <w:color w:val="000000"/>
+          <w:kern w:val="0"/>
+          <w:sz w:val="16"/>
+          <w:szCs w:val="16"/>
+        </w:rPr>
+        <w:t>avg time: 6.48</w:t>
+      </w:r>
+    </w:p>
+    <w:p>
+      <w:pPr>
+        <w:spacing w:line="192" w:lineRule="auto"/>
+        <w:rPr>
+          <w:rFonts w:ascii="蝝唳?擃?" w:eastAsia="蝝唳?擃?" w:cs="蝝唳?擃?"/>
+          <w:color w:val="000000"/>
+          <w:kern w:val="0"/>
+          <w:sz w:val="16"/>
+          <w:szCs w:val="16"/>
+        </w:rPr>
+      </w:pPr>
+      <w:r>
+        <w:rPr>
+          <w:rFonts w:ascii="蝝唳?擃?" w:eastAsia="蝝唳?擃?" w:cs="蝝唳?擃?"/>
+          <w:color w:val="000000"/>
+          <w:kern w:val="0"/>
+          <w:sz w:val="16"/>
+          <w:szCs w:val="16"/>
+        </w:rPr>
+        <w:t>variance: 0.71</w:t>
+      </w:r>
+    </w:p>
+    <w:p>
+      <w:pPr>
+        <w:spacing w:line="192" w:lineRule="auto"/>
+        <w:rPr>
+          <w:rFonts w:ascii="蝝唳?擃?" w:eastAsia="蝝唳?擃?" w:cs="蝝唳?擃?"/>
+          <w:color w:val="000000"/>
+          <w:kern w:val="0"/>
+          <w:sz w:val="16"/>
+          <w:szCs w:val="16"/>
+        </w:rPr>
+      </w:pPr>
+      <w:r>
+        <w:rPr>
+          <w:rFonts w:ascii="蝝唳?擃?" w:eastAsia="蝝唳?擃?" w:cs="蝝唳?擃?"/>
+          <w:color w:val="000000"/>
+          <w:kern w:val="0"/>
+          <w:sz w:val="16"/>
+          <w:szCs w:val="16"/>
+        </w:rPr>
+        <w:t>standard deviation: 0.85</w:t>
+      </w:r>
+    </w:p>
+    <w:p>
+      <w:pPr>
+        <w:spacing w:line="192" w:lineRule="auto"/>
+        <w:rPr>
+          <w:rFonts w:ascii="蝝唳?擃?" w:eastAsia="蝝唳?擃?" w:cs="蝝唳?擃?"/>
+          <w:color w:val="000000"/>
+          <w:kern w:val="0"/>
+          <w:sz w:val="16"/>
+          <w:szCs w:val="16"/>
+        </w:rPr>
+      </w:pPr>
+      <w:r>
+        <w:rPr>
+          <w:rFonts w:ascii="蝝唳?擃?" w:eastAsia="蝝唳?擃?" w:cs="蝝唳?擃?"/>
+          <w:color w:val="000000"/>
+          <w:kern w:val="0"/>
+          <w:sz w:val="16"/>
+          <w:szCs w:val="16"/>
+        </w:rPr>
+        <w:t>CV: 13</w:t>
+      </w:r>
+      <w:r>
+        <w:rPr>
+          <w:rFonts w:ascii="蝝唳?擃?" w:eastAsia="蝝唳?擃?" w:cs="蝝唳?擃?" w:hint="eastAsia"/>
+          <w:color w:val="000000"/>
+          <w:kern w:val="0"/>
+          <w:sz w:val="16"/>
+          <w:szCs w:val="16"/>
+        </w:rPr>
+        <w:t>.12</w:t>
+      </w:r>
+      <w:r>
+        <w:rPr>
+          <w:rFonts w:ascii="蝝唳?擃?" w:eastAsia="蝝唳?擃?" w:cs="蝝唳?擃?"/>
+          <w:color w:val="000000"/>
+          <w:kern w:val="0"/>
+          <w:sz w:val="16"/>
+          <w:szCs w:val="16"/>
+        </w:rPr>
+        <w:t>%</w:t>
+      </w:r>
+    </w:p>
+    <w:p>
+      <w:pPr>
+        <w:spacing w:line="192" w:lineRule="auto"/>
+        <w:rPr>
+          <w:rFonts w:ascii="蝝唳?擃?" w:eastAsia="蝝唳?擃?" w:cs="蝝唳?擃?"/>
+          <w:color w:val="000000"/>
+          <w:kern w:val="0"/>
+          <w:sz w:val="16"/>
+          <w:szCs w:val="16"/>
+        </w:rPr>
+      </w:pPr>
+      <w:r>
+        <w:rPr>
+          <w:rFonts w:ascii="蝝唳?擃?" w:eastAsia="蝝唳?擃?" w:cs="蝝唳?擃?"/>
+          <w:color w:val="000000"/>
+          <w:kern w:val="0"/>
+          <w:sz w:val="16"/>
+          <w:szCs w:val="16"/>
+        </w:rPr>
+        <w:t>max time: 9.06</w:t>
+      </w:r>
+    </w:p>
+    <w:p>
+      <w:pPr>
+        <w:spacing w:line="192" w:lineRule="auto"/>
+        <w:rPr>
+          <w:rFonts w:ascii="蝝唳?擃?" w:eastAsia="蝝唳?擃?" w:cs="蝝唳?擃?"/>
+          <w:color w:val="000000"/>
+          <w:kern w:val="0"/>
+          <w:sz w:val="16"/>
+          <w:szCs w:val="16"/>
+          <w:lang w:val="es-ES"/>
+        </w:rPr>
+      </w:pPr>
+      <w:r>
+        <w:rPr>
+          <w:rFonts w:ascii="蝝唳?擃?" w:eastAsia="蝝唳?擃?" w:cs="蝝唳?擃?"/>
+          <w:color w:val="000000"/>
+          <w:kern w:val="0"/>
+          <w:sz w:val="16"/>
+          <w:szCs w:val="16"/>
+          <w:lang w:val="es-ES"/>
+        </w:rPr>
+        <w:t>min time: 2.36</w:t>
+      </w:r>
+    </w:p>
+    <w:p>
+      <w:pPr>
+        <w:spacing w:line="192" w:lineRule="auto"/>
+        <w:rPr>
+          <w:rFonts w:ascii="蝝唳?擃?" w:eastAsia="蝝唳?擃?" w:cs="蝝唳?擃?"/>
+          <w:color w:val="000000"/>
+          <w:kern w:val="0"/>
+          <w:sz w:val="16"/>
+          <w:szCs w:val="16"/>
+          <w:lang w:val="es-ES"/>
+        </w:rPr>
+      </w:pPr>
+    </w:p>
+    <w:p>
+      <w:pPr>
+        <w:spacing w:line="192" w:lineRule="auto"/>
+        <w:rPr>
+          <w:rFonts w:ascii="蝝唳?擃?" w:eastAsia="蝝唳?擃?" w:cs="蝝唳?擃?"/>
+          <w:color w:val="000000"/>
+          <w:kern w:val="0"/>
+          <w:sz w:val="16"/>
+          <w:szCs w:val="16"/>
+          <w:lang w:val="es-ES"/>
+        </w:rPr>
+      </w:pPr>
+      <w:r>
+        <w:rPr>
+          <w:rFonts w:ascii="蝝唳?擃?" w:eastAsia="蝝唳?擃?" w:cs="蝝唳?擃?"/>
+          <w:color w:val="000000"/>
+          <w:kern w:val="0"/>
+          <w:sz w:val="16"/>
+          <w:szCs w:val="16"/>
+          <w:lang w:val="es-ES"/>
+        </w:rPr>
+        <w:t>-----------------------------------------------------------------------------------------------------------------------------</w:t>
+      </w:r>
+    </w:p>
+    <w:p>
+      <w:pPr>
+        <w:spacing w:line="192" w:lineRule="auto"/>
+        <w:rPr>
+          <w:rFonts w:ascii="蝝唳?擃?" w:eastAsia="蝝唳?擃?" w:cs="蝝唳?擃?"/>
+          <w:color w:val="000000"/>
+          <w:kern w:val="0"/>
+          <w:sz w:val="16"/>
+          <w:szCs w:val="16"/>
+          <w:lang w:val="es-ES"/>
+        </w:rPr>
+      </w:pPr>
+      <w:r>
+        <w:rPr>
+          <w:rFonts w:ascii="蝝唳?擃?" w:eastAsia="蝝唳?擃?" w:cs="蝝唳?擃?" w:hint="eastAsia"/>
+          <w:color w:val="000000"/>
+          <w:kern w:val="0"/>
+          <w:sz w:val="16"/>
+          <w:szCs w:val="16"/>
+          <w:lang w:val="es-ES"/>
+        </w:rPr>
+        <w:t>TensorRT</w:t>
+      </w:r>
+      <w:r>
+        <w:rPr>
+          <w:rFonts w:ascii="蝝唳?擃?" w:eastAsia="蝝唳?擃?" w:cs="蝝唳?擃?" w:hint="eastAsia"/>
+          <w:color w:val="000000"/>
+          <w:kern w:val="0"/>
+          <w:sz w:val="16"/>
+          <w:szCs w:val="16"/>
+          <w:lang w:val="es-ES"/>
+        </w:rPr>
+        <w:t>-LLM</w:t>
+      </w:r>
+      <w:r>
+        <w:rPr>
+          <w:rFonts w:ascii="蝝唳?擃?" w:eastAsia="蝝唳?擃?" w:cs="蝝唳?擃?" w:hint="eastAsia"/>
+          <w:color w:val="000000"/>
+          <w:kern w:val="0"/>
+          <w:sz w:val="16"/>
+          <w:szCs w:val="16"/>
+          <w:lang w:val="es-ES"/>
+        </w:rPr>
+        <w:t>_NVIDIA/Llama_3.1_8B_NVFP4:</w:t>
+      </w:r>
+    </w:p>
+    <w:p>
+      <w:pPr>
+        <w:spacing w:line="192" w:lineRule="auto"/>
+        <w:rPr>
+          <w:rFonts w:ascii="蝝唳?擃?" w:eastAsia="蝝唳?擃?" w:cs="蝝唳?擃?"/>
+          <w:color w:val="000000"/>
+          <w:kern w:val="0"/>
+          <w:sz w:val="16"/>
+          <w:szCs w:val="16"/>
+          <w:lang w:val="es-ES"/>
+        </w:rPr>
+      </w:pPr>
+    </w:p>
+    <w:p>
+      <w:pPr>
+        <w:spacing w:line="192" w:lineRule="auto"/>
+        <w:rPr>
+          <w:rFonts w:ascii="蝝唳?擃?" w:eastAsia="蝝唳?擃?" w:cs="蝝唳?擃?"/>
+          <w:color w:val="000000"/>
+          <w:kern w:val="0"/>
+          <w:sz w:val="16"/>
+          <w:szCs w:val="16"/>
+        </w:rPr>
+      </w:pPr>
+      <w:r>
+        <w:rPr>
+          <w:rFonts w:ascii="蝝唳?擃?" w:eastAsia="蝝唳?擃?" w:cs="蝝唳?擃?" w:hint="eastAsia"/>
+          <w:color w:val="000000"/>
+          <w:kern w:val="0"/>
+          <w:sz w:val="16"/>
+          <w:szCs w:val="16"/>
+        </w:rPr>
+        <w:t>f</w:t>
+      </w:r>
+      <w:r>
+        <w:rPr>
+          <w:rFonts w:ascii="蝝唳?擃?" w:eastAsia="蝝唳?擃?" w:cs="蝝唳?擃?"/>
+          <w:color w:val="000000"/>
+          <w:kern w:val="0"/>
+          <w:sz w:val="16"/>
+          <w:szCs w:val="16"/>
+        </w:rPr>
+        <w:t>ram</w:t>
+      </w:r>
+      <w:r>
+        <w:rPr>
+          <w:rFonts w:ascii="蝝唳?擃?" w:eastAsia="蝝唳?擃?" w:cs="蝝唳?擃?" w:hint="eastAsia"/>
+          <w:color w:val="000000"/>
+          <w:kern w:val="0"/>
+          <w:sz w:val="16"/>
+          <w:szCs w:val="16"/>
+        </w:rPr>
+        <w:t>e</w:t>
+      </w:r>
+      <w:r>
+        <w:rPr>
+          <w:rFonts w:ascii="蝝唳?擃?" w:eastAsia="蝝唳?擃?" w:cs="蝝唳?擃?"/>
+          <w:color w:val="000000"/>
+          <w:kern w:val="0"/>
+          <w:sz w:val="16"/>
+          <w:szCs w:val="16"/>
+        </w:rPr>
+        <w:t xml:space="preserve">work: </w:t>
+      </w:r>
+      <w:proofErr w:type="spellStart"/>
+      <w:r>
+        <w:rPr>
+          <w:rFonts w:ascii="蝝唳?擃?" w:eastAsia="蝝唳?擃?" w:cs="蝝唳?擃?" w:hint="eastAsia"/>
+          <w:color w:val="000000"/>
+          <w:kern w:val="0"/>
+          <w:sz w:val="16"/>
+          <w:szCs w:val="16"/>
+        </w:rPr>
+        <w:t>TensorRT</w:t>
+      </w:r>
+      <w:proofErr w:type="spellEnd"/>
+      <w:r>
+        <w:rPr>
+          <w:rFonts w:ascii="蝝唳?擃?" w:eastAsia="蝝唳?擃?" w:cs="蝝唳?擃?" w:hint="eastAsia"/>
+          <w:color w:val="000000"/>
+          <w:kern w:val="0"/>
+          <w:sz w:val="16"/>
+          <w:szCs w:val="16"/>
+        </w:rPr>
+        <w:t>-LLM</w:t>
+      </w:r>
+      <w:r>
+        <w:rPr>
+          <w:rFonts w:ascii="蝝唳?擃?" w:eastAsia="蝝唳?擃?" w:cs="蝝唳?擃?" w:hint="eastAsia"/>
+          <w:color w:val="000000"/>
+          <w:kern w:val="0"/>
+          <w:sz w:val="16"/>
+          <w:szCs w:val="16"/>
+        </w:rPr>
+        <w:t xml:space="preserve"> (</w:t>
+      </w:r>
+      <w:proofErr w:type="spellStart"/>
+      <w:r>
+        <w:rPr>
+          <w:rFonts w:ascii="蝝唳?擃?" w:eastAsia="蝝唳?擃?" w:cs="蝝唳?擃?" w:hint="eastAsia"/>
+          <w:color w:val="000000"/>
+          <w:kern w:val="0"/>
+          <w:sz w:val="16"/>
+          <w:szCs w:val="16"/>
+        </w:rPr>
+        <w:t>PyTorch</w:t>
+      </w:r>
+      <w:proofErr w:type="spellEnd"/>
+      <w:r>
+        <w:rPr>
+          <w:rFonts w:ascii="蝝唳?擃?" w:eastAsia="蝝唳?擃?" w:cs="蝝唳?擃?" w:hint="eastAsia"/>
+          <w:color w:val="000000"/>
+          <w:kern w:val="0"/>
+          <w:sz w:val="16"/>
+          <w:szCs w:val="16"/>
+        </w:rPr>
+        <w:t>-end)</w:t>
+      </w:r>
+    </w:p>
+    <w:p>
+      <w:pPr>
+        <w:spacing w:line="192" w:lineRule="auto"/>
+        <w:rPr>
+          <w:rFonts w:ascii="蝝唳?擃?" w:eastAsia="蝝唳?擃?" w:cs="蝝唳?擃?"/>
+          <w:color w:val="000000"/>
+          <w:kern w:val="0"/>
+          <w:sz w:val="16"/>
+          <w:szCs w:val="16"/>
+        </w:rPr>
+      </w:pPr>
+      <w:proofErr w:type="spellStart"/>
+      <w:r>
+        <w:rPr>
           <w:rFonts w:ascii="蝝唳?擃?" w:eastAsia="蝝唳?擃?" w:cs="蝝唳?擃?"/>
           <w:color w:val="000000"/>
           <w:kern w:val="0"/>
@@ -2391,7 +5635,7 @@
           <w:szCs w:val="16"/>
           <w:highlight w:val="yellow"/>
         </w:rPr>
-        <w:t>CP</w:t>
+        <w:t>C</w:t>
       </w:r>
       <w:r>
         <w:rPr>
@@ -2402,28 +5646,29 @@
           <w:szCs w:val="16"/>
           <w:highlight w:val="yellow"/>
         </w:rPr>
-        <w:t>U.</w:t>
-      </w:r>
-    </w:p>
-    <w:p>
-      <w:pPr>
-        <w:spacing w:line="192" w:lineRule="auto"/>
-        <w:rPr>
-          <w:rFonts w:ascii="蝝唳?擃?" w:eastAsia="蝝唳?擃?" w:cs="蝝唳?擃?"/>
-          <w:color w:val="000000"/>
-          <w:kern w:val="0"/>
-          <w:sz w:val="16"/>
-          <w:szCs w:val="16"/>
-        </w:rPr>
-      </w:pPr>
-      <w:r>
-        <w:rPr>
-          <w:rFonts w:ascii="蝝唳?擃?" w:eastAsia="蝝唳?擃?" w:cs="蝝唳?擃?"/>
-          <w:color w:val="000000"/>
-          <w:kern w:val="0"/>
-          <w:sz w:val="16"/>
-          <w:szCs w:val="16"/>
-        </w:rPr>
+        <w:t>PU.</w:t>
+      </w:r>
+    </w:p>
+    <w:p>
+      <w:pPr>
+        <w:spacing w:line="192" w:lineRule="auto"/>
+        <w:rPr>
+          <w:rFonts w:ascii="蝝唳?擃?" w:eastAsia="蝝唳?擃?" w:cs="蝝唳?擃?"/>
+          <w:color w:val="000000"/>
+          <w:kern w:val="0"/>
+          <w:sz w:val="16"/>
+          <w:szCs w:val="16"/>
+        </w:rPr>
+      </w:pPr>
+      <w:r>
+        <w:rPr>
+          <w:rFonts w:ascii="蝝唳?擃?" w:eastAsia="蝝唳?擃?" w:cs="蝝唳?擃?"/>
+          <w:color w:val="000000"/>
+          <w:kern w:val="0"/>
+          <w:sz w:val="16"/>
+          <w:szCs w:val="16"/>
+        </w:rPr>
+        <w:lastRenderedPageBreak/>
         <w:t>VRAM occupied around 1</w:t>
       </w:r>
       <w:r>
@@ -2444,39 +5689,61 @@
           <w:sz w:val="16"/>
           <w:szCs w:val="16"/>
         </w:rPr>
-        <w:t>/12GB.</w:t>
-      </w:r>
-    </w:p>
-    <w:p>
-      <w:pPr>
-        <w:spacing w:line="192" w:lineRule="auto"/>
-        <w:rPr>
-          <w:rFonts w:ascii="蝝唳?擃?" w:eastAsia="蝝唳?擃?" w:cs="蝝唳?擃?"/>
-          <w:color w:val="000000"/>
-          <w:kern w:val="0"/>
-          <w:sz w:val="16"/>
-          <w:szCs w:val="16"/>
-        </w:rPr>
-      </w:pPr>
-    </w:p>
-    <w:p>
-      <w:pPr>
-        <w:spacing w:line="192" w:lineRule="auto"/>
-        <w:rPr>
-          <w:rFonts w:ascii="蝝唳?擃?" w:eastAsia="蝝唳?擃?" w:cs="蝝唳?擃?"/>
-          <w:color w:val="000000"/>
-          <w:kern w:val="0"/>
-          <w:sz w:val="16"/>
-          <w:szCs w:val="16"/>
-        </w:rPr>
-      </w:pPr>
-      <w:r>
-        <w:rPr>
-          <w:rFonts w:ascii="蝝唳?擃?" w:eastAsia="蝝唳?擃?" w:cs="蝝唳?擃?"/>
-          <w:color w:val="000000"/>
-          <w:kern w:val="0"/>
-          <w:sz w:val="16"/>
-          <w:szCs w:val="16"/>
+        <w:t>/12GB</w:t>
+      </w:r>
+      <w:r>
+        <w:rPr>
+          <w:rFonts w:ascii="蝝唳?擃?" w:eastAsia="蝝唳?擃?" w:cs="蝝唳?擃?" w:hint="eastAsia"/>
+          <w:color w:val="000000"/>
+          <w:kern w:val="0"/>
+          <w:sz w:val="16"/>
+          <w:szCs w:val="16"/>
+        </w:rPr>
+        <w:t xml:space="preserve"> and Shared Memory occupied around 0.5/31.5GB</w:t>
+      </w:r>
+      <w:r>
+        <w:rPr>
+          <w:rFonts w:ascii="蝝唳?擃?" w:eastAsia="蝝唳?擃?" w:cs="蝝唳?擃?"/>
+          <w:color w:val="000000"/>
+          <w:kern w:val="0"/>
+          <w:sz w:val="16"/>
+          <w:szCs w:val="16"/>
+        </w:rPr>
+        <w:t>.</w:t>
+      </w:r>
+    </w:p>
+    <w:p>
+      <w:pPr>
+        <w:spacing w:line="192" w:lineRule="auto"/>
+        <w:rPr>
+          <w:rFonts w:ascii="蝝唳?擃?" w:eastAsia="蝝唳?擃?" w:cs="蝝唳?擃?"/>
+          <w:color w:val="000000"/>
+          <w:kern w:val="0"/>
+          <w:sz w:val="16"/>
+          <w:szCs w:val="16"/>
+        </w:rPr>
+      </w:pPr>
+    </w:p>
+    <w:p>
+      <w:pPr>
+        <w:spacing w:line="192" w:lineRule="auto"/>
+        <w:rPr>
+          <w:rFonts w:ascii="蝝唳?擃?" w:eastAsia="蝝唳?擃?" w:cs="蝝唳?擃?"/>
+          <w:color w:val="000000"/>
+          <w:kern w:val="0"/>
+          <w:sz w:val="16"/>
+          <w:szCs w:val="16"/>
+          <w:lang w:val="es-ES"/>
+        </w:rPr>
+      </w:pPr>
+      <w:r>
+        <w:rPr>
+          <w:rFonts w:ascii="蝝唳?擃?" w:eastAsia="蝝唳?擃?" w:cs="蝝唳?擃?"/>
+          <w:color w:val="000000"/>
+          <w:kern w:val="0"/>
+          <w:sz w:val="16"/>
+          <w:szCs w:val="16"/>
+          <w:lang w:val="es-ES"/>
         </w:rPr>
         <w:t>model parameter:</w:t>
       </w:r>
@@ -2513,7 +5780,7 @@
           <w:szCs w:val="16"/>
           <w:lang w:val="es-ES"/>
         </w:rPr>
-        <w:t>Meta/Llama</w:t>
+        <w:t>NVIDIA/Llama</w:t>
       </w:r>
       <w:r>
         <w:rPr>
@@ -2579,18 +5846,18 @@
           <w:szCs w:val="16"/>
           <w:lang w:val="es-ES"/>
         </w:rPr>
-        <w:t>AWQ</w:t>
-      </w:r>
-      <w:r>
-        <w:rPr>
-          <w:rFonts w:ascii="蝝唳?擃?" w:eastAsia="蝝唳?擃?" w:cs="蝝唳?擃?"/>
-          <w:color w:val="000000"/>
-          <w:kern w:val="0"/>
-          <w:sz w:val="16"/>
-          <w:szCs w:val="16"/>
-          <w:lang w:val="es-ES"/>
-        </w:rPr>
-        <w:t xml:space="preserve"> "</w:t>
+        <w:t>NVFP4</w:t>
+      </w:r>
+      <w:r>
+        <w:rPr>
+          <w:rFonts w:ascii="蝝唳?擃?" w:eastAsia="蝝唳?擃?" w:cs="蝝唳?擃?"/>
+          <w:color w:val="000000"/>
+          <w:kern w:val="0"/>
+          <w:sz w:val="16"/>
+          <w:szCs w:val="16"/>
+          <w:lang w:val="es-ES"/>
+        </w:rPr>
+        <w:t>"</w:t>
       </w:r>
     </w:p>
     <w:p>
@@ -2625,7 +5892,73 @@
           <w:szCs w:val="16"/>
           <w:lang w:val="es-ES"/>
         </w:rPr>
-        <w:t>Meta/Llama-3.1-8B-AWQ</w:t>
+        <w:t>NVIDIA/Llama</w:t>
+      </w:r>
+      <w:r>
+        <w:rPr>
+          <w:rFonts w:ascii="蝝唳?擃?" w:eastAsia="蝝唳?擃?" w:cs="蝝唳?擃?" w:hint="eastAsia"/>
+          <w:color w:val="000000"/>
+          <w:kern w:val="0"/>
+          <w:sz w:val="16"/>
+          <w:szCs w:val="16"/>
+          <w:lang w:val="es-ES"/>
+        </w:rPr>
+        <w:t>-</w:t>
+      </w:r>
+      <w:r>
+        <w:rPr>
+          <w:rFonts w:ascii="蝝唳?擃?" w:eastAsia="蝝唳?擃?" w:cs="蝝唳?擃?" w:hint="eastAsia"/>
+          <w:color w:val="000000"/>
+          <w:kern w:val="0"/>
+          <w:sz w:val="16"/>
+          <w:szCs w:val="16"/>
+          <w:lang w:val="es-ES"/>
+        </w:rPr>
+        <w:t>3.1</w:t>
+      </w:r>
+      <w:r>
+        <w:rPr>
+          <w:rFonts w:ascii="蝝唳?擃?" w:eastAsia="蝝唳?擃?" w:cs="蝝唳?擃?" w:hint="eastAsia"/>
+          <w:color w:val="000000"/>
+          <w:kern w:val="0"/>
+          <w:sz w:val="16"/>
+          <w:szCs w:val="16"/>
+          <w:lang w:val="es-ES"/>
+        </w:rPr>
+        <w:t>-</w:t>
+      </w:r>
+      <w:r>
+        <w:rPr>
+          <w:rFonts w:ascii="蝝唳?擃?" w:eastAsia="蝝唳?擃?" w:cs="蝝唳?擃?" w:hint="eastAsia"/>
+          <w:color w:val="000000"/>
+          <w:kern w:val="0"/>
+          <w:sz w:val="16"/>
+          <w:szCs w:val="16"/>
+          <w:lang w:val="es-ES"/>
+        </w:rPr>
+        <w:t>8B</w:t>
+      </w:r>
+      <w:r>
+        <w:rPr>
+          <w:rFonts w:ascii="蝝唳?擃?" w:eastAsia="蝝唳?擃?" w:cs="蝝唳?擃?" w:hint="eastAsia"/>
+          <w:color w:val="000000"/>
+          <w:kern w:val="0"/>
+          <w:sz w:val="16"/>
+          <w:szCs w:val="16"/>
+          <w:lang w:val="es-ES"/>
+        </w:rPr>
+        <w:t>-</w:t>
+      </w:r>
+      <w:r>
+        <w:rPr>
+          <w:rFonts w:ascii="蝝唳?擃?" w:eastAsia="蝝唳?擃?" w:cs="蝝唳?擃?" w:hint="eastAsia"/>
+          <w:color w:val="000000"/>
+          <w:kern w:val="0"/>
+          <w:sz w:val="16"/>
+          <w:szCs w:val="16"/>
+          <w:lang w:val="es-ES"/>
+        </w:rPr>
+        <w:t>NVFP4</w:t>
       </w:r>
       <w:r>
         <w:rPr>
@@ -2680,8 +6013,250 @@
           <w:sz w:val="16"/>
           <w:szCs w:val="16"/>
         </w:rPr>
-        <w:t xml:space="preserve">quantization = AWQ, version = </w:t>
-      </w:r>
+        <w:t>quantization = NVFP4</w:t>
+      </w:r>
+    </w:p>
+    <w:p>
+      <w:pPr>
+        <w:spacing w:line="192" w:lineRule="auto"/>
+        <w:rPr>
+          <w:rFonts w:ascii="蝝唳?擃?" w:eastAsia="蝝唳?擃?" w:cs="蝝唳?擃?"/>
+          <w:color w:val="000000"/>
+          <w:kern w:val="0"/>
+          <w:sz w:val="16"/>
+          <w:szCs w:val="16"/>
+        </w:rPr>
+      </w:pPr>
+    </w:p>
+    <w:p>
+      <w:pPr>
+        <w:spacing w:line="192" w:lineRule="auto"/>
+        <w:rPr>
+          <w:rFonts w:ascii="蝝唳?擃?" w:eastAsia="蝝唳?擃?" w:cs="蝝唳?擃?"/>
+          <w:color w:val="000000"/>
+          <w:kern w:val="0"/>
+          <w:sz w:val="16"/>
+          <w:szCs w:val="16"/>
+        </w:rPr>
+      </w:pPr>
+      <w:r>
+        <w:rPr>
+          <w:rFonts w:ascii="蝝唳?擃?" w:eastAsia="蝝唳?擃?" w:cs="蝝唳?擃?" w:hint="eastAsia"/>
+          <w:color w:val="000000"/>
+          <w:kern w:val="0"/>
+          <w:sz w:val="16"/>
+          <w:szCs w:val="16"/>
+        </w:rPr>
+        <w:t xml:space="preserve">time </w:t>
+      </w:r>
+      <w:r>
+        <w:rPr>
+          <w:rFonts w:ascii="蝝唳?擃?" w:eastAsia="蝝唳?擃?" w:cs="蝝唳?擃?"/>
+          <w:color w:val="000000"/>
+          <w:kern w:val="0"/>
+          <w:sz w:val="16"/>
+          <w:szCs w:val="16"/>
+        </w:rPr>
+        <w:t>statistics:</w:t>
+      </w:r>
+    </w:p>
+    <w:p>
+      <w:pPr>
+        <w:spacing w:line="192" w:lineRule="auto"/>
+        <w:rPr>
+          <w:rFonts w:ascii="蝝唳?擃?" w:eastAsia="蝝唳?擃?" w:cs="蝝唳?擃?"/>
+          <w:color w:val="000000"/>
+          <w:kern w:val="0"/>
+          <w:sz w:val="16"/>
+          <w:szCs w:val="16"/>
+        </w:rPr>
+      </w:pPr>
+      <w:r>
+        <w:rPr>
+          <w:rFonts w:ascii="蝝唳?擃?" w:eastAsia="蝝唳?擃?" w:cs="蝝唳?擃?"/>
+          <w:color w:val="000000"/>
+          <w:kern w:val="0"/>
+          <w:sz w:val="16"/>
+          <w:szCs w:val="16"/>
+        </w:rPr>
+        <w:t>avg time: 5.93</w:t>
+      </w:r>
+    </w:p>
+    <w:p>
+      <w:pPr>
+        <w:spacing w:line="192" w:lineRule="auto"/>
+        <w:rPr>
+          <w:rFonts w:ascii="蝝唳?擃?" w:eastAsia="蝝唳?擃?" w:cs="蝝唳?擃?"/>
+          <w:color w:val="000000"/>
+          <w:kern w:val="0"/>
+          <w:sz w:val="16"/>
+          <w:szCs w:val="16"/>
+        </w:rPr>
+      </w:pPr>
+      <w:r>
+        <w:rPr>
+          <w:rFonts w:ascii="蝝唳?擃?" w:eastAsia="蝝唳?擃?" w:cs="蝝唳?擃?"/>
+          <w:color w:val="000000"/>
+          <w:kern w:val="0"/>
+          <w:sz w:val="16"/>
+          <w:szCs w:val="16"/>
+        </w:rPr>
+        <w:t>variance: 0.50</w:t>
+      </w:r>
+    </w:p>
+    <w:p>
+      <w:pPr>
+        <w:spacing w:line="192" w:lineRule="auto"/>
+        <w:rPr>
+          <w:rFonts w:ascii="蝝唳?擃?" w:eastAsia="蝝唳?擃?" w:cs="蝝唳?擃?"/>
+          <w:color w:val="000000"/>
+          <w:kern w:val="0"/>
+          <w:sz w:val="16"/>
+          <w:szCs w:val="16"/>
+        </w:rPr>
+      </w:pPr>
+      <w:r>
+        <w:rPr>
+          <w:rFonts w:ascii="蝝唳?擃?" w:eastAsia="蝝唳?擃?" w:cs="蝝唳?擃?"/>
+          <w:color w:val="000000"/>
+          <w:kern w:val="0"/>
+          <w:sz w:val="16"/>
+          <w:szCs w:val="16"/>
+        </w:rPr>
+        <w:t>standard deviation: 0.71</w:t>
+      </w:r>
+    </w:p>
+    <w:p>
+      <w:pPr>
+        <w:spacing w:line="192" w:lineRule="auto"/>
+        <w:rPr>
+          <w:rFonts w:ascii="蝝唳?擃?" w:eastAsia="蝝唳?擃?" w:cs="蝝唳?擃?"/>
+          <w:color w:val="000000"/>
+          <w:kern w:val="0"/>
+          <w:sz w:val="16"/>
+          <w:szCs w:val="16"/>
+        </w:rPr>
+      </w:pPr>
+      <w:r>
+        <w:rPr>
+          <w:rFonts w:ascii="蝝唳?擃?" w:eastAsia="蝝唳?擃?" w:cs="蝝唳?擃?"/>
+          <w:color w:val="000000"/>
+          <w:kern w:val="0"/>
+          <w:sz w:val="16"/>
+          <w:szCs w:val="16"/>
+        </w:rPr>
+        <w:t xml:space="preserve">CV: </w:t>
+      </w:r>
+      <w:r>
+        <w:rPr>
+          <w:rFonts w:ascii="蝝唳?擃?" w:eastAsia="蝝唳?擃?" w:cs="蝝唳?擃?" w:hint="eastAsia"/>
+          <w:color w:val="000000"/>
+          <w:kern w:val="0"/>
+          <w:sz w:val="16"/>
+          <w:szCs w:val="16"/>
+        </w:rPr>
+        <w:t>11.97</w:t>
+      </w:r>
+      <w:r>
+        <w:rPr>
+          <w:rFonts w:ascii="蝝唳?擃?" w:eastAsia="蝝唳?擃?" w:cs="蝝唳?擃?"/>
+          <w:color w:val="000000"/>
+          <w:kern w:val="0"/>
+          <w:sz w:val="16"/>
+          <w:szCs w:val="16"/>
+        </w:rPr>
+        <w:t>%</w:t>
+      </w:r>
+    </w:p>
+    <w:p>
+      <w:pPr>
+        <w:spacing w:line="192" w:lineRule="auto"/>
+        <w:rPr>
+          <w:rFonts w:ascii="蝝唳?擃?" w:eastAsia="蝝唳?擃?" w:cs="蝝唳?擃?"/>
+          <w:color w:val="000000"/>
+          <w:kern w:val="0"/>
+          <w:sz w:val="16"/>
+          <w:szCs w:val="16"/>
+        </w:rPr>
+      </w:pPr>
+      <w:r>
+        <w:rPr>
+          <w:rFonts w:ascii="蝝唳?擃?" w:eastAsia="蝝唳?擃?" w:cs="蝝唳?擃?"/>
+          <w:color w:val="000000"/>
+          <w:kern w:val="0"/>
+          <w:sz w:val="16"/>
+          <w:szCs w:val="16"/>
+        </w:rPr>
+        <w:t>max time: 7.84</w:t>
+      </w:r>
+    </w:p>
+    <w:p>
+      <w:pPr>
+        <w:spacing w:line="192" w:lineRule="auto"/>
+        <w:rPr>
+          <w:rFonts w:ascii="蝝唳?擃?" w:eastAsia="蝝唳?擃?" w:cs="蝝唳?擃?"/>
+          <w:color w:val="000000"/>
+          <w:kern w:val="0"/>
+          <w:sz w:val="16"/>
+          <w:szCs w:val="16"/>
+        </w:rPr>
+      </w:pPr>
+      <w:r>
+        <w:rPr>
+          <w:rFonts w:ascii="蝝唳?擃?" w:eastAsia="蝝唳?擃?" w:cs="蝝唳?擃?"/>
+          <w:color w:val="000000"/>
+          <w:kern w:val="0"/>
+          <w:sz w:val="16"/>
+          <w:szCs w:val="16"/>
+        </w:rPr>
+        <w:t>min time: 2.75</w:t>
+      </w:r>
+    </w:p>
+    <w:p>
+      <w:pPr>
+        <w:spacing w:line="192" w:lineRule="auto"/>
+        <w:rPr>
+          <w:rFonts w:ascii="蝝唳?擃?" w:eastAsia="蝝唳?擃?" w:cs="蝝唳?擃?"/>
+          <w:color w:val="000000"/>
+          <w:kern w:val="0"/>
+          <w:sz w:val="16"/>
+          <w:szCs w:val="16"/>
+        </w:rPr>
+      </w:pPr>
+    </w:p>
+    <w:p>
+      <w:pPr>
+        <w:spacing w:line="192" w:lineRule="auto"/>
+        <w:rPr>
+          <w:rFonts w:ascii="蝝唳?擃?" w:eastAsia="蝝唳?擃?" w:cs="蝝唳?擃?"/>
+          <w:color w:val="000000"/>
+          <w:kern w:val="0"/>
+          <w:sz w:val="16"/>
+          <w:szCs w:val="16"/>
+        </w:rPr>
+      </w:pPr>
+      <w:r>
+        <w:rPr>
+          <w:rFonts w:ascii="蝝唳?擃?" w:eastAsia="蝝唳?擃?" w:cs="蝝唳?擃?"/>
+          <w:color w:val="000000"/>
+          <w:kern w:val="0"/>
+          <w:sz w:val="16"/>
+          <w:szCs w:val="16"/>
+        </w:rPr>
+        <w:t>-----------------------------------------------------------------------------------------------------------------------------</w:t>
+      </w:r>
+    </w:p>
+    <w:p>
+      <w:pPr>
+        <w:spacing w:line="192" w:lineRule="auto"/>
+        <w:rPr>
+          <w:rFonts w:ascii="蝝唳?擃?" w:eastAsia="蝝唳?擃?" w:cs="蝝唳?擃?"/>
+          <w:color w:val="000000"/>
+          <w:kern w:val="0"/>
+          <w:sz w:val="16"/>
+          <w:szCs w:val="16"/>
+        </w:rPr>
+      </w:pPr>
       <w:proofErr w:type="spellStart"/>
       <w:r>
         <w:rPr>
@@ -2691,231 +6266,103 @@
           <w:sz w:val="16"/>
           <w:szCs w:val="16"/>
         </w:rPr>
-        <w:t>gemm</w:t>
+        <w:t>TensorRT</w:t>
+      </w:r>
+      <w:r>
+        <w:rPr>
+          <w:rFonts w:ascii="蝝唳?擃?" w:eastAsia="蝝唳?擃?" w:cs="蝝唳?擃?" w:hint="eastAsia"/>
+          <w:color w:val="000000"/>
+          <w:kern w:val="0"/>
+          <w:sz w:val="16"/>
+          <w:szCs w:val="16"/>
+        </w:rPr>
+        <w:t>-LLM</w:t>
+      </w:r>
+      <w:r>
+        <w:rPr>
+          <w:rFonts w:ascii="蝝唳?擃?" w:eastAsia="蝝唳?擃?" w:cs="蝝唳?擃?" w:hint="eastAsia"/>
+          <w:color w:val="000000"/>
+          <w:kern w:val="0"/>
+          <w:sz w:val="16"/>
+          <w:szCs w:val="16"/>
+        </w:rPr>
+        <w:t>_Qwen</w:t>
       </w:r>
       <w:proofErr w:type="spellEnd"/>
-    </w:p>
-    <w:p>
-      <w:pPr>
-        <w:spacing w:line="192" w:lineRule="auto"/>
-        <w:rPr>
-          <w:rFonts w:ascii="蝝唳?擃?" w:eastAsia="蝝唳?擃?" w:cs="蝝唳?擃?"/>
-          <w:color w:val="000000"/>
-          <w:kern w:val="0"/>
-          <w:sz w:val="16"/>
-          <w:szCs w:val="16"/>
-        </w:rPr>
-      </w:pPr>
-    </w:p>
-    <w:p>
-      <w:pPr>
-        <w:spacing w:line="192" w:lineRule="auto"/>
-        <w:rPr>
-          <w:rFonts w:ascii="蝝唳?擃?" w:eastAsia="蝝唳?擃?" w:cs="蝝唳?擃?"/>
-          <w:color w:val="000000"/>
-          <w:kern w:val="0"/>
-          <w:sz w:val="16"/>
-          <w:szCs w:val="16"/>
-        </w:rPr>
-      </w:pPr>
-      <w:r>
-        <w:rPr>
-          <w:rFonts w:ascii="蝝唳?擃?" w:eastAsia="蝝唳?擃?" w:cs="蝝唳?擃?" w:hint="eastAsia"/>
-          <w:color w:val="000000"/>
-          <w:kern w:val="0"/>
-          <w:sz w:val="16"/>
-          <w:szCs w:val="16"/>
-        </w:rPr>
-        <w:t xml:space="preserve">time </w:t>
-      </w:r>
-      <w:r>
-        <w:rPr>
-          <w:rFonts w:ascii="蝝唳?擃?" w:eastAsia="蝝唳?擃?" w:cs="蝝唳?擃?"/>
-          <w:color w:val="000000"/>
-          <w:kern w:val="0"/>
-          <w:sz w:val="16"/>
-          <w:szCs w:val="16"/>
-        </w:rPr>
-        <w:t>statistics:</w:t>
-      </w:r>
-    </w:p>
-    <w:p>
-      <w:pPr>
-        <w:spacing w:line="192" w:lineRule="auto"/>
-        <w:rPr>
-          <w:rFonts w:ascii="蝝唳?擃?" w:eastAsia="蝝唳?擃?" w:cs="蝝唳?擃?"/>
-          <w:color w:val="000000"/>
-          <w:kern w:val="0"/>
-          <w:sz w:val="16"/>
-          <w:szCs w:val="16"/>
-        </w:rPr>
-      </w:pPr>
-      <w:r>
-        <w:rPr>
-          <w:rFonts w:ascii="蝝唳?擃?" w:eastAsia="蝝唳?擃?" w:cs="蝝唳?擃?"/>
-          <w:color w:val="000000"/>
-          <w:kern w:val="0"/>
-          <w:sz w:val="16"/>
-          <w:szCs w:val="16"/>
-        </w:rPr>
-        <w:t>avg time: 4.21</w:t>
-      </w:r>
-    </w:p>
-    <w:p>
-      <w:pPr>
-        <w:spacing w:line="192" w:lineRule="auto"/>
-        <w:rPr>
-          <w:rFonts w:ascii="蝝唳?擃?" w:eastAsia="蝝唳?擃?" w:cs="蝝唳?擃?"/>
-          <w:color w:val="000000"/>
-          <w:kern w:val="0"/>
-          <w:sz w:val="16"/>
-          <w:szCs w:val="16"/>
-        </w:rPr>
-      </w:pPr>
-      <w:r>
-        <w:rPr>
-          <w:rFonts w:ascii="蝝唳?擃?" w:eastAsia="蝝唳?擃?" w:cs="蝝唳?擃?"/>
-          <w:color w:val="000000"/>
-          <w:kern w:val="0"/>
-          <w:sz w:val="16"/>
-          <w:szCs w:val="16"/>
-        </w:rPr>
-        <w:t>variance: 0.16</w:t>
-      </w:r>
-    </w:p>
-    <w:p>
-      <w:pPr>
-        <w:spacing w:line="192" w:lineRule="auto"/>
-        <w:rPr>
-          <w:rFonts w:ascii="蝝唳?擃?" w:eastAsia="蝝唳?擃?" w:cs="蝝唳?擃?"/>
-          <w:color w:val="000000"/>
-          <w:kern w:val="0"/>
-          <w:sz w:val="16"/>
-          <w:szCs w:val="16"/>
-        </w:rPr>
-      </w:pPr>
-      <w:r>
-        <w:rPr>
-          <w:rFonts w:ascii="蝝唳?擃?" w:eastAsia="蝝唳?擃?" w:cs="蝝唳?擃?"/>
-          <w:color w:val="000000"/>
-          <w:kern w:val="0"/>
-          <w:sz w:val="16"/>
-          <w:szCs w:val="16"/>
-        </w:rPr>
-        <w:t>standard deviation: 0.40</w:t>
-      </w:r>
-    </w:p>
-    <w:p>
-      <w:pPr>
-        <w:spacing w:line="192" w:lineRule="auto"/>
-        <w:rPr>
-          <w:rFonts w:ascii="蝝唳?擃?" w:eastAsia="蝝唳?擃?" w:cs="蝝唳?擃?"/>
-          <w:color w:val="000000"/>
-          <w:kern w:val="0"/>
-          <w:sz w:val="16"/>
-          <w:szCs w:val="16"/>
-        </w:rPr>
-      </w:pPr>
-      <w:r>
-        <w:rPr>
-          <w:rFonts w:ascii="蝝唳?擃?" w:eastAsia="蝝唳?擃?" w:cs="蝝唳?擃?"/>
-          <w:color w:val="000000"/>
-          <w:kern w:val="0"/>
-          <w:sz w:val="16"/>
-          <w:szCs w:val="16"/>
-        </w:rPr>
-        <w:t>CV: 9.57%</w:t>
-      </w:r>
-    </w:p>
-    <w:p>
-      <w:pPr>
-        <w:spacing w:line="192" w:lineRule="auto"/>
-        <w:rPr>
-          <w:rFonts w:ascii="蝝唳?擃?" w:eastAsia="蝝唳?擃?" w:cs="蝝唳?擃?"/>
-          <w:color w:val="000000"/>
-          <w:kern w:val="0"/>
-          <w:sz w:val="16"/>
-          <w:szCs w:val="16"/>
-        </w:rPr>
-      </w:pPr>
-      <w:r>
-        <w:rPr>
-          <w:rFonts w:ascii="蝝唳?擃?" w:eastAsia="蝝唳?擃?" w:cs="蝝唳?擃?"/>
-          <w:color w:val="000000"/>
-          <w:kern w:val="0"/>
-          <w:sz w:val="16"/>
-          <w:szCs w:val="16"/>
-        </w:rPr>
-        <w:t>max time: 6.99</w:t>
-      </w:r>
-    </w:p>
-    <w:p>
-      <w:pPr>
-        <w:spacing w:line="192" w:lineRule="auto"/>
-        <w:rPr>
-          <w:rFonts w:ascii="蝝唳?擃?" w:eastAsia="蝝唳?擃?" w:cs="蝝唳?擃?"/>
-          <w:color w:val="000000"/>
-          <w:kern w:val="0"/>
-          <w:sz w:val="16"/>
-          <w:szCs w:val="16"/>
-        </w:rPr>
-      </w:pPr>
-      <w:r>
-        <w:rPr>
-          <w:rFonts w:ascii="蝝唳?擃?" w:eastAsia="蝝唳?擃?" w:cs="蝝唳?擃?"/>
-          <w:color w:val="000000"/>
-          <w:kern w:val="0"/>
-          <w:sz w:val="16"/>
-          <w:szCs w:val="16"/>
-        </w:rPr>
-        <w:t>min time: 3.20</w:t>
-      </w:r>
-    </w:p>
-    <w:p>
-      <w:pPr>
-        <w:spacing w:line="192" w:lineRule="auto"/>
-        <w:rPr>
-          <w:rFonts w:ascii="蝝唳?擃?" w:eastAsia="蝝唳?擃?" w:cs="蝝唳?擃?"/>
-          <w:color w:val="000000"/>
-          <w:kern w:val="0"/>
-          <w:sz w:val="16"/>
-          <w:szCs w:val="16"/>
-        </w:rPr>
-      </w:pPr>
-    </w:p>
-    <w:p>
-      <w:pPr>
-        <w:spacing w:line="192" w:lineRule="auto"/>
-        <w:rPr>
-          <w:rFonts w:ascii="蝝唳?擃?" w:eastAsia="蝝唳?擃?" w:cs="蝝唳?擃?"/>
-          <w:color w:val="000000"/>
-          <w:kern w:val="0"/>
-          <w:sz w:val="16"/>
-          <w:szCs w:val="16"/>
-        </w:rPr>
-      </w:pPr>
-      <w:r>
-        <w:rPr>
-          <w:rFonts w:ascii="蝝唳?擃?" w:eastAsia="蝝唳?擃?" w:cs="蝝唳?擃?"/>
-          <w:color w:val="000000"/>
-          <w:kern w:val="0"/>
-          <w:sz w:val="16"/>
-          <w:szCs w:val="16"/>
-        </w:rPr>
-        <w:t>-----------------------------------------------------------------------------------------------------------------------------</w:t>
-      </w:r>
-    </w:p>
-    <w:p>
-      <w:pPr>
-        <w:spacing w:line="192" w:lineRule="auto"/>
-        <w:rPr>
-          <w:rFonts w:ascii="蝝唳?擃?" w:eastAsia="蝝唳?擃?" w:cs="蝝唳?擃?"/>
-          <w:color w:val="000000"/>
-          <w:kern w:val="0"/>
-          <w:sz w:val="16"/>
-          <w:szCs w:val="16"/>
-        </w:rPr>
-      </w:pPr>
+      <w:r>
+        <w:rPr>
+          <w:rFonts w:ascii="蝝唳?擃?" w:eastAsia="蝝唳?擃?" w:cs="蝝唳?擃?" w:hint="eastAsia"/>
+          <w:color w:val="000000"/>
+          <w:kern w:val="0"/>
+          <w:sz w:val="16"/>
+          <w:szCs w:val="16"/>
+        </w:rPr>
+        <w:t>/Qwen3_8B_NVPF4:</w:t>
+      </w:r>
+    </w:p>
+    <w:p>
+      <w:pPr>
+        <w:spacing w:line="192" w:lineRule="auto"/>
+        <w:rPr>
+          <w:rFonts w:ascii="蝝唳?擃?" w:eastAsia="蝝唳?擃?" w:cs="蝝唳?擃?"/>
+          <w:color w:val="000000"/>
+          <w:kern w:val="0"/>
+          <w:sz w:val="16"/>
+          <w:szCs w:val="16"/>
+        </w:rPr>
+      </w:pPr>
+    </w:p>
+    <w:p>
+      <w:pPr>
+        <w:spacing w:line="192" w:lineRule="auto"/>
+        <w:rPr>
+          <w:rFonts w:ascii="蝝唳?擃?" w:eastAsia="蝝唳?擃?" w:cs="蝝唳?擃?"/>
+          <w:color w:val="000000"/>
+          <w:kern w:val="0"/>
+          <w:sz w:val="16"/>
+          <w:szCs w:val="16"/>
+        </w:rPr>
+      </w:pPr>
+      <w:r>
+        <w:rPr>
+          <w:rFonts w:ascii="蝝唳?擃?" w:eastAsia="蝝唳?擃?" w:cs="蝝唳?擃?" w:hint="eastAsia"/>
+          <w:color w:val="000000"/>
+          <w:kern w:val="0"/>
+          <w:sz w:val="16"/>
+          <w:szCs w:val="16"/>
+        </w:rPr>
+        <w:t>f</w:t>
+      </w:r>
+      <w:r>
+        <w:rPr>
+          <w:rFonts w:ascii="蝝唳?擃?" w:eastAsia="蝝唳?擃?" w:cs="蝝唳?擃?"/>
+          <w:color w:val="000000"/>
+          <w:kern w:val="0"/>
+          <w:sz w:val="16"/>
+          <w:szCs w:val="16"/>
+        </w:rPr>
+        <w:t>ram</w:t>
+      </w:r>
+      <w:r>
+        <w:rPr>
+          <w:rFonts w:ascii="蝝唳?擃?" w:eastAsia="蝝唳?擃?" w:cs="蝝唳?擃?" w:hint="eastAsia"/>
+          <w:color w:val="000000"/>
+          <w:kern w:val="0"/>
+          <w:sz w:val="16"/>
+          <w:szCs w:val="16"/>
+        </w:rPr>
+        <w:t>e</w:t>
+      </w:r>
+      <w:r>
+        <w:rPr>
+          <w:rFonts w:ascii="蝝唳?擃?" w:eastAsia="蝝唳?擃?" w:cs="蝝唳?擃?"/>
+          <w:color w:val="000000"/>
+          <w:kern w:val="0"/>
+          <w:sz w:val="16"/>
+          <w:szCs w:val="16"/>
+        </w:rPr>
+        <w:t xml:space="preserve">work: </w:t>
+      </w:r>
       <w:proofErr w:type="spellStart"/>
       <w:r>
         <w:rPr>
@@ -2925,7 +6372,7 @@
           <w:sz w:val="16"/>
           <w:szCs w:val="16"/>
         </w:rPr>
-        <w:t>vLLM_Qwen</w:t>
+        <w:t>TensorRT</w:t>
       </w:r>
       <w:proofErr w:type="spellEnd"/>
       <w:r>
@@ -2936,61 +6383,7 @@
           <w:sz w:val="16"/>
           <w:szCs w:val="16"/>
         </w:rPr>
-        <w:t>/Qwen3_8B_AWQ:</w:t>
-      </w:r>
-    </w:p>
-    <w:p>
-      <w:pPr>
-        <w:spacing w:line="192" w:lineRule="auto"/>
-        <w:rPr>
-          <w:rFonts w:ascii="蝝唳?擃?" w:eastAsia="蝝唳?擃?" w:cs="蝝唳?擃?"/>
-          <w:color w:val="000000"/>
-          <w:kern w:val="0"/>
-          <w:sz w:val="16"/>
-          <w:szCs w:val="16"/>
-        </w:rPr>
-      </w:pPr>
-    </w:p>
-    <w:p>
-      <w:pPr>
-        <w:spacing w:line="192" w:lineRule="auto"/>
-        <w:rPr>
-          <w:rFonts w:ascii="蝝唳?擃?" w:eastAsia="蝝唳?擃?" w:cs="蝝唳?擃?"/>
-          <w:color w:val="000000"/>
-          <w:kern w:val="0"/>
-          <w:sz w:val="16"/>
-          <w:szCs w:val="16"/>
-        </w:rPr>
-      </w:pPr>
-      <w:r>
-        <w:rPr>
-          <w:rFonts w:ascii="蝝唳?擃?" w:eastAsia="蝝唳?擃?" w:cs="蝝唳?擃?"/>
-          <w:color w:val="000000"/>
-          <w:kern w:val="0"/>
-          <w:sz w:val="16"/>
-          <w:szCs w:val="16"/>
-        </w:rPr>
-        <w:t>fram</w:t>
-      </w:r>
-      <w:r>
-        <w:rPr>
-          <w:rFonts w:ascii="蝝唳?擃?" w:eastAsia="蝝唳?擃?" w:cs="蝝唳?擃?" w:hint="eastAsia"/>
-          <w:color w:val="000000"/>
-          <w:kern w:val="0"/>
-          <w:sz w:val="16"/>
-          <w:szCs w:val="16"/>
-        </w:rPr>
-        <w:t>e</w:t>
-      </w:r>
-      <w:r>
-        <w:rPr>
-          <w:rFonts w:ascii="蝝唳?擃?" w:eastAsia="蝝唳?擃?" w:cs="蝝唳?擃?"/>
-          <w:color w:val="000000"/>
-          <w:kern w:val="0"/>
-          <w:sz w:val="16"/>
-          <w:szCs w:val="16"/>
-        </w:rPr>
-        <w:t xml:space="preserve">work: </w:t>
+        <w:t>-LLM (</w:t>
       </w:r>
       <w:proofErr w:type="spellStart"/>
       <w:r>
@@ -3001,9 +6394,19 @@
           <w:sz w:val="16"/>
           <w:szCs w:val="16"/>
         </w:rPr>
-        <w:t>vLLM</w:t>
+        <w:t>PyTorch</w:t>
       </w:r>
       <w:proofErr w:type="spellEnd"/>
+      <w:r>
+        <w:rPr>
+          <w:rFonts w:ascii="蝝唳?擃?" w:eastAsia="蝝唳?擃?" w:cs="蝝唳?擃?" w:hint="eastAsia"/>
+          <w:color w:val="000000"/>
+          <w:kern w:val="0"/>
+          <w:sz w:val="16"/>
+          <w:szCs w:val="16"/>
+        </w:rPr>
+        <w:t>-end)</w:t>
+      </w:r>
     </w:p>
     <w:p>
       <w:pPr>
@@ -3102,7 +6505,27 @@
           <w:sz w:val="16"/>
           <w:szCs w:val="16"/>
         </w:rPr>
-        <w:t>/12GB.</w:t>
+        <w:t>/12GB</w:t>
+      </w:r>
+      <w:r>
+        <w:rPr>
+          <w:rFonts w:ascii="蝝唳?擃?" w:eastAsia="蝝唳?擃?" w:cs="蝝唳?擃?" w:hint="eastAsia"/>
+          <w:color w:val="000000"/>
+          <w:kern w:val="0"/>
+          <w:sz w:val="16"/>
+          <w:szCs w:val="16"/>
+        </w:rPr>
+        <w:t xml:space="preserve"> and Shared Memory occupied around 0.5/31.5GB</w:t>
+      </w:r>
+      <w:r>
+        <w:rPr>
+          <w:rFonts w:ascii="蝝唳?擃?" w:eastAsia="蝝唳?擃?" w:cs="蝝唳?擃?"/>
+          <w:color w:val="000000"/>
+          <w:kern w:val="0"/>
+          <w:sz w:val="16"/>
+          <w:szCs w:val="16"/>
+        </w:rPr>
+        <w:t>.</w:t>
       </w:r>
     </w:p>
     <w:p>
@@ -3180,1259 +6603,15 @@
           <w:sz w:val="16"/>
           <w:szCs w:val="16"/>
         </w:rPr>
-        <w:t>/Qwen3</w:t>
-      </w:r>
-      <w:r>
-        <w:rPr>
-          <w:rFonts w:ascii="蝝唳?擃?" w:eastAsia="蝝唳?擃?" w:cs="蝝唳?擃?" w:hint="eastAsia"/>
-          <w:color w:val="000000"/>
-          <w:kern w:val="0"/>
-          <w:sz w:val="16"/>
-          <w:szCs w:val="16"/>
-        </w:rPr>
-        <w:t>-</w:t>
-      </w:r>
-      <w:r>
-        <w:rPr>
-          <w:rFonts w:ascii="蝝唳?擃?" w:eastAsia="蝝唳?擃?" w:cs="蝝唳?擃?" w:hint="eastAsia"/>
-          <w:color w:val="000000"/>
-          <w:kern w:val="0"/>
-          <w:sz w:val="16"/>
-          <w:szCs w:val="16"/>
-        </w:rPr>
-        <w:t>8B</w:t>
-      </w:r>
-      <w:r>
-        <w:rPr>
-          <w:rFonts w:ascii="蝝唳?擃?" w:eastAsia="蝝唳?擃?" w:cs="蝝唳?擃?" w:hint="eastAsia"/>
-          <w:color w:val="000000"/>
-          <w:kern w:val="0"/>
-          <w:sz w:val="16"/>
-          <w:szCs w:val="16"/>
-        </w:rPr>
-        <w:t>-</w:t>
-      </w:r>
-      <w:r>
-        <w:rPr>
-          <w:rFonts w:ascii="蝝唳?擃?" w:eastAsia="蝝唳?擃?" w:cs="蝝唳?擃?" w:hint="eastAsia"/>
-          <w:color w:val="000000"/>
-          <w:kern w:val="0"/>
-          <w:sz w:val="16"/>
-          <w:szCs w:val="16"/>
-        </w:rPr>
-        <w:t>AWQ</w:t>
-      </w:r>
-      <w:r>
-        <w:rPr>
-          <w:rFonts w:ascii="蝝唳?擃?" w:eastAsia="蝝唳?擃?" w:cs="蝝唳?擃?"/>
-          <w:color w:val="000000"/>
-          <w:kern w:val="0"/>
-          <w:sz w:val="16"/>
-          <w:szCs w:val="16"/>
-        </w:rPr>
-        <w:t xml:space="preserve"> "</w:t>
-      </w:r>
-    </w:p>
-    <w:p>
-      <w:pPr>
-        <w:spacing w:line="192" w:lineRule="auto"/>
-        <w:rPr>
-          <w:rFonts w:ascii="蝝唳?擃?" w:eastAsia="蝝唳?擃?" w:cs="蝝唳?擃?"/>
-          <w:color w:val="000000"/>
-          <w:kern w:val="0"/>
-          <w:sz w:val="16"/>
-          <w:szCs w:val="16"/>
-        </w:rPr>
-      </w:pPr>
-      <w:r>
-        <w:rPr>
-          <w:rFonts w:ascii="蝝唳?擃?" w:eastAsia="蝝唳?擃?" w:cs="蝝唳?擃?"/>
-          <w:color w:val="000000"/>
-          <w:kern w:val="0"/>
-          <w:sz w:val="16"/>
-          <w:szCs w:val="16"/>
-        </w:rPr>
-        <w:t>generator = "</w:t>
-      </w:r>
-      <w:proofErr w:type="spellStart"/>
-      <w:r>
-        <w:rPr>
-          <w:rFonts w:ascii="蝝唳?擃?" w:eastAsia="蝝唳?擃?" w:cs="蝝唳?擃?" w:hint="eastAsia"/>
-          <w:color w:val="000000"/>
-          <w:kern w:val="0"/>
-          <w:sz w:val="16"/>
-          <w:szCs w:val="16"/>
-        </w:rPr>
-        <w:t>Qwen</w:t>
-      </w:r>
-      <w:proofErr w:type="spellEnd"/>
-      <w:r>
-        <w:rPr>
-          <w:rFonts w:ascii="蝝唳?擃?" w:eastAsia="蝝唳?擃?" w:cs="蝝唳?擃?" w:hint="eastAsia"/>
-          <w:color w:val="000000"/>
-          <w:kern w:val="0"/>
-          <w:sz w:val="16"/>
-          <w:szCs w:val="16"/>
-        </w:rPr>
-        <w:t>/Qwen3</w:t>
-      </w:r>
-      <w:r>
-        <w:rPr>
-          <w:rFonts w:ascii="蝝唳?擃?" w:eastAsia="蝝唳?擃?" w:cs="蝝唳?擃?" w:hint="eastAsia"/>
-          <w:color w:val="000000"/>
-          <w:kern w:val="0"/>
-          <w:sz w:val="16"/>
-          <w:szCs w:val="16"/>
-        </w:rPr>
-        <w:t>-</w:t>
-      </w:r>
-      <w:r>
-        <w:rPr>
-          <w:rFonts w:ascii="蝝唳?擃?" w:eastAsia="蝝唳?擃?" w:cs="蝝唳?擃?" w:hint="eastAsia"/>
-          <w:color w:val="000000"/>
-          <w:kern w:val="0"/>
-          <w:sz w:val="16"/>
-          <w:szCs w:val="16"/>
-        </w:rPr>
-        <w:t>8B</w:t>
-      </w:r>
-      <w:r>
-        <w:rPr>
-          <w:rFonts w:ascii="蝝唳?擃?" w:eastAsia="蝝唳?擃?" w:cs="蝝唳?擃?" w:hint="eastAsia"/>
-          <w:color w:val="000000"/>
-          <w:kern w:val="0"/>
-          <w:sz w:val="16"/>
-          <w:szCs w:val="16"/>
-        </w:rPr>
-        <w:t>-</w:t>
-      </w:r>
-      <w:r>
-        <w:rPr>
-          <w:rFonts w:ascii="蝝唳?擃?" w:eastAsia="蝝唳?擃?" w:cs="蝝唳?擃?" w:hint="eastAsia"/>
-          <w:color w:val="000000"/>
-          <w:kern w:val="0"/>
-          <w:sz w:val="16"/>
-          <w:szCs w:val="16"/>
-        </w:rPr>
-        <w:t>AWQ</w:t>
-      </w:r>
-      <w:r>
-        <w:rPr>
-          <w:rFonts w:ascii="蝝唳?擃?" w:eastAsia="蝝唳?擃?" w:cs="蝝唳?擃?"/>
-          <w:color w:val="000000"/>
-          <w:kern w:val="0"/>
-          <w:sz w:val="16"/>
-          <w:szCs w:val="16"/>
-        </w:rPr>
-        <w:t xml:space="preserve"> ",</w:t>
-      </w:r>
-      <w:r>
-        <w:rPr>
-          <w:rFonts w:ascii="蝝唳?擃?" w:eastAsia="蝝唳?擃?" w:cs="蝝唳?擃?" w:hint="eastAsia"/>
-          <w:color w:val="000000"/>
-          <w:kern w:val="0"/>
-          <w:sz w:val="16"/>
-          <w:szCs w:val="16"/>
-        </w:rPr>
-        <w:t xml:space="preserve"> </w:t>
-      </w:r>
-      <w:proofErr w:type="spellStart"/>
-      <w:r>
-        <w:rPr>
-          <w:rFonts w:ascii="蝝唳?擃?" w:eastAsia="蝝唳?擃?" w:cs="蝝唳?擃?"/>
-          <w:color w:val="000000"/>
-          <w:kern w:val="0"/>
-          <w:sz w:val="16"/>
-          <w:szCs w:val="16"/>
-        </w:rPr>
-        <w:t>dtype</w:t>
-      </w:r>
-      <w:proofErr w:type="spellEnd"/>
-      <w:r>
-        <w:rPr>
-          <w:rFonts w:ascii="蝝唳?擃?" w:eastAsia="蝝唳?擃?" w:cs="蝝唳?擃?"/>
-          <w:color w:val="000000"/>
-          <w:kern w:val="0"/>
-          <w:sz w:val="16"/>
-          <w:szCs w:val="16"/>
-        </w:rPr>
-        <w:t xml:space="preserve"> = 'float16'</w:t>
-      </w:r>
-    </w:p>
-    <w:p>
-      <w:pPr>
-        <w:spacing w:line="192" w:lineRule="auto"/>
-        <w:rPr>
-          <w:rFonts w:ascii="蝝唳?擃?" w:eastAsia="蝝唳?擃?" w:cs="蝝唳?擃?"/>
-          <w:color w:val="000000"/>
-          <w:kern w:val="0"/>
-          <w:sz w:val="16"/>
-          <w:szCs w:val="16"/>
-        </w:rPr>
-      </w:pPr>
-      <w:r>
-        <w:rPr>
-          <w:rFonts w:ascii="蝝唳?擃?" w:eastAsia="蝝唳?擃?" w:cs="蝝唳?擃?" w:hint="eastAsia"/>
-          <w:color w:val="000000"/>
-          <w:kern w:val="0"/>
-          <w:sz w:val="16"/>
-          <w:szCs w:val="16"/>
-        </w:rPr>
-        <w:t xml:space="preserve">quantization = AWQ, version = </w:t>
-      </w:r>
-      <w:proofErr w:type="spellStart"/>
-      <w:r>
-        <w:rPr>
-          <w:rFonts w:ascii="蝝唳?擃?" w:eastAsia="蝝唳?擃?" w:cs="蝝唳?擃?" w:hint="eastAsia"/>
-          <w:color w:val="000000"/>
-          <w:kern w:val="0"/>
-          <w:sz w:val="16"/>
-          <w:szCs w:val="16"/>
-        </w:rPr>
-        <w:t>gemm</w:t>
-      </w:r>
-      <w:proofErr w:type="spellEnd"/>
-    </w:p>
-    <w:p>
-      <w:pPr>
-        <w:spacing w:line="192" w:lineRule="auto"/>
-        <w:rPr>
-          <w:rFonts w:ascii="蝝唳?擃?" w:eastAsia="蝝唳?擃?" w:cs="蝝唳?擃?"/>
-          <w:color w:val="000000"/>
-          <w:kern w:val="0"/>
-          <w:sz w:val="16"/>
-          <w:szCs w:val="16"/>
-        </w:rPr>
-      </w:pPr>
-    </w:p>
-    <w:p>
-      <w:pPr>
-        <w:spacing w:line="192" w:lineRule="auto"/>
-        <w:rPr>
-          <w:rFonts w:ascii="蝝唳?擃?" w:eastAsia="蝝唳?擃?" w:cs="蝝唳?擃?"/>
-          <w:color w:val="000000"/>
-          <w:kern w:val="0"/>
-          <w:sz w:val="16"/>
-          <w:szCs w:val="16"/>
-        </w:rPr>
-      </w:pPr>
-      <w:r>
-        <w:rPr>
-          <w:rFonts w:ascii="蝝唳?擃?" w:eastAsia="蝝唳?擃?" w:cs="蝝唳?擃?" w:hint="eastAsia"/>
-          <w:color w:val="000000"/>
-          <w:kern w:val="0"/>
-          <w:sz w:val="16"/>
-          <w:szCs w:val="16"/>
-        </w:rPr>
-        <w:t xml:space="preserve">time </w:t>
-      </w:r>
-      <w:r>
-        <w:rPr>
-          <w:rFonts w:ascii="蝝唳?擃?" w:eastAsia="蝝唳?擃?" w:cs="蝝唳?擃?"/>
-          <w:color w:val="000000"/>
-          <w:kern w:val="0"/>
-          <w:sz w:val="16"/>
-          <w:szCs w:val="16"/>
-        </w:rPr>
-        <w:t>statistics</w:t>
-      </w:r>
-      <w:r>
-        <w:rPr>
-          <w:rFonts w:ascii="蝝唳?擃?" w:eastAsia="蝝唳?擃?" w:cs="蝝唳?擃?" w:hint="eastAsia"/>
-          <w:color w:val="000000"/>
-          <w:kern w:val="0"/>
-          <w:sz w:val="16"/>
-          <w:szCs w:val="16"/>
-        </w:rPr>
-        <w:t xml:space="preserve"> 1 (</w:t>
-      </w:r>
-      <w:r>
-        <w:rPr>
-          <w:rFonts w:ascii="蝝唳?擃?" w:eastAsia="蝝唳?擃?" w:cs="蝝唳?擃?"/>
-          <w:color w:val="000000"/>
-          <w:kern w:val="0"/>
-          <w:sz w:val="16"/>
-          <w:szCs w:val="16"/>
-        </w:rPr>
-        <w:t>thinking</w:t>
-      </w:r>
-      <w:r>
-        <w:rPr>
-          <w:rFonts w:ascii="蝝唳?擃?" w:eastAsia="蝝唳?擃?" w:cs="蝝唳?擃?" w:hint="eastAsia"/>
-          <w:color w:val="000000"/>
-          <w:kern w:val="0"/>
-          <w:sz w:val="16"/>
-          <w:szCs w:val="16"/>
-        </w:rPr>
-        <w:t xml:space="preserve"> mode on)</w:t>
-      </w:r>
-      <w:r>
-        <w:rPr>
-          <w:rFonts w:ascii="蝝唳?擃?" w:eastAsia="蝝唳?擃?" w:cs="蝝唳?擃?"/>
-          <w:color w:val="000000"/>
-          <w:kern w:val="0"/>
-          <w:sz w:val="16"/>
-          <w:szCs w:val="16"/>
-        </w:rPr>
-        <w:t>:</w:t>
-      </w:r>
-    </w:p>
-    <w:p>
-      <w:pPr>
-        <w:spacing w:line="192" w:lineRule="auto"/>
-        <w:rPr>
-          <w:rFonts w:ascii="蝝唳?擃?" w:eastAsia="蝝唳?擃?" w:cs="蝝唳?擃?"/>
-          <w:color w:val="000000"/>
-          <w:kern w:val="0"/>
-          <w:sz w:val="16"/>
-          <w:szCs w:val="16"/>
-        </w:rPr>
-      </w:pPr>
-      <w:r>
-        <w:rPr>
-          <w:rFonts w:ascii="蝝唳?擃?" w:eastAsia="蝝唳?擃?" w:cs="蝝唳?擃?"/>
-          <w:color w:val="000000"/>
-          <w:kern w:val="0"/>
-          <w:sz w:val="16"/>
-          <w:szCs w:val="16"/>
-        </w:rPr>
-        <w:t>avg time: 4.20</w:t>
-      </w:r>
-    </w:p>
-    <w:p>
-      <w:pPr>
-        <w:spacing w:line="192" w:lineRule="auto"/>
-        <w:rPr>
-          <w:rFonts w:ascii="蝝唳?擃?" w:eastAsia="蝝唳?擃?" w:cs="蝝唳?擃?"/>
-          <w:color w:val="000000"/>
-          <w:kern w:val="0"/>
-          <w:sz w:val="16"/>
-          <w:szCs w:val="16"/>
-        </w:rPr>
-      </w:pPr>
-      <w:r>
-        <w:rPr>
-          <w:rFonts w:ascii="蝝唳?擃?" w:eastAsia="蝝唳?擃?" w:cs="蝝唳?擃?"/>
-          <w:color w:val="000000"/>
-          <w:kern w:val="0"/>
-          <w:sz w:val="16"/>
-          <w:szCs w:val="16"/>
-        </w:rPr>
-        <w:t>variance: 0.28</w:t>
-      </w:r>
-    </w:p>
-    <w:p>
-      <w:pPr>
-        <w:spacing w:line="192" w:lineRule="auto"/>
-        <w:rPr>
-          <w:rFonts w:ascii="蝝唳?擃?" w:eastAsia="蝝唳?擃?" w:cs="蝝唳?擃?"/>
-          <w:color w:val="000000"/>
-          <w:kern w:val="0"/>
-          <w:sz w:val="16"/>
-          <w:szCs w:val="16"/>
-        </w:rPr>
-      </w:pPr>
-      <w:r>
-        <w:rPr>
-          <w:rFonts w:ascii="蝝唳?擃?" w:eastAsia="蝝唳?擃?" w:cs="蝝唳?擃?"/>
-          <w:color w:val="000000"/>
-          <w:kern w:val="0"/>
-          <w:sz w:val="16"/>
-          <w:szCs w:val="16"/>
-        </w:rPr>
-        <w:t>standard deviation: 0.53</w:t>
-      </w:r>
-    </w:p>
-    <w:p>
-      <w:pPr>
-        <w:spacing w:line="192" w:lineRule="auto"/>
-        <w:rPr>
-          <w:rFonts w:ascii="蝝唳?擃?" w:eastAsia="蝝唳?擃?" w:cs="蝝唳?擃?"/>
-          <w:color w:val="000000"/>
-          <w:kern w:val="0"/>
-          <w:sz w:val="16"/>
-          <w:szCs w:val="16"/>
-        </w:rPr>
-      </w:pPr>
-      <w:r>
-        <w:rPr>
-          <w:rFonts w:ascii="蝝唳?擃?" w:eastAsia="蝝唳?擃?" w:cs="蝝唳?擃?"/>
-          <w:color w:val="000000"/>
-          <w:kern w:val="0"/>
-          <w:sz w:val="16"/>
-          <w:szCs w:val="16"/>
-        </w:rPr>
-        <w:t>CV: 12.51%</w:t>
-      </w:r>
-    </w:p>
-    <w:p>
-      <w:pPr>
-        <w:spacing w:line="192" w:lineRule="auto"/>
-        <w:rPr>
-          <w:rFonts w:ascii="蝝唳?擃?" w:eastAsia="蝝唳?擃?" w:cs="蝝唳?擃?"/>
-          <w:color w:val="000000"/>
-          <w:kern w:val="0"/>
-          <w:sz w:val="16"/>
-          <w:szCs w:val="16"/>
-        </w:rPr>
-      </w:pPr>
-      <w:r>
-        <w:rPr>
-          <w:rFonts w:ascii="蝝唳?擃?" w:eastAsia="蝝唳?擃?" w:cs="蝝唳?擃?"/>
-          <w:color w:val="000000"/>
-          <w:kern w:val="0"/>
-          <w:sz w:val="16"/>
-          <w:szCs w:val="16"/>
-        </w:rPr>
-        <w:lastRenderedPageBreak/>
-        <w:t>max time: 7.10</w:t>
-      </w:r>
-    </w:p>
-    <w:p>
-      <w:pPr>
-        <w:spacing w:line="192" w:lineRule="auto"/>
-        <w:rPr>
-          <w:rFonts w:ascii="蝝唳?擃?" w:eastAsia="蝝唳?擃?" w:cs="蝝唳?擃?"/>
-          <w:color w:val="000000"/>
-          <w:kern w:val="0"/>
-          <w:sz w:val="16"/>
-          <w:szCs w:val="16"/>
-        </w:rPr>
-      </w:pPr>
-      <w:r>
-        <w:rPr>
-          <w:rFonts w:ascii="蝝唳?擃?" w:eastAsia="蝝唳?擃?" w:cs="蝝唳?擃?"/>
-          <w:color w:val="000000"/>
-          <w:kern w:val="0"/>
-          <w:sz w:val="16"/>
-          <w:szCs w:val="16"/>
-        </w:rPr>
-        <w:t>min time: 2.93</w:t>
-      </w:r>
-    </w:p>
-    <w:p>
-      <w:pPr>
-        <w:spacing w:line="192" w:lineRule="auto"/>
-        <w:rPr>
-          <w:rFonts w:ascii="蝝唳?擃?" w:eastAsia="蝝唳?擃?" w:cs="蝝唳?擃?"/>
-          <w:color w:val="000000"/>
-          <w:kern w:val="0"/>
-          <w:sz w:val="16"/>
-          <w:szCs w:val="16"/>
-        </w:rPr>
-      </w:pPr>
-    </w:p>
-    <w:p>
-      <w:pPr>
-        <w:spacing w:line="192" w:lineRule="auto"/>
-        <w:rPr>
-          <w:rFonts w:ascii="蝝唳?擃?" w:eastAsia="蝝唳?擃?" w:cs="蝝唳?擃?"/>
-          <w:color w:val="000000"/>
-          <w:kern w:val="0"/>
-          <w:sz w:val="16"/>
-          <w:szCs w:val="16"/>
-        </w:rPr>
-      </w:pPr>
-      <w:r>
-        <w:rPr>
-          <w:rFonts w:ascii="蝝唳?擃?" w:eastAsia="蝝唳?擃?" w:cs="蝝唳?擃?" w:hint="eastAsia"/>
-          <w:color w:val="000000"/>
-          <w:kern w:val="0"/>
-          <w:sz w:val="16"/>
-          <w:szCs w:val="16"/>
-        </w:rPr>
-        <w:t>time statistic 2 (thinking mode o</w:t>
-      </w:r>
-      <w:r>
-        <w:rPr>
-          <w:rFonts w:ascii="蝝唳?擃?" w:eastAsia="蝝唳?擃?" w:cs="蝝唳?擃?" w:hint="eastAsia"/>
-          <w:color w:val="000000"/>
-          <w:kern w:val="0"/>
-          <w:sz w:val="16"/>
-          <w:szCs w:val="16"/>
-        </w:rPr>
-        <w:t>n</w:t>
-      </w:r>
-      <w:r>
-        <w:rPr>
-          <w:rFonts w:ascii="蝝唳?擃?" w:eastAsia="蝝唳?擃?" w:cs="蝝唳?擃?" w:hint="eastAsia"/>
-          <w:color w:val="000000"/>
-          <w:kern w:val="0"/>
-          <w:sz w:val="16"/>
-          <w:szCs w:val="16"/>
-        </w:rPr>
-        <w:t>):</w:t>
-      </w:r>
-    </w:p>
-    <w:p>
-      <w:pPr>
-        <w:spacing w:line="192" w:lineRule="auto"/>
-        <w:rPr>
-          <w:rFonts w:ascii="蝝唳?擃?" w:eastAsia="蝝唳?擃?" w:cs="蝝唳?擃?"/>
-          <w:color w:val="000000"/>
-          <w:kern w:val="0"/>
-          <w:sz w:val="16"/>
-          <w:szCs w:val="16"/>
-        </w:rPr>
-      </w:pPr>
-      <w:r>
-        <w:rPr>
-          <w:rFonts w:ascii="蝝唳?擃?" w:eastAsia="蝝唳?擃?" w:cs="蝝唳?擃?"/>
-          <w:color w:val="000000"/>
-          <w:kern w:val="0"/>
-          <w:sz w:val="16"/>
-          <w:szCs w:val="16"/>
-        </w:rPr>
-        <w:t>avg time: 3.74</w:t>
-      </w:r>
-    </w:p>
-    <w:p>
-      <w:pPr>
-        <w:spacing w:line="192" w:lineRule="auto"/>
-        <w:rPr>
-          <w:rFonts w:ascii="蝝唳?擃?" w:eastAsia="蝝唳?擃?" w:cs="蝝唳?擃?"/>
-          <w:color w:val="000000"/>
-          <w:kern w:val="0"/>
-          <w:sz w:val="16"/>
-          <w:szCs w:val="16"/>
-        </w:rPr>
-      </w:pPr>
-      <w:r>
-        <w:rPr>
-          <w:rFonts w:ascii="蝝唳?擃?" w:eastAsia="蝝唳?擃?" w:cs="蝝唳?擃?"/>
-          <w:color w:val="000000"/>
-          <w:kern w:val="0"/>
-          <w:sz w:val="16"/>
-          <w:szCs w:val="16"/>
-        </w:rPr>
-        <w:t>variance: 0.42</w:t>
-      </w:r>
-    </w:p>
-    <w:p>
-      <w:pPr>
-        <w:spacing w:line="192" w:lineRule="auto"/>
-        <w:rPr>
-          <w:rFonts w:ascii="蝝唳?擃?" w:eastAsia="蝝唳?擃?" w:cs="蝝唳?擃?"/>
-          <w:color w:val="000000"/>
-          <w:kern w:val="0"/>
-          <w:sz w:val="16"/>
-          <w:szCs w:val="16"/>
-        </w:rPr>
-      </w:pPr>
-      <w:r>
-        <w:rPr>
-          <w:rFonts w:ascii="蝝唳?擃?" w:eastAsia="蝝唳?擃?" w:cs="蝝唳?擃?"/>
-          <w:color w:val="000000"/>
-          <w:kern w:val="0"/>
-          <w:sz w:val="16"/>
-          <w:szCs w:val="16"/>
-        </w:rPr>
-        <w:t>standard deviation: 0.65</w:t>
-      </w:r>
-    </w:p>
-    <w:p>
-      <w:pPr>
-        <w:spacing w:line="192" w:lineRule="auto"/>
-        <w:rPr>
-          <w:rFonts w:ascii="蝝唳?擃?" w:eastAsia="蝝唳?擃?" w:cs="蝝唳?擃?"/>
-          <w:color w:val="000000"/>
-          <w:kern w:val="0"/>
-          <w:sz w:val="16"/>
-          <w:szCs w:val="16"/>
-        </w:rPr>
-      </w:pPr>
-      <w:r>
-        <w:rPr>
-          <w:rFonts w:ascii="蝝唳?擃?" w:eastAsia="蝝唳?擃?" w:cs="蝝唳?擃?"/>
-          <w:color w:val="000000"/>
-          <w:kern w:val="0"/>
-          <w:sz w:val="16"/>
-          <w:szCs w:val="16"/>
-        </w:rPr>
-        <w:t>CV: 17.37%</w:t>
-      </w:r>
-    </w:p>
-    <w:p>
-      <w:pPr>
-        <w:spacing w:line="192" w:lineRule="auto"/>
-        <w:rPr>
-          <w:rFonts w:ascii="蝝唳?擃?" w:eastAsia="蝝唳?擃?" w:cs="蝝唳?擃?"/>
-          <w:color w:val="000000"/>
-          <w:kern w:val="0"/>
-          <w:sz w:val="16"/>
-          <w:szCs w:val="16"/>
-        </w:rPr>
-      </w:pPr>
-      <w:r>
-        <w:rPr>
-          <w:rFonts w:ascii="蝝唳?擃?" w:eastAsia="蝝唳?擃?" w:cs="蝝唳?擃?"/>
-          <w:color w:val="000000"/>
-          <w:kern w:val="0"/>
-          <w:sz w:val="16"/>
-          <w:szCs w:val="16"/>
-        </w:rPr>
-        <w:t>max time: 6.68</w:t>
-      </w:r>
-    </w:p>
-    <w:p>
-      <w:pPr>
-        <w:spacing w:line="192" w:lineRule="auto"/>
-        <w:rPr>
-          <w:rFonts w:ascii="蝝唳?擃?" w:eastAsia="蝝唳?擃?" w:cs="蝝唳?擃?"/>
-          <w:color w:val="000000"/>
-          <w:kern w:val="0"/>
-          <w:sz w:val="16"/>
-          <w:szCs w:val="16"/>
-        </w:rPr>
-      </w:pPr>
-      <w:r>
-        <w:rPr>
-          <w:rFonts w:ascii="蝝唳?擃?" w:eastAsia="蝝唳?擃?" w:cs="蝝唳?擃?"/>
-          <w:color w:val="000000"/>
-          <w:kern w:val="0"/>
-          <w:sz w:val="16"/>
-          <w:szCs w:val="16"/>
-        </w:rPr>
-        <w:t>min time: 2.64</w:t>
-      </w:r>
-    </w:p>
-    <w:p>
-      <w:pPr>
-        <w:spacing w:line="192" w:lineRule="auto"/>
-        <w:rPr>
-          <w:rFonts w:ascii="蝝唳?擃?" w:eastAsia="蝝唳?擃?" w:cs="蝝唳?擃?"/>
-          <w:color w:val="000000"/>
-          <w:kern w:val="0"/>
-          <w:sz w:val="16"/>
-          <w:szCs w:val="16"/>
-        </w:rPr>
-      </w:pPr>
-    </w:p>
-    <w:p>
-      <w:pPr>
-        <w:spacing w:line="192" w:lineRule="auto"/>
-        <w:rPr>
-          <w:rFonts w:ascii="蝝唳?擃?" w:eastAsia="蝝唳?擃?" w:cs="蝝唳?擃?"/>
-          <w:color w:val="000000"/>
-          <w:kern w:val="0"/>
-          <w:sz w:val="16"/>
-          <w:szCs w:val="16"/>
-        </w:rPr>
-      </w:pPr>
-      <w:r>
-        <w:rPr>
-          <w:rFonts w:ascii="蝝唳?擃?" w:eastAsia="蝝唳?擃?" w:cs="蝝唳?擃?" w:hint="eastAsia"/>
-          <w:color w:val="000000"/>
-          <w:kern w:val="0"/>
-          <w:sz w:val="16"/>
-          <w:szCs w:val="16"/>
-        </w:rPr>
-        <w:t>time statistic 1 (thinking mode off):</w:t>
-      </w:r>
-    </w:p>
-    <w:p>
-      <w:pPr>
-        <w:spacing w:line="192" w:lineRule="auto"/>
-        <w:rPr>
-          <w:rFonts w:ascii="蝝唳?擃?" w:eastAsia="蝝唳?擃?" w:cs="蝝唳?擃?"/>
-          <w:color w:val="000000"/>
-          <w:kern w:val="0"/>
-          <w:sz w:val="16"/>
-          <w:szCs w:val="16"/>
-        </w:rPr>
-      </w:pPr>
-      <w:r>
-        <w:rPr>
-          <w:rFonts w:ascii="蝝唳?擃?" w:eastAsia="蝝唳?擃?" w:cs="蝝唳?擃?"/>
-          <w:color w:val="000000"/>
-          <w:kern w:val="0"/>
-          <w:sz w:val="16"/>
-          <w:szCs w:val="16"/>
-        </w:rPr>
-        <w:t>avg time: 3.63</w:t>
-      </w:r>
-    </w:p>
-    <w:p>
-      <w:pPr>
-        <w:spacing w:line="192" w:lineRule="auto"/>
-        <w:rPr>
-          <w:rFonts w:ascii="蝝唳?擃?" w:eastAsia="蝝唳?擃?" w:cs="蝝唳?擃?"/>
-          <w:color w:val="000000"/>
-          <w:kern w:val="0"/>
-          <w:sz w:val="16"/>
-          <w:szCs w:val="16"/>
-        </w:rPr>
-      </w:pPr>
-      <w:r>
-        <w:rPr>
-          <w:rFonts w:ascii="蝝唳?擃?" w:eastAsia="蝝唳?擃?" w:cs="蝝唳?擃?"/>
-          <w:color w:val="000000"/>
-          <w:kern w:val="0"/>
-          <w:sz w:val="16"/>
-          <w:szCs w:val="16"/>
-        </w:rPr>
-        <w:t>variance: 0.18</w:t>
-      </w:r>
-    </w:p>
-    <w:p>
-      <w:pPr>
-        <w:spacing w:line="192" w:lineRule="auto"/>
-        <w:rPr>
-          <w:rFonts w:ascii="蝝唳?擃?" w:eastAsia="蝝唳?擃?" w:cs="蝝唳?擃?"/>
-          <w:color w:val="000000"/>
-          <w:kern w:val="0"/>
-          <w:sz w:val="16"/>
-          <w:szCs w:val="16"/>
-        </w:rPr>
-      </w:pPr>
-      <w:r>
-        <w:rPr>
-          <w:rFonts w:ascii="蝝唳?擃?" w:eastAsia="蝝唳?擃?" w:cs="蝝唳?擃?"/>
-          <w:color w:val="000000"/>
-          <w:kern w:val="0"/>
-          <w:sz w:val="16"/>
-          <w:szCs w:val="16"/>
-        </w:rPr>
-        <w:t>standard deviation: 0.43</w:t>
-      </w:r>
-    </w:p>
-    <w:p>
-      <w:pPr>
-        <w:spacing w:line="192" w:lineRule="auto"/>
-        <w:rPr>
-          <w:rFonts w:ascii="蝝唳?擃?" w:eastAsia="蝝唳?擃?" w:cs="蝝唳?擃?"/>
-          <w:color w:val="000000"/>
-          <w:kern w:val="0"/>
-          <w:sz w:val="16"/>
-          <w:szCs w:val="16"/>
-        </w:rPr>
-      </w:pPr>
-      <w:r>
-        <w:rPr>
-          <w:rFonts w:ascii="蝝唳?擃?" w:eastAsia="蝝唳?擃?" w:cs="蝝唳?擃?"/>
-          <w:color w:val="000000"/>
-          <w:kern w:val="0"/>
-          <w:sz w:val="16"/>
-          <w:szCs w:val="16"/>
-        </w:rPr>
-        <w:t>CV: 11.75%</w:t>
-      </w:r>
-    </w:p>
-    <w:p>
-      <w:pPr>
-        <w:spacing w:line="192" w:lineRule="auto"/>
-        <w:rPr>
-          <w:rFonts w:ascii="蝝唳?擃?" w:eastAsia="蝝唳?擃?" w:cs="蝝唳?擃?"/>
-          <w:color w:val="000000"/>
-          <w:kern w:val="0"/>
-          <w:sz w:val="16"/>
-          <w:szCs w:val="16"/>
-        </w:rPr>
-      </w:pPr>
-      <w:r>
-        <w:rPr>
-          <w:rFonts w:ascii="蝝唳?擃?" w:eastAsia="蝝唳?擃?" w:cs="蝝唳?擃?"/>
-          <w:color w:val="000000"/>
-          <w:kern w:val="0"/>
-          <w:sz w:val="16"/>
-          <w:szCs w:val="16"/>
-        </w:rPr>
-        <w:t>max time: 5.55</w:t>
-      </w:r>
-    </w:p>
-    <w:p>
-      <w:pPr>
-        <w:spacing w:line="192" w:lineRule="auto"/>
-        <w:rPr>
-          <w:rFonts w:ascii="蝝唳?擃?" w:eastAsia="蝝唳?擃?" w:cs="蝝唳?擃?"/>
-          <w:color w:val="000000"/>
-          <w:kern w:val="0"/>
-          <w:sz w:val="16"/>
-          <w:szCs w:val="16"/>
-        </w:rPr>
-      </w:pPr>
-      <w:r>
-        <w:rPr>
-          <w:rFonts w:ascii="蝝唳?擃?" w:eastAsia="蝝唳?擃?" w:cs="蝝唳?擃?"/>
-          <w:color w:val="000000"/>
-          <w:kern w:val="0"/>
-          <w:sz w:val="16"/>
-          <w:szCs w:val="16"/>
-        </w:rPr>
-        <w:t>min time: 2.58</w:t>
-      </w:r>
-    </w:p>
-    <w:p>
-      <w:pPr>
-        <w:spacing w:line="192" w:lineRule="auto"/>
-        <w:rPr>
-          <w:rFonts w:ascii="蝝唳?擃?" w:eastAsia="蝝唳?擃?" w:cs="蝝唳?擃?"/>
-          <w:color w:val="000000"/>
-          <w:kern w:val="0"/>
-          <w:sz w:val="16"/>
-          <w:szCs w:val="16"/>
-        </w:rPr>
-      </w:pPr>
-    </w:p>
-    <w:p>
-      <w:pPr>
-        <w:spacing w:line="192" w:lineRule="auto"/>
-        <w:rPr>
-          <w:rFonts w:ascii="蝝唳?擃?" w:eastAsia="蝝唳?擃?" w:cs="蝝唳?擃?"/>
-          <w:color w:val="000000"/>
-          <w:kern w:val="0"/>
-          <w:sz w:val="16"/>
-          <w:szCs w:val="16"/>
-          <w:lang w:val="es-ES"/>
-        </w:rPr>
-      </w:pPr>
-      <w:r>
-        <w:rPr>
-          <w:rFonts w:ascii="蝝唳?擃?" w:eastAsia="蝝唳?擃?" w:cs="蝝唳?擃?"/>
-          <w:color w:val="000000"/>
-          <w:kern w:val="0"/>
-          <w:sz w:val="16"/>
-          <w:szCs w:val="16"/>
-          <w:lang w:val="es-ES"/>
-        </w:rPr>
-        <w:t>-----------------------------------------------------------------------------------------------------------------------------</w:t>
-      </w:r>
-    </w:p>
-    <w:p>
-      <w:pPr>
-        <w:spacing w:line="192" w:lineRule="auto"/>
-        <w:rPr>
-          <w:rFonts w:ascii="蝝唳?擃?" w:eastAsia="蝝唳?擃?" w:cs="蝝唳?擃?"/>
-          <w:color w:val="000000"/>
-          <w:kern w:val="0"/>
-          <w:sz w:val="16"/>
-          <w:szCs w:val="16"/>
-          <w:lang w:val="es-ES"/>
-        </w:rPr>
-      </w:pPr>
-      <w:r>
-        <w:rPr>
-          <w:rFonts w:ascii="蝝唳?擃?" w:eastAsia="蝝唳?擃?" w:cs="蝝唳?擃?" w:hint="eastAsia"/>
-          <w:color w:val="000000"/>
-          <w:kern w:val="0"/>
-          <w:sz w:val="16"/>
-          <w:szCs w:val="16"/>
-          <w:lang w:val="es-ES"/>
-        </w:rPr>
-        <w:t>TensorRT</w:t>
-      </w:r>
-      <w:r>
-        <w:rPr>
-          <w:rFonts w:ascii="蝝唳?擃?" w:eastAsia="蝝唳?擃?" w:cs="蝝唳?擃?" w:hint="eastAsia"/>
-          <w:color w:val="000000"/>
-          <w:kern w:val="0"/>
-          <w:sz w:val="16"/>
-          <w:szCs w:val="16"/>
-          <w:lang w:val="es-ES"/>
-        </w:rPr>
-        <w:t>-LLM</w:t>
-      </w:r>
-      <w:r>
-        <w:rPr>
-          <w:rFonts w:ascii="蝝唳?擃?" w:eastAsia="蝝唳?擃?" w:cs="蝝唳?擃?" w:hint="eastAsia"/>
-          <w:color w:val="000000"/>
-          <w:kern w:val="0"/>
-          <w:sz w:val="16"/>
-          <w:szCs w:val="16"/>
-          <w:lang w:val="es-ES"/>
-        </w:rPr>
-        <w:t>_NVIDIA/Llama_3.1_8B_NVFP4:</w:t>
-      </w:r>
-    </w:p>
-    <w:p>
-      <w:pPr>
-        <w:spacing w:line="192" w:lineRule="auto"/>
-        <w:rPr>
-          <w:rFonts w:ascii="蝝唳?擃?" w:eastAsia="蝝唳?擃?" w:cs="蝝唳?擃?"/>
-          <w:color w:val="000000"/>
-          <w:kern w:val="0"/>
-          <w:sz w:val="16"/>
-          <w:szCs w:val="16"/>
-          <w:lang w:val="es-ES"/>
-        </w:rPr>
-      </w:pPr>
-    </w:p>
-    <w:p>
-      <w:pPr>
-        <w:spacing w:line="192" w:lineRule="auto"/>
-        <w:rPr>
-          <w:rFonts w:ascii="蝝唳?擃?" w:eastAsia="蝝唳?擃?" w:cs="蝝唳?擃?"/>
-          <w:color w:val="000000"/>
-          <w:kern w:val="0"/>
-          <w:sz w:val="16"/>
-          <w:szCs w:val="16"/>
-        </w:rPr>
-      </w:pPr>
-      <w:r>
-        <w:rPr>
-          <w:rFonts w:ascii="蝝唳?擃?" w:eastAsia="蝝唳?擃?" w:cs="蝝唳?擃?" w:hint="eastAsia"/>
-          <w:color w:val="000000"/>
-          <w:kern w:val="0"/>
-          <w:sz w:val="16"/>
-          <w:szCs w:val="16"/>
-        </w:rPr>
-        <w:t>f</w:t>
-      </w:r>
-      <w:r>
-        <w:rPr>
-          <w:rFonts w:ascii="蝝唳?擃?" w:eastAsia="蝝唳?擃?" w:cs="蝝唳?擃?"/>
-          <w:color w:val="000000"/>
-          <w:kern w:val="0"/>
-          <w:sz w:val="16"/>
-          <w:szCs w:val="16"/>
-        </w:rPr>
-        <w:t>ram</w:t>
-      </w:r>
-      <w:r>
-        <w:rPr>
-          <w:rFonts w:ascii="蝝唳?擃?" w:eastAsia="蝝唳?擃?" w:cs="蝝唳?擃?" w:hint="eastAsia"/>
-          <w:color w:val="000000"/>
-          <w:kern w:val="0"/>
-          <w:sz w:val="16"/>
-          <w:szCs w:val="16"/>
-        </w:rPr>
-        <w:t>e</w:t>
-      </w:r>
-      <w:r>
-        <w:rPr>
-          <w:rFonts w:ascii="蝝唳?擃?" w:eastAsia="蝝唳?擃?" w:cs="蝝唳?擃?"/>
-          <w:color w:val="000000"/>
-          <w:kern w:val="0"/>
-          <w:sz w:val="16"/>
-          <w:szCs w:val="16"/>
-        </w:rPr>
-        <w:t xml:space="preserve">work: </w:t>
-      </w:r>
-      <w:proofErr w:type="spellStart"/>
-      <w:r>
-        <w:rPr>
-          <w:rFonts w:ascii="蝝唳?擃?" w:eastAsia="蝝唳?擃?" w:cs="蝝唳?擃?" w:hint="eastAsia"/>
-          <w:color w:val="000000"/>
-          <w:kern w:val="0"/>
-          <w:sz w:val="16"/>
-          <w:szCs w:val="16"/>
-        </w:rPr>
-        <w:t>TensorRT</w:t>
-      </w:r>
-      <w:proofErr w:type="spellEnd"/>
-      <w:r>
-        <w:rPr>
-          <w:rFonts w:ascii="蝝唳?擃?" w:eastAsia="蝝唳?擃?" w:cs="蝝唳?擃?" w:hint="eastAsia"/>
-          <w:color w:val="000000"/>
-          <w:kern w:val="0"/>
-          <w:sz w:val="16"/>
-          <w:szCs w:val="16"/>
-        </w:rPr>
-        <w:t>-LLM</w:t>
-      </w:r>
-      <w:r>
-        <w:rPr>
-          <w:rFonts w:ascii="蝝唳?擃?" w:eastAsia="蝝唳?擃?" w:cs="蝝唳?擃?" w:hint="eastAsia"/>
-          <w:color w:val="000000"/>
-          <w:kern w:val="0"/>
-          <w:sz w:val="16"/>
-          <w:szCs w:val="16"/>
-        </w:rPr>
-        <w:t xml:space="preserve"> (</w:t>
-      </w:r>
-      <w:proofErr w:type="spellStart"/>
-      <w:r>
-        <w:rPr>
-          <w:rFonts w:ascii="蝝唳?擃?" w:eastAsia="蝝唳?擃?" w:cs="蝝唳?擃?" w:hint="eastAsia"/>
-          <w:color w:val="000000"/>
-          <w:kern w:val="0"/>
-          <w:sz w:val="16"/>
-          <w:szCs w:val="16"/>
-        </w:rPr>
-        <w:t>PyTorch</w:t>
-      </w:r>
-      <w:proofErr w:type="spellEnd"/>
-      <w:r>
-        <w:rPr>
-          <w:rFonts w:ascii="蝝唳?擃?" w:eastAsia="蝝唳?擃?" w:cs="蝝唳?擃?" w:hint="eastAsia"/>
-          <w:color w:val="000000"/>
-          <w:kern w:val="0"/>
-          <w:sz w:val="16"/>
-          <w:szCs w:val="16"/>
-        </w:rPr>
-        <w:t>-end)</w:t>
-      </w:r>
-    </w:p>
-    <w:p>
-      <w:pPr>
-        <w:spacing w:line="192" w:lineRule="auto"/>
-        <w:rPr>
-          <w:rFonts w:ascii="蝝唳?擃?" w:eastAsia="蝝唳?擃?" w:cs="蝝唳?擃?"/>
-          <w:color w:val="000000"/>
-          <w:kern w:val="0"/>
-          <w:sz w:val="16"/>
-          <w:szCs w:val="16"/>
-        </w:rPr>
-      </w:pPr>
-      <w:proofErr w:type="spellStart"/>
-      <w:r>
-        <w:rPr>
-          <w:rFonts w:ascii="蝝唳?擃?" w:eastAsia="蝝唳?擃?" w:cs="蝝唳?擃?"/>
-          <w:color w:val="000000"/>
-          <w:kern w:val="0"/>
-          <w:sz w:val="16"/>
-          <w:szCs w:val="16"/>
-        </w:rPr>
-        <w:t>reranker</w:t>
-      </w:r>
-      <w:proofErr w:type="spellEnd"/>
-      <w:r>
-        <w:rPr>
-          <w:rFonts w:ascii="蝝唳?擃?" w:eastAsia="蝝唳?擃?" w:cs="蝝唳?擃?"/>
-          <w:color w:val="000000"/>
-          <w:kern w:val="0"/>
-          <w:sz w:val="16"/>
-          <w:szCs w:val="16"/>
-        </w:rPr>
-        <w:t xml:space="preserve"> runs on </w:t>
-      </w:r>
-      <w:r>
-        <w:rPr>
-          <w:rFonts w:ascii="蝝唳?擃?" w:eastAsia="蝝唳?擃?" w:cs="蝝唳?擃?" w:hint="eastAsia"/>
-          <w:color w:val="000000"/>
-          <w:kern w:val="0"/>
-          <w:sz w:val="16"/>
-          <w:szCs w:val="16"/>
-        </w:rPr>
-        <w:t>G</w:t>
-      </w:r>
-      <w:r>
-        <w:rPr>
-          <w:rFonts w:ascii="蝝唳?擃?" w:eastAsia="蝝唳?擃?" w:cs="蝝唳?擃?"/>
-          <w:color w:val="000000"/>
-          <w:kern w:val="0"/>
-          <w:sz w:val="16"/>
-          <w:szCs w:val="16"/>
-        </w:rPr>
-        <w:t>PU.</w:t>
-      </w:r>
-    </w:p>
-    <w:p>
-      <w:pPr>
-        <w:spacing w:line="192" w:lineRule="auto"/>
-        <w:rPr>
-          <w:rFonts w:ascii="蝝唳?擃?" w:eastAsia="蝝唳?擃?" w:cs="蝝唳?擃?"/>
-          <w:color w:val="000000"/>
-          <w:kern w:val="0"/>
-          <w:sz w:val="16"/>
-          <w:szCs w:val="16"/>
-        </w:rPr>
-      </w:pPr>
-      <w:r>
-        <w:rPr>
-          <w:rFonts w:ascii="蝝唳?擃?" w:eastAsia="蝝唳?擃?" w:cs="蝝唳?擃?"/>
-          <w:color w:val="000000"/>
-          <w:kern w:val="0"/>
-          <w:sz w:val="16"/>
-          <w:szCs w:val="16"/>
-        </w:rPr>
-        <w:t>VRAM occupied around 1</w:t>
-      </w:r>
-      <w:r>
-        <w:rPr>
-          <w:rFonts w:ascii="蝝唳?擃?" w:eastAsia="蝝唳?擃?" w:cs="蝝唳?擃?" w:hint="eastAsia"/>
-          <w:color w:val="000000"/>
-          <w:kern w:val="0"/>
-          <w:sz w:val="16"/>
-          <w:szCs w:val="16"/>
-        </w:rPr>
-        <w:t>1.</w:t>
-      </w:r>
-      <w:r>
-        <w:rPr>
-          <w:rFonts w:ascii="蝝唳?擃?" w:eastAsia="蝝唳?擃?" w:cs="蝝唳?擃?" w:hint="eastAsia"/>
-          <w:color w:val="000000"/>
-          <w:kern w:val="0"/>
-          <w:sz w:val="16"/>
-          <w:szCs w:val="16"/>
-        </w:rPr>
-        <w:t>6</w:t>
-      </w:r>
-      <w:r>
-        <w:rPr>
-          <w:rFonts w:ascii="蝝唳?擃?" w:eastAsia="蝝唳?擃?" w:cs="蝝唳?擃?"/>
-          <w:color w:val="000000"/>
-          <w:kern w:val="0"/>
-          <w:sz w:val="16"/>
-          <w:szCs w:val="16"/>
-        </w:rPr>
-        <w:t>/12GB</w:t>
-      </w:r>
-      <w:r>
-        <w:rPr>
-          <w:rFonts w:ascii="蝝唳?擃?" w:eastAsia="蝝唳?擃?" w:cs="蝝唳?擃?" w:hint="eastAsia"/>
-          <w:color w:val="000000"/>
-          <w:kern w:val="0"/>
-          <w:sz w:val="16"/>
-          <w:szCs w:val="16"/>
-        </w:rPr>
-        <w:t xml:space="preserve"> and Shared Memory occupied around 0.5/31.5GB</w:t>
-      </w:r>
-      <w:r>
-        <w:rPr>
-          <w:rFonts w:ascii="蝝唳?擃?" w:eastAsia="蝝唳?擃?" w:cs="蝝唳?擃?"/>
-          <w:color w:val="000000"/>
-          <w:kern w:val="0"/>
-          <w:sz w:val="16"/>
-          <w:szCs w:val="16"/>
-        </w:rPr>
-        <w:t>.</w:t>
-      </w:r>
-    </w:p>
-    <w:p>
-      <w:pPr>
-        <w:spacing w:line="192" w:lineRule="auto"/>
-        <w:rPr>
-          <w:rFonts w:ascii="蝝唳?擃?" w:eastAsia="蝝唳?擃?" w:cs="蝝唳?擃?"/>
-          <w:color w:val="000000"/>
-          <w:kern w:val="0"/>
-          <w:sz w:val="16"/>
-          <w:szCs w:val="16"/>
-        </w:rPr>
-      </w:pPr>
-    </w:p>
-    <w:p>
-      <w:pPr>
-        <w:spacing w:line="192" w:lineRule="auto"/>
-        <w:rPr>
-          <w:rFonts w:ascii="蝝唳?擃?" w:eastAsia="蝝唳?擃?" w:cs="蝝唳?擃?"/>
-          <w:color w:val="000000"/>
-          <w:kern w:val="0"/>
-          <w:sz w:val="16"/>
-          <w:szCs w:val="16"/>
-          <w:lang w:val="es-ES"/>
-        </w:rPr>
-      </w:pPr>
-      <w:r>
-        <w:rPr>
-          <w:rFonts w:ascii="蝝唳?擃?" w:eastAsia="蝝唳?擃?" w:cs="蝝唳?擃?"/>
-          <w:color w:val="000000"/>
-          <w:kern w:val="0"/>
-          <w:sz w:val="16"/>
-          <w:szCs w:val="16"/>
-          <w:lang w:val="es-ES"/>
-        </w:rPr>
-        <w:t>model parameter:</w:t>
-      </w:r>
-    </w:p>
-    <w:p>
-      <w:pPr>
-        <w:spacing w:line="192" w:lineRule="auto"/>
-        <w:rPr>
-          <w:rFonts w:ascii="蝝唳?擃?" w:eastAsia="蝝唳?擃?" w:cs="蝝唳?擃?"/>
-          <w:color w:val="000000"/>
-          <w:kern w:val="0"/>
-          <w:sz w:val="16"/>
-          <w:szCs w:val="16"/>
-          <w:lang w:val="es-ES"/>
-        </w:rPr>
-      </w:pPr>
-      <w:r>
-        <w:rPr>
-          <w:rFonts w:ascii="蝝唳?擃?" w:eastAsia="蝝唳?擃?" w:cs="蝝唳?擃?"/>
-          <w:color w:val="000000"/>
-          <w:kern w:val="0"/>
-          <w:sz w:val="16"/>
-          <w:szCs w:val="16"/>
-          <w:lang w:val="es-ES"/>
-        </w:rPr>
-        <w:t>tokenizer ="</w:t>
-      </w:r>
-      <w:r>
-        <w:rPr>
-          <w:rFonts w:ascii="蝝唳?擃?" w:eastAsia="蝝唳?擃?" w:cs="蝝唳?擃?" w:hint="eastAsia"/>
-          <w:color w:val="000000"/>
-          <w:kern w:val="0"/>
-          <w:sz w:val="16"/>
-          <w:szCs w:val="16"/>
-          <w:lang w:val="es-ES"/>
-        </w:rPr>
-        <w:t>NVIDIA/Llama</w:t>
-      </w:r>
-      <w:r>
-        <w:rPr>
-          <w:rFonts w:ascii="蝝唳?擃?" w:eastAsia="蝝唳?擃?" w:cs="蝝唳?擃?" w:hint="eastAsia"/>
-          <w:color w:val="000000"/>
-          <w:kern w:val="0"/>
-          <w:sz w:val="16"/>
-          <w:szCs w:val="16"/>
-          <w:lang w:val="es-ES"/>
-        </w:rPr>
-        <w:t>-</w:t>
-      </w:r>
-      <w:r>
-        <w:rPr>
-          <w:rFonts w:ascii="蝝唳?擃?" w:eastAsia="蝝唳?擃?" w:cs="蝝唳?擃?" w:hint="eastAsia"/>
-          <w:color w:val="000000"/>
-          <w:kern w:val="0"/>
-          <w:sz w:val="16"/>
-          <w:szCs w:val="16"/>
-          <w:lang w:val="es-ES"/>
-        </w:rPr>
-        <w:t>3.1</w:t>
-      </w:r>
-      <w:r>
-        <w:rPr>
-          <w:rFonts w:ascii="蝝唳?擃?" w:eastAsia="蝝唳?擃?" w:cs="蝝唳?擃?" w:hint="eastAsia"/>
-          <w:color w:val="000000"/>
-          <w:kern w:val="0"/>
-          <w:sz w:val="16"/>
-          <w:szCs w:val="16"/>
-          <w:lang w:val="es-ES"/>
-        </w:rPr>
-        <w:t>-</w:t>
-      </w:r>
-      <w:r>
-        <w:rPr>
-          <w:rFonts w:ascii="蝝唳?擃?" w:eastAsia="蝝唳?擃?" w:cs="蝝唳?擃?" w:hint="eastAsia"/>
-          <w:color w:val="000000"/>
-          <w:kern w:val="0"/>
-          <w:sz w:val="16"/>
-          <w:szCs w:val="16"/>
-          <w:lang w:val="es-ES"/>
-        </w:rPr>
-        <w:t>8B</w:t>
-      </w:r>
-      <w:r>
-        <w:rPr>
-          <w:rFonts w:ascii="蝝唳?擃?" w:eastAsia="蝝唳?擃?" w:cs="蝝唳?擃?" w:hint="eastAsia"/>
-          <w:color w:val="000000"/>
-          <w:kern w:val="0"/>
-          <w:sz w:val="16"/>
-          <w:szCs w:val="16"/>
-          <w:lang w:val="es-ES"/>
-        </w:rPr>
-        <w:t>-</w:t>
-      </w:r>
-      <w:r>
-        <w:rPr>
-          <w:rFonts w:ascii="蝝唳?擃?" w:eastAsia="蝝唳?擃?" w:cs="蝝唳?擃?" w:hint="eastAsia"/>
-          <w:color w:val="000000"/>
-          <w:kern w:val="0"/>
-          <w:sz w:val="16"/>
-          <w:szCs w:val="16"/>
-          <w:lang w:val="es-ES"/>
-        </w:rPr>
-        <w:t>NVFP4</w:t>
-      </w:r>
-      <w:r>
-        <w:rPr>
-          <w:rFonts w:ascii="蝝唳?擃?" w:eastAsia="蝝唳?擃?" w:cs="蝝唳?擃?"/>
-          <w:color w:val="000000"/>
-          <w:kern w:val="0"/>
-          <w:sz w:val="16"/>
-          <w:szCs w:val="16"/>
-          <w:lang w:val="es-ES"/>
+        <w:t>/Qwen3-8B-NVPF4</w:t>
+      </w:r>
+      <w:r>
+        <w:rPr>
+          <w:rFonts w:ascii="蝝唳?擃?" w:eastAsia="蝝唳?擃?" w:cs="蝝唳?擃?"/>
+          <w:color w:val="000000"/>
+          <w:kern w:val="0"/>
+          <w:sz w:val="16"/>
+          <w:szCs w:val="16"/>
         </w:rPr>
         <w:t>"</w:t>
       </w:r>
@@ -4446,1608 +6625,16 @@
           <w:kern w:val="0"/>
           <w:sz w:val="16"/>
           <w:szCs w:val="16"/>
-          <w:lang w:val="es-ES"/>
-        </w:rPr>
-      </w:pPr>
-      <w:r>
-        <w:rPr>
-          <w:rFonts w:ascii="蝝唳?擃?" w:eastAsia="蝝唳?擃?" w:cs="蝝唳?擃?"/>
-          <w:color w:val="000000"/>
-          <w:kern w:val="0"/>
-          <w:sz w:val="16"/>
-          <w:szCs w:val="16"/>
-          <w:lang w:val="es-ES"/>
-        </w:rPr>
-        <w:t>generator = "</w:t>
-      </w:r>
-      <w:r>
-        <w:rPr>
-          <w:rFonts w:ascii="蝝唳?擃?" w:eastAsia="蝝唳?擃?" w:cs="蝝唳?擃?" w:hint="eastAsia"/>
-          <w:color w:val="000000"/>
-          <w:kern w:val="0"/>
-          <w:sz w:val="16"/>
-          <w:szCs w:val="16"/>
-          <w:lang w:val="es-ES"/>
-        </w:rPr>
-        <w:t>NVIDIA/Llama</w:t>
-      </w:r>
-      <w:r>
-        <w:rPr>
-          <w:rFonts w:ascii="蝝唳?擃?" w:eastAsia="蝝唳?擃?" w:cs="蝝唳?擃?" w:hint="eastAsia"/>
-          <w:color w:val="000000"/>
-          <w:kern w:val="0"/>
-          <w:sz w:val="16"/>
-          <w:szCs w:val="16"/>
-          <w:lang w:val="es-ES"/>
-        </w:rPr>
-        <w:t>-</w:t>
-      </w:r>
-      <w:r>
-        <w:rPr>
-          <w:rFonts w:ascii="蝝唳?擃?" w:eastAsia="蝝唳?擃?" w:cs="蝝唳?擃?" w:hint="eastAsia"/>
-          <w:color w:val="000000"/>
-          <w:kern w:val="0"/>
-          <w:sz w:val="16"/>
-          <w:szCs w:val="16"/>
-          <w:lang w:val="es-ES"/>
-        </w:rPr>
-        <w:t>3.1</w:t>
-      </w:r>
-      <w:r>
-        <w:rPr>
-          <w:rFonts w:ascii="蝝唳?擃?" w:eastAsia="蝝唳?擃?" w:cs="蝝唳?擃?" w:hint="eastAsia"/>
-          <w:color w:val="000000"/>
-          <w:kern w:val="0"/>
-          <w:sz w:val="16"/>
-          <w:szCs w:val="16"/>
-          <w:lang w:val="es-ES"/>
-        </w:rPr>
-        <w:t>-</w:t>
-      </w:r>
-      <w:r>
-        <w:rPr>
-          <w:rFonts w:ascii="蝝唳?擃?" w:eastAsia="蝝唳?擃?" w:cs="蝝唳?擃?" w:hint="eastAsia"/>
-          <w:color w:val="000000"/>
-          <w:kern w:val="0"/>
-          <w:sz w:val="16"/>
-          <w:szCs w:val="16"/>
-          <w:lang w:val="es-ES"/>
-        </w:rPr>
-        <w:t>8B</w:t>
-      </w:r>
-      <w:r>
-        <w:rPr>
-          <w:rFonts w:ascii="蝝唳?擃?" w:eastAsia="蝝唳?擃?" w:cs="蝝唳?擃?" w:hint="eastAsia"/>
-          <w:color w:val="000000"/>
-          <w:kern w:val="0"/>
-          <w:sz w:val="16"/>
-          <w:szCs w:val="16"/>
-          <w:lang w:val="es-ES"/>
-        </w:rPr>
-        <w:t>-</w:t>
-      </w:r>
-      <w:r>
-        <w:rPr>
-          <w:rFonts w:ascii="蝝唳?擃?" w:eastAsia="蝝唳?擃?" w:cs="蝝唳?擃?" w:hint="eastAsia"/>
-          <w:color w:val="000000"/>
-          <w:kern w:val="0"/>
-          <w:sz w:val="16"/>
-          <w:szCs w:val="16"/>
-          <w:lang w:val="es-ES"/>
-        </w:rPr>
-        <w:t>NVFP4</w:t>
-      </w:r>
-      <w:r>
-        <w:rPr>
-          <w:rFonts w:ascii="蝝唳?擃?" w:eastAsia="蝝唳?擃?" w:cs="蝝唳?擃?"/>
-          <w:color w:val="000000"/>
-          <w:kern w:val="0"/>
-          <w:sz w:val="16"/>
-          <w:szCs w:val="16"/>
-          <w:lang w:val="es-ES"/>
-        </w:rPr>
-        <w:t xml:space="preserve"> ",</w:t>
-      </w:r>
-      <w:r>
-        <w:rPr>
-          <w:rFonts w:ascii="蝝唳?擃?" w:eastAsia="蝝唳?擃?" w:cs="蝝唳?擃?" w:hint="eastAsia"/>
-          <w:color w:val="000000"/>
-          <w:kern w:val="0"/>
-          <w:sz w:val="16"/>
-          <w:szCs w:val="16"/>
-          <w:lang w:val="es-ES"/>
-        </w:rPr>
-        <w:t xml:space="preserve"> </w:t>
-      </w:r>
-      <w:r>
-        <w:rPr>
-          <w:rFonts w:ascii="蝝唳?擃?" w:eastAsia="蝝唳?擃?" w:cs="蝝唳?擃?"/>
-          <w:color w:val="000000"/>
-          <w:kern w:val="0"/>
-          <w:sz w:val="16"/>
-          <w:szCs w:val="16"/>
-          <w:lang w:val="es-ES"/>
-        </w:rPr>
-        <w:t>dtype = 'float16'</w:t>
-      </w:r>
-    </w:p>
-    <w:p>
-      <w:pPr>
-        <w:spacing w:line="192" w:lineRule="auto"/>
-        <w:rPr>
-          <w:rFonts w:ascii="蝝唳?擃?" w:eastAsia="蝝唳?擃?" w:cs="蝝唳?擃?"/>
-          <w:color w:val="000000"/>
-          <w:kern w:val="0"/>
-          <w:sz w:val="16"/>
-          <w:szCs w:val="16"/>
-        </w:rPr>
-      </w:pPr>
-      <w:r>
-        <w:rPr>
-          <w:rFonts w:ascii="蝝唳?擃?" w:eastAsia="蝝唳?擃?" w:cs="蝝唳?擃?" w:hint="eastAsia"/>
-          <w:color w:val="000000"/>
-          <w:kern w:val="0"/>
-          <w:sz w:val="16"/>
-          <w:szCs w:val="16"/>
-        </w:rPr>
-        <w:t xml:space="preserve">quantization = </w:t>
-      </w:r>
-      <w:r>
-        <w:rPr>
-          <w:rFonts w:ascii="蝝唳?擃?" w:eastAsia="蝝唳?擃?" w:cs="蝝唳?擃?" w:hint="eastAsia"/>
-          <w:color w:val="000000"/>
-          <w:kern w:val="0"/>
-          <w:sz w:val="16"/>
-          <w:szCs w:val="16"/>
-        </w:rPr>
-        <w:t>NVFP4</w:t>
-      </w:r>
-    </w:p>
-    <w:p>
-      <w:pPr>
-        <w:spacing w:line="192" w:lineRule="auto"/>
-        <w:rPr>
-          <w:rFonts w:ascii="蝝唳?擃?" w:eastAsia="蝝唳?擃?" w:cs="蝝唳?擃?"/>
-          <w:color w:val="000000"/>
-          <w:kern w:val="0"/>
-          <w:sz w:val="16"/>
-          <w:szCs w:val="16"/>
-        </w:rPr>
-      </w:pPr>
-    </w:p>
-    <w:p>
-      <w:pPr>
-        <w:spacing w:line="192" w:lineRule="auto"/>
-        <w:rPr>
-          <w:rFonts w:ascii="蝝唳?擃?" w:eastAsia="蝝唳?擃?" w:cs="蝝唳?擃?"/>
-          <w:color w:val="000000"/>
-          <w:kern w:val="0"/>
-          <w:sz w:val="16"/>
-          <w:szCs w:val="16"/>
-        </w:rPr>
-      </w:pPr>
-      <w:r>
-        <w:rPr>
-          <w:rFonts w:ascii="蝝唳?擃?" w:eastAsia="蝝唳?擃?" w:cs="蝝唳?擃?" w:hint="eastAsia"/>
-          <w:color w:val="000000"/>
-          <w:kern w:val="0"/>
-          <w:sz w:val="16"/>
-          <w:szCs w:val="16"/>
-        </w:rPr>
-        <w:t xml:space="preserve">time </w:t>
-      </w:r>
-      <w:r>
-        <w:rPr>
-          <w:rFonts w:ascii="蝝唳?擃?" w:eastAsia="蝝唳?擃?" w:cs="蝝唳?擃?"/>
-          <w:color w:val="000000"/>
-          <w:kern w:val="0"/>
-          <w:sz w:val="16"/>
-          <w:szCs w:val="16"/>
-        </w:rPr>
-        <w:t>statistics:</w:t>
-      </w:r>
-    </w:p>
-    <w:p>
-      <w:pPr>
-        <w:spacing w:line="192" w:lineRule="auto"/>
-        <w:rPr>
-          <w:rFonts w:ascii="蝝唳?擃?" w:eastAsia="蝝唳?擃?" w:cs="蝝唳?擃?"/>
-          <w:color w:val="000000"/>
-          <w:kern w:val="0"/>
-          <w:sz w:val="16"/>
-          <w:szCs w:val="16"/>
-        </w:rPr>
-      </w:pPr>
-      <w:r>
-        <w:rPr>
-          <w:rFonts w:ascii="蝝唳?擃?" w:eastAsia="蝝唳?擃?" w:cs="蝝唳?擃?"/>
-          <w:color w:val="000000"/>
-          <w:kern w:val="0"/>
-          <w:sz w:val="16"/>
-          <w:szCs w:val="16"/>
-        </w:rPr>
-        <w:t>avg time: 6.48</w:t>
-      </w:r>
-    </w:p>
-    <w:p>
-      <w:pPr>
-        <w:spacing w:line="192" w:lineRule="auto"/>
-        <w:rPr>
-          <w:rFonts w:ascii="蝝唳?擃?" w:eastAsia="蝝唳?擃?" w:cs="蝝唳?擃?"/>
-          <w:color w:val="000000"/>
-          <w:kern w:val="0"/>
-          <w:sz w:val="16"/>
-          <w:szCs w:val="16"/>
-        </w:rPr>
-      </w:pPr>
-      <w:r>
-        <w:rPr>
-          <w:rFonts w:ascii="蝝唳?擃?" w:eastAsia="蝝唳?擃?" w:cs="蝝唳?擃?"/>
-          <w:color w:val="000000"/>
-          <w:kern w:val="0"/>
-          <w:sz w:val="16"/>
-          <w:szCs w:val="16"/>
-        </w:rPr>
-        <w:t>variance: 0.71</w:t>
-      </w:r>
-    </w:p>
-    <w:p>
-      <w:pPr>
-        <w:spacing w:line="192" w:lineRule="auto"/>
-        <w:rPr>
-          <w:rFonts w:ascii="蝝唳?擃?" w:eastAsia="蝝唳?擃?" w:cs="蝝唳?擃?"/>
-          <w:color w:val="000000"/>
-          <w:kern w:val="0"/>
-          <w:sz w:val="16"/>
-          <w:szCs w:val="16"/>
-        </w:rPr>
-      </w:pPr>
-      <w:r>
-        <w:rPr>
-          <w:rFonts w:ascii="蝝唳?擃?" w:eastAsia="蝝唳?擃?" w:cs="蝝唳?擃?"/>
-          <w:color w:val="000000"/>
-          <w:kern w:val="0"/>
-          <w:sz w:val="16"/>
-          <w:szCs w:val="16"/>
-        </w:rPr>
-        <w:lastRenderedPageBreak/>
-        <w:t>standard deviation: 0.85</w:t>
-      </w:r>
-    </w:p>
-    <w:p>
-      <w:pPr>
-        <w:spacing w:line="192" w:lineRule="auto"/>
-        <w:rPr>
-          <w:rFonts w:ascii="蝝唳?擃?" w:eastAsia="蝝唳?擃?" w:cs="蝝唳?擃?"/>
-          <w:color w:val="000000"/>
-          <w:kern w:val="0"/>
-          <w:sz w:val="16"/>
-          <w:szCs w:val="16"/>
-        </w:rPr>
-      </w:pPr>
-      <w:r>
-        <w:rPr>
-          <w:rFonts w:ascii="蝝唳?擃?" w:eastAsia="蝝唳?擃?" w:cs="蝝唳?擃?"/>
-          <w:color w:val="000000"/>
-          <w:kern w:val="0"/>
-          <w:sz w:val="16"/>
-          <w:szCs w:val="16"/>
-        </w:rPr>
-        <w:t>CV: 13</w:t>
-      </w:r>
-      <w:r>
-        <w:rPr>
-          <w:rFonts w:ascii="蝝唳?擃?" w:eastAsia="蝝唳?擃?" w:cs="蝝唳?擃?" w:hint="eastAsia"/>
-          <w:color w:val="000000"/>
-          <w:kern w:val="0"/>
-          <w:sz w:val="16"/>
-          <w:szCs w:val="16"/>
-        </w:rPr>
-        <w:t>.12</w:t>
-      </w:r>
-      <w:r>
-        <w:rPr>
-          <w:rFonts w:ascii="蝝唳?擃?" w:eastAsia="蝝唳?擃?" w:cs="蝝唳?擃?"/>
-          <w:color w:val="000000"/>
-          <w:kern w:val="0"/>
-          <w:sz w:val="16"/>
-          <w:szCs w:val="16"/>
-        </w:rPr>
-        <w:t>%</w:t>
-      </w:r>
-    </w:p>
-    <w:p>
-      <w:pPr>
-        <w:spacing w:line="192" w:lineRule="auto"/>
-        <w:rPr>
-          <w:rFonts w:ascii="蝝唳?擃?" w:eastAsia="蝝唳?擃?" w:cs="蝝唳?擃?"/>
-          <w:color w:val="000000"/>
-          <w:kern w:val="0"/>
-          <w:sz w:val="16"/>
-          <w:szCs w:val="16"/>
-        </w:rPr>
-      </w:pPr>
-      <w:r>
-        <w:rPr>
-          <w:rFonts w:ascii="蝝唳?擃?" w:eastAsia="蝝唳?擃?" w:cs="蝝唳?擃?"/>
-          <w:color w:val="000000"/>
-          <w:kern w:val="0"/>
-          <w:sz w:val="16"/>
-          <w:szCs w:val="16"/>
-        </w:rPr>
-        <w:t>max time: 9.06</w:t>
-      </w:r>
-    </w:p>
-    <w:p>
-      <w:pPr>
-        <w:spacing w:line="192" w:lineRule="auto"/>
-        <w:rPr>
-          <w:rFonts w:ascii="蝝唳?擃?" w:eastAsia="蝝唳?擃?" w:cs="蝝唳?擃?"/>
-          <w:color w:val="000000"/>
-          <w:kern w:val="0"/>
-          <w:sz w:val="16"/>
-          <w:szCs w:val="16"/>
-          <w:lang w:val="es-ES"/>
-        </w:rPr>
-      </w:pPr>
-      <w:r>
-        <w:rPr>
-          <w:rFonts w:ascii="蝝唳?擃?" w:eastAsia="蝝唳?擃?" w:cs="蝝唳?擃?"/>
-          <w:color w:val="000000"/>
-          <w:kern w:val="0"/>
-          <w:sz w:val="16"/>
-          <w:szCs w:val="16"/>
-          <w:lang w:val="es-ES"/>
-        </w:rPr>
-        <w:t>min time: 2.36</w:t>
-      </w:r>
-    </w:p>
-    <w:p>
-      <w:pPr>
-        <w:spacing w:line="192" w:lineRule="auto"/>
-        <w:rPr>
-          <w:rFonts w:ascii="蝝唳?擃?" w:eastAsia="蝝唳?擃?" w:cs="蝝唳?擃?"/>
-          <w:color w:val="000000"/>
-          <w:kern w:val="0"/>
-          <w:sz w:val="16"/>
-          <w:szCs w:val="16"/>
-          <w:lang w:val="es-ES"/>
-        </w:rPr>
-      </w:pPr>
-    </w:p>
-    <w:p>
-      <w:pPr>
-        <w:spacing w:line="192" w:lineRule="auto"/>
-        <w:rPr>
-          <w:rFonts w:ascii="蝝唳?擃?" w:eastAsia="蝝唳?擃?" w:cs="蝝唳?擃?"/>
-          <w:color w:val="000000"/>
-          <w:kern w:val="0"/>
-          <w:sz w:val="16"/>
-          <w:szCs w:val="16"/>
-          <w:lang w:val="es-ES"/>
-        </w:rPr>
-      </w:pPr>
-      <w:r>
-        <w:rPr>
-          <w:rFonts w:ascii="蝝唳?擃?" w:eastAsia="蝝唳?擃?" w:cs="蝝唳?擃?"/>
-          <w:color w:val="000000"/>
-          <w:kern w:val="0"/>
-          <w:sz w:val="16"/>
-          <w:szCs w:val="16"/>
-          <w:lang w:val="es-ES"/>
-        </w:rPr>
-        <w:t>-----------------------------------------------------------------------------------------------------------------------------</w:t>
-      </w:r>
-    </w:p>
-    <w:p>
-      <w:pPr>
-        <w:spacing w:line="192" w:lineRule="auto"/>
-        <w:rPr>
-          <w:rFonts w:ascii="蝝唳?擃?" w:eastAsia="蝝唳?擃?" w:cs="蝝唳?擃?"/>
-          <w:color w:val="000000"/>
-          <w:kern w:val="0"/>
-          <w:sz w:val="16"/>
-          <w:szCs w:val="16"/>
-          <w:lang w:val="es-ES"/>
-        </w:rPr>
-      </w:pPr>
-      <w:r>
-        <w:rPr>
-          <w:rFonts w:ascii="蝝唳?擃?" w:eastAsia="蝝唳?擃?" w:cs="蝝唳?擃?" w:hint="eastAsia"/>
-          <w:color w:val="000000"/>
-          <w:kern w:val="0"/>
-          <w:sz w:val="16"/>
-          <w:szCs w:val="16"/>
-          <w:lang w:val="es-ES"/>
-        </w:rPr>
-        <w:t>TensorRT</w:t>
-      </w:r>
-      <w:r>
-        <w:rPr>
-          <w:rFonts w:ascii="蝝唳?擃?" w:eastAsia="蝝唳?擃?" w:cs="蝝唳?擃?" w:hint="eastAsia"/>
-          <w:color w:val="000000"/>
-          <w:kern w:val="0"/>
-          <w:sz w:val="16"/>
-          <w:szCs w:val="16"/>
-          <w:lang w:val="es-ES"/>
-        </w:rPr>
-        <w:t>-LLM</w:t>
-      </w:r>
-      <w:r>
-        <w:rPr>
-          <w:rFonts w:ascii="蝝唳?擃?" w:eastAsia="蝝唳?擃?" w:cs="蝝唳?擃?" w:hint="eastAsia"/>
-          <w:color w:val="000000"/>
-          <w:kern w:val="0"/>
-          <w:sz w:val="16"/>
-          <w:szCs w:val="16"/>
-          <w:lang w:val="es-ES"/>
-        </w:rPr>
-        <w:t>_NVIDIA/Llama_3.1_8B_NVFP4:</w:t>
-      </w:r>
-    </w:p>
-    <w:p>
-      <w:pPr>
-        <w:spacing w:line="192" w:lineRule="auto"/>
-        <w:rPr>
-          <w:rFonts w:ascii="蝝唳?擃?" w:eastAsia="蝝唳?擃?" w:cs="蝝唳?擃?"/>
-          <w:color w:val="000000"/>
-          <w:kern w:val="0"/>
-          <w:sz w:val="16"/>
-          <w:szCs w:val="16"/>
-          <w:lang w:val="es-ES"/>
-        </w:rPr>
-      </w:pPr>
-    </w:p>
-    <w:p>
-      <w:pPr>
-        <w:spacing w:line="192" w:lineRule="auto"/>
-        <w:rPr>
-          <w:rFonts w:ascii="蝝唳?擃?" w:eastAsia="蝝唳?擃?" w:cs="蝝唳?擃?"/>
-          <w:color w:val="000000"/>
-          <w:kern w:val="0"/>
-          <w:sz w:val="16"/>
-          <w:szCs w:val="16"/>
-        </w:rPr>
-      </w:pPr>
-      <w:r>
-        <w:rPr>
-          <w:rFonts w:ascii="蝝唳?擃?" w:eastAsia="蝝唳?擃?" w:cs="蝝唳?擃?" w:hint="eastAsia"/>
-          <w:color w:val="000000"/>
-          <w:kern w:val="0"/>
-          <w:sz w:val="16"/>
-          <w:szCs w:val="16"/>
-        </w:rPr>
-        <w:t>f</w:t>
-      </w:r>
-      <w:r>
-        <w:rPr>
-          <w:rFonts w:ascii="蝝唳?擃?" w:eastAsia="蝝唳?擃?" w:cs="蝝唳?擃?"/>
-          <w:color w:val="000000"/>
-          <w:kern w:val="0"/>
-          <w:sz w:val="16"/>
-          <w:szCs w:val="16"/>
-        </w:rPr>
-        <w:t>ram</w:t>
-      </w:r>
-      <w:r>
-        <w:rPr>
-          <w:rFonts w:ascii="蝝唳?擃?" w:eastAsia="蝝唳?擃?" w:cs="蝝唳?擃?" w:hint="eastAsia"/>
-          <w:color w:val="000000"/>
-          <w:kern w:val="0"/>
-          <w:sz w:val="16"/>
-          <w:szCs w:val="16"/>
-        </w:rPr>
-        <w:t>e</w:t>
-      </w:r>
-      <w:r>
-        <w:rPr>
-          <w:rFonts w:ascii="蝝唳?擃?" w:eastAsia="蝝唳?擃?" w:cs="蝝唳?擃?"/>
-          <w:color w:val="000000"/>
-          <w:kern w:val="0"/>
-          <w:sz w:val="16"/>
-          <w:szCs w:val="16"/>
-        </w:rPr>
-        <w:t xml:space="preserve">work: </w:t>
-      </w:r>
-      <w:proofErr w:type="spellStart"/>
-      <w:r>
-        <w:rPr>
-          <w:rFonts w:ascii="蝝唳?擃?" w:eastAsia="蝝唳?擃?" w:cs="蝝唳?擃?" w:hint="eastAsia"/>
-          <w:color w:val="000000"/>
-          <w:kern w:val="0"/>
-          <w:sz w:val="16"/>
-          <w:szCs w:val="16"/>
-        </w:rPr>
-        <w:t>TensorRT</w:t>
-      </w:r>
-      <w:proofErr w:type="spellEnd"/>
-      <w:r>
-        <w:rPr>
-          <w:rFonts w:ascii="蝝唳?擃?" w:eastAsia="蝝唳?擃?" w:cs="蝝唳?擃?" w:hint="eastAsia"/>
-          <w:color w:val="000000"/>
-          <w:kern w:val="0"/>
-          <w:sz w:val="16"/>
-          <w:szCs w:val="16"/>
-        </w:rPr>
-        <w:t>-LLM</w:t>
-      </w:r>
-      <w:r>
-        <w:rPr>
-          <w:rFonts w:ascii="蝝唳?擃?" w:eastAsia="蝝唳?擃?" w:cs="蝝唳?擃?" w:hint="eastAsia"/>
-          <w:color w:val="000000"/>
-          <w:kern w:val="0"/>
-          <w:sz w:val="16"/>
-          <w:szCs w:val="16"/>
-        </w:rPr>
-        <w:t xml:space="preserve"> (</w:t>
-      </w:r>
-      <w:proofErr w:type="spellStart"/>
-      <w:r>
-        <w:rPr>
-          <w:rFonts w:ascii="蝝唳?擃?" w:eastAsia="蝝唳?擃?" w:cs="蝝唳?擃?" w:hint="eastAsia"/>
-          <w:color w:val="000000"/>
-          <w:kern w:val="0"/>
-          <w:sz w:val="16"/>
-          <w:szCs w:val="16"/>
-        </w:rPr>
-        <w:t>PyTorch</w:t>
-      </w:r>
-      <w:proofErr w:type="spellEnd"/>
-      <w:r>
-        <w:rPr>
-          <w:rFonts w:ascii="蝝唳?擃?" w:eastAsia="蝝唳?擃?" w:cs="蝝唳?擃?" w:hint="eastAsia"/>
-          <w:color w:val="000000"/>
-          <w:kern w:val="0"/>
-          <w:sz w:val="16"/>
-          <w:szCs w:val="16"/>
-        </w:rPr>
-        <w:t>-end)</w:t>
-      </w:r>
-    </w:p>
-    <w:p>
-      <w:pPr>
-        <w:spacing w:line="192" w:lineRule="auto"/>
-        <w:rPr>
-          <w:rFonts w:ascii="蝝唳?擃?" w:eastAsia="蝝唳?擃?" w:cs="蝝唳?擃?"/>
-          <w:color w:val="000000"/>
-          <w:kern w:val="0"/>
-          <w:sz w:val="16"/>
-          <w:szCs w:val="16"/>
-        </w:rPr>
-      </w:pPr>
-      <w:proofErr w:type="spellStart"/>
-      <w:r>
-        <w:rPr>
-          <w:rFonts w:ascii="蝝唳?擃?" w:eastAsia="蝝唳?擃?" w:cs="蝝唳?擃?"/>
-          <w:color w:val="000000"/>
-          <w:kern w:val="0"/>
-          <w:sz w:val="16"/>
-          <w:szCs w:val="16"/>
-          <w:highlight w:val="yellow"/>
-        </w:rPr>
-        <w:t>reranker</w:t>
-      </w:r>
-      <w:proofErr w:type="spellEnd"/>
-      <w:r>
-        <w:rPr>
-          <w:rFonts w:ascii="蝝唳?擃?" w:eastAsia="蝝唳?擃?" w:cs="蝝唳?擃?"/>
-          <w:color w:val="000000"/>
-          <w:kern w:val="0"/>
-          <w:sz w:val="16"/>
-          <w:szCs w:val="16"/>
-          <w:highlight w:val="yellow"/>
-        </w:rPr>
-        <w:t xml:space="preserve"> runs on </w:t>
-      </w:r>
-      <w:r>
-        <w:rPr>
-          <w:rFonts w:ascii="蝝唳?擃?" w:eastAsia="蝝唳?擃?" w:cs="蝝唳?擃?" w:hint="eastAsia"/>
-          <w:color w:val="000000"/>
-          <w:kern w:val="0"/>
-          <w:sz w:val="16"/>
-          <w:szCs w:val="16"/>
-          <w:highlight w:val="yellow"/>
-        </w:rPr>
-        <w:t>C</w:t>
-      </w:r>
-      <w:r>
-        <w:rPr>
-          <w:rFonts w:ascii="蝝唳?擃?" w:eastAsia="蝝唳?擃?" w:cs="蝝唳?擃?"/>
-          <w:color w:val="000000"/>
-          <w:kern w:val="0"/>
-          <w:sz w:val="16"/>
-          <w:szCs w:val="16"/>
-          <w:highlight w:val="yellow"/>
-        </w:rPr>
-        <w:t>PU.</w:t>
-      </w:r>
-    </w:p>
-    <w:p>
-      <w:pPr>
-        <w:spacing w:line="192" w:lineRule="auto"/>
-        <w:rPr>
-          <w:rFonts w:ascii="蝝唳?擃?" w:eastAsia="蝝唳?擃?" w:cs="蝝唳?擃?"/>
-          <w:color w:val="000000"/>
-          <w:kern w:val="0"/>
-          <w:sz w:val="16"/>
-          <w:szCs w:val="16"/>
-        </w:rPr>
-      </w:pPr>
-      <w:r>
-        <w:rPr>
-          <w:rFonts w:ascii="蝝唳?擃?" w:eastAsia="蝝唳?擃?" w:cs="蝝唳?擃?"/>
-          <w:color w:val="000000"/>
-          <w:kern w:val="0"/>
-          <w:sz w:val="16"/>
-          <w:szCs w:val="16"/>
-        </w:rPr>
-        <w:t>VRAM occupied around 1</w:t>
-      </w:r>
-      <w:r>
-        <w:rPr>
-          <w:rFonts w:ascii="蝝唳?擃?" w:eastAsia="蝝唳?擃?" w:cs="蝝唳?擃?" w:hint="eastAsia"/>
-          <w:color w:val="000000"/>
-          <w:kern w:val="0"/>
-          <w:sz w:val="16"/>
-          <w:szCs w:val="16"/>
-        </w:rPr>
-        <w:t>1.5</w:t>
-      </w:r>
-      <w:r>
-        <w:rPr>
-          <w:rFonts w:ascii="蝝唳?擃?" w:eastAsia="蝝唳?擃?" w:cs="蝝唳?擃?"/>
-          <w:color w:val="000000"/>
-          <w:kern w:val="0"/>
-          <w:sz w:val="16"/>
-          <w:szCs w:val="16"/>
-        </w:rPr>
-        <w:t>/12GB</w:t>
-      </w:r>
-      <w:r>
-        <w:rPr>
-          <w:rFonts w:ascii="蝝唳?擃?" w:eastAsia="蝝唳?擃?" w:cs="蝝唳?擃?" w:hint="eastAsia"/>
-          <w:color w:val="000000"/>
-          <w:kern w:val="0"/>
-          <w:sz w:val="16"/>
-          <w:szCs w:val="16"/>
-        </w:rPr>
-        <w:t xml:space="preserve"> and Shared Memory occupied around 0.5/31.5GB</w:t>
-      </w:r>
-      <w:r>
-        <w:rPr>
-          <w:rFonts w:ascii="蝝唳?擃?" w:eastAsia="蝝唳?擃?" w:cs="蝝唳?擃?"/>
-          <w:color w:val="000000"/>
-          <w:kern w:val="0"/>
-          <w:sz w:val="16"/>
-          <w:szCs w:val="16"/>
-        </w:rPr>
-        <w:t>.</w:t>
-      </w:r>
-    </w:p>
-    <w:p>
-      <w:pPr>
-        <w:spacing w:line="192" w:lineRule="auto"/>
-        <w:rPr>
-          <w:rFonts w:ascii="蝝唳?擃?" w:eastAsia="蝝唳?擃?" w:cs="蝝唳?擃?"/>
-          <w:color w:val="000000"/>
-          <w:kern w:val="0"/>
-          <w:sz w:val="16"/>
-          <w:szCs w:val="16"/>
-        </w:rPr>
-      </w:pPr>
-    </w:p>
-    <w:p>
-      <w:pPr>
-        <w:spacing w:line="192" w:lineRule="auto"/>
-        <w:rPr>
-          <w:rFonts w:ascii="蝝唳?擃?" w:eastAsia="蝝唳?擃?" w:cs="蝝唳?擃?"/>
-          <w:color w:val="000000"/>
-          <w:kern w:val="0"/>
-          <w:sz w:val="16"/>
-          <w:szCs w:val="16"/>
-          <w:lang w:val="es-ES"/>
-        </w:rPr>
-      </w:pPr>
-      <w:r>
-        <w:rPr>
-          <w:rFonts w:ascii="蝝唳?擃?" w:eastAsia="蝝唳?擃?" w:cs="蝝唳?擃?"/>
-          <w:color w:val="000000"/>
-          <w:kern w:val="0"/>
-          <w:sz w:val="16"/>
-          <w:szCs w:val="16"/>
-          <w:lang w:val="es-ES"/>
-        </w:rPr>
-        <w:t>model parameter:</w:t>
-      </w:r>
-    </w:p>
-    <w:p>
-      <w:pPr>
-        <w:spacing w:line="192" w:lineRule="auto"/>
-        <w:rPr>
-          <w:rFonts w:ascii="蝝唳?擃?" w:eastAsia="蝝唳?擃?" w:cs="蝝唳?擃?"/>
-          <w:color w:val="000000"/>
-          <w:kern w:val="0"/>
-          <w:sz w:val="16"/>
-          <w:szCs w:val="16"/>
-          <w:lang w:val="es-ES"/>
-        </w:rPr>
-      </w:pPr>
-      <w:r>
-        <w:rPr>
-          <w:rFonts w:ascii="蝝唳?擃?" w:eastAsia="蝝唳?擃?" w:cs="蝝唳?擃?"/>
-          <w:color w:val="000000"/>
-          <w:kern w:val="0"/>
-          <w:sz w:val="16"/>
-          <w:szCs w:val="16"/>
-          <w:lang w:val="es-ES"/>
-        </w:rPr>
-        <w:t>tokenizer ="</w:t>
-      </w:r>
-      <w:r>
-        <w:rPr>
-          <w:rFonts w:ascii="蝝唳?擃?" w:eastAsia="蝝唳?擃?" w:cs="蝝唳?擃?" w:hint="eastAsia"/>
-          <w:color w:val="000000"/>
-          <w:kern w:val="0"/>
-          <w:sz w:val="16"/>
-          <w:szCs w:val="16"/>
-          <w:lang w:val="es-ES"/>
-        </w:rPr>
-        <w:t>NVIDIA/Llama</w:t>
-      </w:r>
-      <w:r>
-        <w:rPr>
-          <w:rFonts w:ascii="蝝唳?擃?" w:eastAsia="蝝唳?擃?" w:cs="蝝唳?擃?" w:hint="eastAsia"/>
-          <w:color w:val="000000"/>
-          <w:kern w:val="0"/>
-          <w:sz w:val="16"/>
-          <w:szCs w:val="16"/>
-          <w:lang w:val="es-ES"/>
-        </w:rPr>
-        <w:t>-</w:t>
-      </w:r>
-      <w:r>
-        <w:rPr>
-          <w:rFonts w:ascii="蝝唳?擃?" w:eastAsia="蝝唳?擃?" w:cs="蝝唳?擃?" w:hint="eastAsia"/>
-          <w:color w:val="000000"/>
-          <w:kern w:val="0"/>
-          <w:sz w:val="16"/>
-          <w:szCs w:val="16"/>
-          <w:lang w:val="es-ES"/>
-        </w:rPr>
-        <w:t>3.1</w:t>
-      </w:r>
-      <w:r>
-        <w:rPr>
-          <w:rFonts w:ascii="蝝唳?擃?" w:eastAsia="蝝唳?擃?" w:cs="蝝唳?擃?" w:hint="eastAsia"/>
-          <w:color w:val="000000"/>
-          <w:kern w:val="0"/>
-          <w:sz w:val="16"/>
-          <w:szCs w:val="16"/>
-          <w:lang w:val="es-ES"/>
-        </w:rPr>
-        <w:t>-</w:t>
-      </w:r>
-      <w:r>
-        <w:rPr>
-          <w:rFonts w:ascii="蝝唳?擃?" w:eastAsia="蝝唳?擃?" w:cs="蝝唳?擃?" w:hint="eastAsia"/>
-          <w:color w:val="000000"/>
-          <w:kern w:val="0"/>
-          <w:sz w:val="16"/>
-          <w:szCs w:val="16"/>
-          <w:lang w:val="es-ES"/>
-        </w:rPr>
-        <w:t>8B</w:t>
-      </w:r>
-      <w:r>
-        <w:rPr>
-          <w:rFonts w:ascii="蝝唳?擃?" w:eastAsia="蝝唳?擃?" w:cs="蝝唳?擃?" w:hint="eastAsia"/>
-          <w:color w:val="000000"/>
-          <w:kern w:val="0"/>
-          <w:sz w:val="16"/>
-          <w:szCs w:val="16"/>
-          <w:lang w:val="es-ES"/>
-        </w:rPr>
-        <w:t>-</w:t>
-      </w:r>
-      <w:r>
-        <w:rPr>
-          <w:rFonts w:ascii="蝝唳?擃?" w:eastAsia="蝝唳?擃?" w:cs="蝝唳?擃?" w:hint="eastAsia"/>
-          <w:color w:val="000000"/>
-          <w:kern w:val="0"/>
-          <w:sz w:val="16"/>
-          <w:szCs w:val="16"/>
-          <w:lang w:val="es-ES"/>
-        </w:rPr>
-        <w:t>NVFP4</w:t>
-      </w:r>
-      <w:r>
-        <w:rPr>
-          <w:rFonts w:ascii="蝝唳?擃?" w:eastAsia="蝝唳?擃?" w:cs="蝝唳?擃?"/>
-          <w:color w:val="000000"/>
-          <w:kern w:val="0"/>
-          <w:sz w:val="16"/>
-          <w:szCs w:val="16"/>
-          <w:lang w:val="es-ES"/>
-        </w:rPr>
-        <w:t>"</w:t>
-      </w:r>
-    </w:p>
-    <w:p>
-      <w:pPr>
-        <w:spacing w:line="192" w:lineRule="auto"/>
-        <w:rPr>
-          <w:rFonts w:ascii="蝝唳?擃?" w:eastAsia="蝝唳?擃?" w:cs="蝝唳?擃?"/>
-          <w:color w:val="000000"/>
-          <w:kern w:val="0"/>
-          <w:sz w:val="16"/>
-          <w:szCs w:val="16"/>
-          <w:lang w:val="es-ES"/>
-        </w:rPr>
-      </w:pPr>
-      <w:r>
-        <w:rPr>
-          <w:rFonts w:ascii="蝝唳?擃?" w:eastAsia="蝝唳?擃?" w:cs="蝝唳?擃?"/>
-          <w:color w:val="000000"/>
-          <w:kern w:val="0"/>
-          <w:sz w:val="16"/>
-          <w:szCs w:val="16"/>
-          <w:lang w:val="es-ES"/>
-        </w:rPr>
-        <w:t>generator = "</w:t>
-      </w:r>
-      <w:r>
-        <w:rPr>
-          <w:rFonts w:ascii="蝝唳?擃?" w:eastAsia="蝝唳?擃?" w:cs="蝝唳?擃?" w:hint="eastAsia"/>
-          <w:color w:val="000000"/>
-          <w:kern w:val="0"/>
-          <w:sz w:val="16"/>
-          <w:szCs w:val="16"/>
-          <w:lang w:val="es-ES"/>
-        </w:rPr>
-        <w:t>NVIDIA/Llama</w:t>
-      </w:r>
-      <w:r>
-        <w:rPr>
-          <w:rFonts w:ascii="蝝唳?擃?" w:eastAsia="蝝唳?擃?" w:cs="蝝唳?擃?" w:hint="eastAsia"/>
-          <w:color w:val="000000"/>
-          <w:kern w:val="0"/>
-          <w:sz w:val="16"/>
-          <w:szCs w:val="16"/>
-          <w:lang w:val="es-ES"/>
-        </w:rPr>
-        <w:t>-</w:t>
-      </w:r>
-      <w:r>
-        <w:rPr>
-          <w:rFonts w:ascii="蝝唳?擃?" w:eastAsia="蝝唳?擃?" w:cs="蝝唳?擃?" w:hint="eastAsia"/>
-          <w:color w:val="000000"/>
-          <w:kern w:val="0"/>
-          <w:sz w:val="16"/>
-          <w:szCs w:val="16"/>
-          <w:lang w:val="es-ES"/>
-        </w:rPr>
-        <w:t>3.1</w:t>
-      </w:r>
-      <w:r>
-        <w:rPr>
-          <w:rFonts w:ascii="蝝唳?擃?" w:eastAsia="蝝唳?擃?" w:cs="蝝唳?擃?" w:hint="eastAsia"/>
-          <w:color w:val="000000"/>
-          <w:kern w:val="0"/>
-          <w:sz w:val="16"/>
-          <w:szCs w:val="16"/>
-          <w:lang w:val="es-ES"/>
-        </w:rPr>
-        <w:t>-</w:t>
-      </w:r>
-      <w:r>
-        <w:rPr>
-          <w:rFonts w:ascii="蝝唳?擃?" w:eastAsia="蝝唳?擃?" w:cs="蝝唳?擃?" w:hint="eastAsia"/>
-          <w:color w:val="000000"/>
-          <w:kern w:val="0"/>
-          <w:sz w:val="16"/>
-          <w:szCs w:val="16"/>
-          <w:lang w:val="es-ES"/>
-        </w:rPr>
-        <w:t>8B</w:t>
-      </w:r>
-      <w:r>
-        <w:rPr>
-          <w:rFonts w:ascii="蝝唳?擃?" w:eastAsia="蝝唳?擃?" w:cs="蝝唳?擃?" w:hint="eastAsia"/>
-          <w:color w:val="000000"/>
-          <w:kern w:val="0"/>
-          <w:sz w:val="16"/>
-          <w:szCs w:val="16"/>
-          <w:lang w:val="es-ES"/>
-        </w:rPr>
-        <w:t>-</w:t>
-      </w:r>
-      <w:r>
-        <w:rPr>
-          <w:rFonts w:ascii="蝝唳?擃?" w:eastAsia="蝝唳?擃?" w:cs="蝝唳?擃?" w:hint="eastAsia"/>
-          <w:color w:val="000000"/>
-          <w:kern w:val="0"/>
-          <w:sz w:val="16"/>
-          <w:szCs w:val="16"/>
-          <w:lang w:val="es-ES"/>
-        </w:rPr>
-        <w:t>NVFP4</w:t>
-      </w:r>
-      <w:r>
-        <w:rPr>
-          <w:rFonts w:ascii="蝝唳?擃?" w:eastAsia="蝝唳?擃?" w:cs="蝝唳?擃?"/>
-          <w:color w:val="000000"/>
-          <w:kern w:val="0"/>
-          <w:sz w:val="16"/>
-          <w:szCs w:val="16"/>
-          <w:lang w:val="es-ES"/>
-        </w:rPr>
-        <w:t xml:space="preserve"> ",</w:t>
-      </w:r>
-      <w:r>
-        <w:rPr>
-          <w:rFonts w:ascii="蝝唳?擃?" w:eastAsia="蝝唳?擃?" w:cs="蝝唳?擃?" w:hint="eastAsia"/>
-          <w:color w:val="000000"/>
-          <w:kern w:val="0"/>
-          <w:sz w:val="16"/>
-          <w:szCs w:val="16"/>
-          <w:lang w:val="es-ES"/>
-        </w:rPr>
-        <w:t xml:space="preserve"> </w:t>
-      </w:r>
-      <w:r>
-        <w:rPr>
-          <w:rFonts w:ascii="蝝唳?擃?" w:eastAsia="蝝唳?擃?" w:cs="蝝唳?擃?"/>
-          <w:color w:val="000000"/>
-          <w:kern w:val="0"/>
-          <w:sz w:val="16"/>
-          <w:szCs w:val="16"/>
-          <w:lang w:val="es-ES"/>
-        </w:rPr>
-        <w:t>dtype = 'float16'</w:t>
-      </w:r>
-    </w:p>
-    <w:p>
-      <w:pPr>
-        <w:spacing w:line="192" w:lineRule="auto"/>
-        <w:rPr>
-          <w:rFonts w:ascii="蝝唳?擃?" w:eastAsia="蝝唳?擃?" w:cs="蝝唳?擃?"/>
-          <w:color w:val="000000"/>
-          <w:kern w:val="0"/>
-          <w:sz w:val="16"/>
-          <w:szCs w:val="16"/>
-        </w:rPr>
-      </w:pPr>
-      <w:r>
-        <w:rPr>
-          <w:rFonts w:ascii="蝝唳?擃?" w:eastAsia="蝝唳?擃?" w:cs="蝝唳?擃?" w:hint="eastAsia"/>
-          <w:color w:val="000000"/>
-          <w:kern w:val="0"/>
-          <w:sz w:val="16"/>
-          <w:szCs w:val="16"/>
-        </w:rPr>
-        <w:t>quantization = NVFP4</w:t>
-      </w:r>
-    </w:p>
-    <w:p>
-      <w:pPr>
-        <w:spacing w:line="192" w:lineRule="auto"/>
-        <w:rPr>
-          <w:rFonts w:ascii="蝝唳?擃?" w:eastAsia="蝝唳?擃?" w:cs="蝝唳?擃?"/>
-          <w:color w:val="000000"/>
-          <w:kern w:val="0"/>
-          <w:sz w:val="16"/>
-          <w:szCs w:val="16"/>
-        </w:rPr>
-      </w:pPr>
-    </w:p>
-    <w:p>
-      <w:pPr>
-        <w:spacing w:line="192" w:lineRule="auto"/>
-        <w:rPr>
-          <w:rFonts w:ascii="蝝唳?擃?" w:eastAsia="蝝唳?擃?" w:cs="蝝唳?擃?"/>
-          <w:color w:val="000000"/>
-          <w:kern w:val="0"/>
-          <w:sz w:val="16"/>
-          <w:szCs w:val="16"/>
-        </w:rPr>
-      </w:pPr>
-      <w:r>
-        <w:rPr>
-          <w:rFonts w:ascii="蝝唳?擃?" w:eastAsia="蝝唳?擃?" w:cs="蝝唳?擃?" w:hint="eastAsia"/>
-          <w:color w:val="000000"/>
-          <w:kern w:val="0"/>
-          <w:sz w:val="16"/>
-          <w:szCs w:val="16"/>
-        </w:rPr>
-        <w:t xml:space="preserve">time </w:t>
-      </w:r>
-      <w:r>
-        <w:rPr>
-          <w:rFonts w:ascii="蝝唳?擃?" w:eastAsia="蝝唳?擃?" w:cs="蝝唳?擃?"/>
-          <w:color w:val="000000"/>
-          <w:kern w:val="0"/>
-          <w:sz w:val="16"/>
-          <w:szCs w:val="16"/>
-        </w:rPr>
-        <w:t>statistics:</w:t>
-      </w:r>
-    </w:p>
-    <w:p>
-      <w:pPr>
-        <w:spacing w:line="192" w:lineRule="auto"/>
-        <w:rPr>
-          <w:rFonts w:ascii="蝝唳?擃?" w:eastAsia="蝝唳?擃?" w:cs="蝝唳?擃?"/>
-          <w:color w:val="000000"/>
-          <w:kern w:val="0"/>
-          <w:sz w:val="16"/>
-          <w:szCs w:val="16"/>
-        </w:rPr>
-      </w:pPr>
-      <w:r>
-        <w:rPr>
-          <w:rFonts w:ascii="蝝唳?擃?" w:eastAsia="蝝唳?擃?" w:cs="蝝唳?擃?"/>
-          <w:color w:val="000000"/>
-          <w:kern w:val="0"/>
-          <w:sz w:val="16"/>
-          <w:szCs w:val="16"/>
-        </w:rPr>
-        <w:t>avg time: 5.93</w:t>
-      </w:r>
-    </w:p>
-    <w:p>
-      <w:pPr>
-        <w:spacing w:line="192" w:lineRule="auto"/>
-        <w:rPr>
-          <w:rFonts w:ascii="蝝唳?擃?" w:eastAsia="蝝唳?擃?" w:cs="蝝唳?擃?"/>
-          <w:color w:val="000000"/>
-          <w:kern w:val="0"/>
-          <w:sz w:val="16"/>
-          <w:szCs w:val="16"/>
-        </w:rPr>
-      </w:pPr>
-      <w:r>
-        <w:rPr>
-          <w:rFonts w:ascii="蝝唳?擃?" w:eastAsia="蝝唳?擃?" w:cs="蝝唳?擃?"/>
-          <w:color w:val="000000"/>
-          <w:kern w:val="0"/>
-          <w:sz w:val="16"/>
-          <w:szCs w:val="16"/>
-        </w:rPr>
-        <w:t>variance: 0.50</w:t>
-      </w:r>
-    </w:p>
-    <w:p>
-      <w:pPr>
-        <w:spacing w:line="192" w:lineRule="auto"/>
-        <w:rPr>
-          <w:rFonts w:ascii="蝝唳?擃?" w:eastAsia="蝝唳?擃?" w:cs="蝝唳?擃?"/>
-          <w:color w:val="000000"/>
-          <w:kern w:val="0"/>
-          <w:sz w:val="16"/>
-          <w:szCs w:val="16"/>
-        </w:rPr>
-      </w:pPr>
-      <w:r>
-        <w:rPr>
-          <w:rFonts w:ascii="蝝唳?擃?" w:eastAsia="蝝唳?擃?" w:cs="蝝唳?擃?"/>
-          <w:color w:val="000000"/>
-          <w:kern w:val="0"/>
-          <w:sz w:val="16"/>
-          <w:szCs w:val="16"/>
-        </w:rPr>
-        <w:t>standard deviation: 0.71</w:t>
-      </w:r>
-    </w:p>
-    <w:p>
-      <w:pPr>
-        <w:spacing w:line="192" w:lineRule="auto"/>
-        <w:rPr>
-          <w:rFonts w:ascii="蝝唳?擃?" w:eastAsia="蝝唳?擃?" w:cs="蝝唳?擃?"/>
-          <w:color w:val="000000"/>
-          <w:kern w:val="0"/>
-          <w:sz w:val="16"/>
-          <w:szCs w:val="16"/>
-        </w:rPr>
-      </w:pPr>
-      <w:r>
-        <w:rPr>
-          <w:rFonts w:ascii="蝝唳?擃?" w:eastAsia="蝝唳?擃?" w:cs="蝝唳?擃?"/>
-          <w:color w:val="000000"/>
-          <w:kern w:val="0"/>
-          <w:sz w:val="16"/>
-          <w:szCs w:val="16"/>
-        </w:rPr>
-        <w:t xml:space="preserve">CV: </w:t>
-      </w:r>
-      <w:r>
-        <w:rPr>
-          <w:rFonts w:ascii="蝝唳?擃?" w:eastAsia="蝝唳?擃?" w:cs="蝝唳?擃?" w:hint="eastAsia"/>
-          <w:color w:val="000000"/>
-          <w:kern w:val="0"/>
-          <w:sz w:val="16"/>
-          <w:szCs w:val="16"/>
-        </w:rPr>
-        <w:t>11.97</w:t>
-      </w:r>
-      <w:r>
-        <w:rPr>
-          <w:rFonts w:ascii="蝝唳?擃?" w:eastAsia="蝝唳?擃?" w:cs="蝝唳?擃?"/>
-          <w:color w:val="000000"/>
-          <w:kern w:val="0"/>
-          <w:sz w:val="16"/>
-          <w:szCs w:val="16"/>
-        </w:rPr>
-        <w:t>%</w:t>
-      </w:r>
-    </w:p>
-    <w:p>
-      <w:pPr>
-        <w:spacing w:line="192" w:lineRule="auto"/>
-        <w:rPr>
-          <w:rFonts w:ascii="蝝唳?擃?" w:eastAsia="蝝唳?擃?" w:cs="蝝唳?擃?"/>
-          <w:color w:val="000000"/>
-          <w:kern w:val="0"/>
-          <w:sz w:val="16"/>
-          <w:szCs w:val="16"/>
-        </w:rPr>
-      </w:pPr>
-      <w:r>
-        <w:rPr>
-          <w:rFonts w:ascii="蝝唳?擃?" w:eastAsia="蝝唳?擃?" w:cs="蝝唳?擃?"/>
-          <w:color w:val="000000"/>
-          <w:kern w:val="0"/>
-          <w:sz w:val="16"/>
-          <w:szCs w:val="16"/>
-        </w:rPr>
-        <w:t>max time: 7.84</w:t>
-      </w:r>
-    </w:p>
-    <w:p>
-      <w:pPr>
-        <w:spacing w:line="192" w:lineRule="auto"/>
-        <w:rPr>
-          <w:rFonts w:ascii="蝝唳?擃?" w:eastAsia="蝝唳?擃?" w:cs="蝝唳?擃?"/>
-          <w:color w:val="000000"/>
-          <w:kern w:val="0"/>
-          <w:sz w:val="16"/>
-          <w:szCs w:val="16"/>
-        </w:rPr>
-      </w:pPr>
-      <w:r>
-        <w:rPr>
-          <w:rFonts w:ascii="蝝唳?擃?" w:eastAsia="蝝唳?擃?" w:cs="蝝唳?擃?"/>
-          <w:color w:val="000000"/>
-          <w:kern w:val="0"/>
-          <w:sz w:val="16"/>
-          <w:szCs w:val="16"/>
-        </w:rPr>
-        <w:t>min time: 2.75</w:t>
-      </w:r>
-    </w:p>
-    <w:p>
-      <w:pPr>
-        <w:spacing w:line="192" w:lineRule="auto"/>
-        <w:rPr>
-          <w:rFonts w:ascii="蝝唳?擃?" w:eastAsia="蝝唳?擃?" w:cs="蝝唳?擃?"/>
-          <w:color w:val="000000"/>
-          <w:kern w:val="0"/>
-          <w:sz w:val="16"/>
-          <w:szCs w:val="16"/>
-        </w:rPr>
-      </w:pPr>
-    </w:p>
-    <w:p>
-      <w:pPr>
-        <w:spacing w:line="192" w:lineRule="auto"/>
-        <w:rPr>
-          <w:rFonts w:ascii="蝝唳?擃?" w:eastAsia="蝝唳?擃?" w:cs="蝝唳?擃?"/>
-          <w:color w:val="000000"/>
-          <w:kern w:val="0"/>
-          <w:sz w:val="16"/>
-          <w:szCs w:val="16"/>
-        </w:rPr>
-      </w:pPr>
-      <w:r>
-        <w:rPr>
-          <w:rFonts w:ascii="蝝唳?擃?" w:eastAsia="蝝唳?擃?" w:cs="蝝唳?擃?"/>
-          <w:color w:val="000000"/>
-          <w:kern w:val="0"/>
-          <w:sz w:val="16"/>
-          <w:szCs w:val="16"/>
-        </w:rPr>
-        <w:t>-----------------------------------------------------------------------------------------------------------------------------</w:t>
-      </w:r>
-    </w:p>
-    <w:p>
-      <w:pPr>
-        <w:spacing w:line="192" w:lineRule="auto"/>
-        <w:rPr>
-          <w:rFonts w:ascii="蝝唳?擃?" w:eastAsia="蝝唳?擃?" w:cs="蝝唳?擃?"/>
-          <w:color w:val="000000"/>
-          <w:kern w:val="0"/>
-          <w:sz w:val="16"/>
-          <w:szCs w:val="16"/>
-        </w:rPr>
-      </w:pPr>
-      <w:proofErr w:type="spellStart"/>
-      <w:r>
-        <w:rPr>
-          <w:rFonts w:ascii="蝝唳?擃?" w:eastAsia="蝝唳?擃?" w:cs="蝝唳?擃?" w:hint="eastAsia"/>
-          <w:color w:val="000000"/>
-          <w:kern w:val="0"/>
-          <w:sz w:val="16"/>
-          <w:szCs w:val="16"/>
-        </w:rPr>
-        <w:t>TensorRT</w:t>
-      </w:r>
-      <w:r>
-        <w:rPr>
-          <w:rFonts w:ascii="蝝唳?擃?" w:eastAsia="蝝唳?擃?" w:cs="蝝唳?擃?" w:hint="eastAsia"/>
-          <w:color w:val="000000"/>
-          <w:kern w:val="0"/>
-          <w:sz w:val="16"/>
-          <w:szCs w:val="16"/>
-        </w:rPr>
-        <w:t>-LLM</w:t>
-      </w:r>
-      <w:r>
-        <w:rPr>
-          <w:rFonts w:ascii="蝝唳?擃?" w:eastAsia="蝝唳?擃?" w:cs="蝝唳?擃?" w:hint="eastAsia"/>
-          <w:color w:val="000000"/>
-          <w:kern w:val="0"/>
-          <w:sz w:val="16"/>
-          <w:szCs w:val="16"/>
-        </w:rPr>
-        <w:t>_Qwen</w:t>
-      </w:r>
-      <w:proofErr w:type="spellEnd"/>
-      <w:r>
-        <w:rPr>
-          <w:rFonts w:ascii="蝝唳?擃?" w:eastAsia="蝝唳?擃?" w:cs="蝝唳?擃?" w:hint="eastAsia"/>
-          <w:color w:val="000000"/>
-          <w:kern w:val="0"/>
-          <w:sz w:val="16"/>
-          <w:szCs w:val="16"/>
-        </w:rPr>
-        <w:t>/Qwen3_8B_NVPF4:</w:t>
-      </w:r>
-    </w:p>
-    <w:p>
-      <w:pPr>
-        <w:spacing w:line="192" w:lineRule="auto"/>
-        <w:rPr>
-          <w:rFonts w:ascii="蝝唳?擃?" w:eastAsia="蝝唳?擃?" w:cs="蝝唳?擃?"/>
-          <w:color w:val="000000"/>
-          <w:kern w:val="0"/>
-          <w:sz w:val="16"/>
-          <w:szCs w:val="16"/>
-        </w:rPr>
-      </w:pPr>
-    </w:p>
-    <w:p>
-      <w:pPr>
-        <w:spacing w:line="192" w:lineRule="auto"/>
-        <w:rPr>
-          <w:rFonts w:ascii="蝝唳?擃?" w:eastAsia="蝝唳?擃?" w:cs="蝝唳?擃?"/>
-          <w:color w:val="000000"/>
-          <w:kern w:val="0"/>
-          <w:sz w:val="16"/>
-          <w:szCs w:val="16"/>
-        </w:rPr>
-      </w:pPr>
-      <w:r>
-        <w:rPr>
-          <w:rFonts w:ascii="蝝唳?擃?" w:eastAsia="蝝唳?擃?" w:cs="蝝唳?擃?" w:hint="eastAsia"/>
-          <w:color w:val="000000"/>
-          <w:kern w:val="0"/>
-          <w:sz w:val="16"/>
-          <w:szCs w:val="16"/>
-        </w:rPr>
-        <w:t>f</w:t>
-      </w:r>
-      <w:r>
-        <w:rPr>
-          <w:rFonts w:ascii="蝝唳?擃?" w:eastAsia="蝝唳?擃?" w:cs="蝝唳?擃?"/>
-          <w:color w:val="000000"/>
-          <w:kern w:val="0"/>
-          <w:sz w:val="16"/>
-          <w:szCs w:val="16"/>
-        </w:rPr>
-        <w:t>ram</w:t>
-      </w:r>
-      <w:r>
-        <w:rPr>
-          <w:rFonts w:ascii="蝝唳?擃?" w:eastAsia="蝝唳?擃?" w:cs="蝝唳?擃?" w:hint="eastAsia"/>
-          <w:color w:val="000000"/>
-          <w:kern w:val="0"/>
-          <w:sz w:val="16"/>
-          <w:szCs w:val="16"/>
-        </w:rPr>
-        <w:t>e</w:t>
-      </w:r>
-      <w:r>
-        <w:rPr>
-          <w:rFonts w:ascii="蝝唳?擃?" w:eastAsia="蝝唳?擃?" w:cs="蝝唳?擃?"/>
-          <w:color w:val="000000"/>
-          <w:kern w:val="0"/>
-          <w:sz w:val="16"/>
-          <w:szCs w:val="16"/>
-        </w:rPr>
-        <w:t xml:space="preserve">work: </w:t>
-      </w:r>
-      <w:proofErr w:type="spellStart"/>
-      <w:r>
-        <w:rPr>
-          <w:rFonts w:ascii="蝝唳?擃?" w:eastAsia="蝝唳?擃?" w:cs="蝝唳?擃?" w:hint="eastAsia"/>
-          <w:color w:val="000000"/>
-          <w:kern w:val="0"/>
-          <w:sz w:val="16"/>
-          <w:szCs w:val="16"/>
-        </w:rPr>
-        <w:t>TensorRT</w:t>
-      </w:r>
-      <w:proofErr w:type="spellEnd"/>
-      <w:r>
-        <w:rPr>
-          <w:rFonts w:ascii="蝝唳?擃?" w:eastAsia="蝝唳?擃?" w:cs="蝝唳?擃?" w:hint="eastAsia"/>
-          <w:color w:val="000000"/>
-          <w:kern w:val="0"/>
-          <w:sz w:val="16"/>
-          <w:szCs w:val="16"/>
-        </w:rPr>
-        <w:t>-LLM (</w:t>
-      </w:r>
-      <w:proofErr w:type="spellStart"/>
-      <w:r>
-        <w:rPr>
-          <w:rFonts w:ascii="蝝唳?擃?" w:eastAsia="蝝唳?擃?" w:cs="蝝唳?擃?" w:hint="eastAsia"/>
-          <w:color w:val="000000"/>
-          <w:kern w:val="0"/>
-          <w:sz w:val="16"/>
-          <w:szCs w:val="16"/>
-        </w:rPr>
-        <w:t>PyTorch</w:t>
-      </w:r>
-      <w:proofErr w:type="spellEnd"/>
-      <w:r>
-        <w:rPr>
-          <w:rFonts w:ascii="蝝唳?擃?" w:eastAsia="蝝唳?擃?" w:cs="蝝唳?擃?" w:hint="eastAsia"/>
-          <w:color w:val="000000"/>
-          <w:kern w:val="0"/>
-          <w:sz w:val="16"/>
-          <w:szCs w:val="16"/>
-        </w:rPr>
-        <w:t>-end)</w:t>
-      </w:r>
-    </w:p>
-    <w:p>
-      <w:pPr>
-        <w:spacing w:line="192" w:lineRule="auto"/>
-        <w:rPr>
-          <w:rFonts w:ascii="蝝唳?擃?" w:eastAsia="蝝唳?擃?" w:cs="蝝唳?擃?"/>
-          <w:color w:val="000000"/>
-          <w:kern w:val="0"/>
-          <w:sz w:val="16"/>
-          <w:szCs w:val="16"/>
-        </w:rPr>
-      </w:pPr>
-      <w:proofErr w:type="spellStart"/>
-      <w:r>
-        <w:rPr>
-          <w:rFonts w:ascii="蝝唳?擃?" w:eastAsia="蝝唳?擃?" w:cs="蝝唳?擃?"/>
-          <w:color w:val="000000"/>
-          <w:kern w:val="0"/>
-          <w:sz w:val="16"/>
-          <w:szCs w:val="16"/>
-          <w:highlight w:val="yellow"/>
-        </w:rPr>
-        <w:t>reranker</w:t>
-      </w:r>
-      <w:proofErr w:type="spellEnd"/>
-      <w:r>
-        <w:rPr>
-          <w:rFonts w:ascii="蝝唳?擃?" w:eastAsia="蝝唳?擃?" w:cs="蝝唳?擃?"/>
-          <w:color w:val="000000"/>
-          <w:kern w:val="0"/>
-          <w:sz w:val="16"/>
-          <w:szCs w:val="16"/>
-          <w:highlight w:val="yellow"/>
-        </w:rPr>
-        <w:t xml:space="preserve"> runs on </w:t>
-      </w:r>
-      <w:r>
-        <w:rPr>
-          <w:rFonts w:ascii="蝝唳?擃?" w:eastAsia="蝝唳?擃?" w:cs="蝝唳?擃?" w:hint="eastAsia"/>
-          <w:color w:val="000000"/>
-          <w:kern w:val="0"/>
-          <w:sz w:val="16"/>
-          <w:szCs w:val="16"/>
-          <w:highlight w:val="yellow"/>
-        </w:rPr>
-        <w:t>C</w:t>
-      </w:r>
-      <w:r>
-        <w:rPr>
-          <w:rFonts w:ascii="蝝唳?擃?" w:eastAsia="蝝唳?擃?" w:cs="蝝唳?擃?"/>
-          <w:color w:val="000000"/>
-          <w:kern w:val="0"/>
-          <w:sz w:val="16"/>
-          <w:szCs w:val="16"/>
-          <w:highlight w:val="yellow"/>
-        </w:rPr>
-        <w:t>PU.</w:t>
-      </w:r>
-    </w:p>
-    <w:p>
-      <w:pPr>
-        <w:spacing w:line="192" w:lineRule="auto"/>
-        <w:rPr>
-          <w:rFonts w:ascii="蝝唳?擃?" w:eastAsia="蝝唳?擃?" w:cs="蝝唳?擃?"/>
-          <w:color w:val="000000"/>
-          <w:kern w:val="0"/>
-          <w:sz w:val="16"/>
-          <w:szCs w:val="16"/>
-        </w:rPr>
-      </w:pPr>
-      <w:r>
-        <w:rPr>
-          <w:rFonts w:ascii="蝝唳?擃?" w:eastAsia="蝝唳?擃?" w:cs="蝝唳?擃?"/>
-          <w:color w:val="000000"/>
-          <w:kern w:val="0"/>
-          <w:sz w:val="16"/>
-          <w:szCs w:val="16"/>
-        </w:rPr>
-        <w:t>VRAM occupied around 1</w:t>
-      </w:r>
-      <w:r>
-        <w:rPr>
-          <w:rFonts w:ascii="蝝唳?擃?" w:eastAsia="蝝唳?擃?" w:cs="蝝唳?擃?" w:hint="eastAsia"/>
-          <w:color w:val="000000"/>
-          <w:kern w:val="0"/>
-          <w:sz w:val="16"/>
-          <w:szCs w:val="16"/>
-        </w:rPr>
-        <w:t>1.5</w:t>
-      </w:r>
-      <w:r>
-        <w:rPr>
-          <w:rFonts w:ascii="蝝唳?擃?" w:eastAsia="蝝唳?擃?" w:cs="蝝唳?擃?"/>
-          <w:color w:val="000000"/>
-          <w:kern w:val="0"/>
-          <w:sz w:val="16"/>
-          <w:szCs w:val="16"/>
-        </w:rPr>
-        <w:t>/12GB</w:t>
-      </w:r>
-      <w:r>
-        <w:rPr>
-          <w:rFonts w:ascii="蝝唳?擃?" w:eastAsia="蝝唳?擃?" w:cs="蝝唳?擃?" w:hint="eastAsia"/>
-          <w:color w:val="000000"/>
-          <w:kern w:val="0"/>
-          <w:sz w:val="16"/>
-          <w:szCs w:val="16"/>
-        </w:rPr>
-        <w:t xml:space="preserve"> and Shared Memory occupied around 0.5/31.5GB</w:t>
-      </w:r>
-      <w:r>
-        <w:rPr>
-          <w:rFonts w:ascii="蝝唳?擃?" w:eastAsia="蝝唳?擃?" w:cs="蝝唳?擃?"/>
-          <w:color w:val="000000"/>
-          <w:kern w:val="0"/>
-          <w:sz w:val="16"/>
-          <w:szCs w:val="16"/>
-        </w:rPr>
-        <w:t>.</w:t>
-      </w:r>
-    </w:p>
-    <w:p>
-      <w:pPr>
-        <w:spacing w:line="192" w:lineRule="auto"/>
-        <w:rPr>
-          <w:rFonts w:ascii="蝝唳?擃?" w:eastAsia="蝝唳?擃?" w:cs="蝝唳?擃?"/>
-          <w:color w:val="000000"/>
-          <w:kern w:val="0"/>
-          <w:sz w:val="16"/>
-          <w:szCs w:val="16"/>
-        </w:rPr>
-      </w:pPr>
-    </w:p>
-    <w:p>
-      <w:pPr>
-        <w:spacing w:line="192" w:lineRule="auto"/>
-        <w:rPr>
-          <w:rFonts w:ascii="蝝唳?擃?" w:eastAsia="蝝唳?擃?" w:cs="蝝唳?擃?"/>
-          <w:color w:val="000000"/>
-          <w:kern w:val="0"/>
-          <w:sz w:val="16"/>
-          <w:szCs w:val="16"/>
-        </w:rPr>
-      </w:pPr>
-      <w:r>
-        <w:rPr>
-          <w:rFonts w:ascii="蝝唳?擃?" w:eastAsia="蝝唳?擃?" w:cs="蝝唳?擃?"/>
-          <w:color w:val="000000"/>
-          <w:kern w:val="0"/>
-          <w:sz w:val="16"/>
-          <w:szCs w:val="16"/>
-        </w:rPr>
-        <w:t>model parameter:</w:t>
-      </w:r>
-    </w:p>
-    <w:p>
-      <w:pPr>
-        <w:spacing w:line="192" w:lineRule="auto"/>
-        <w:rPr>
-          <w:rFonts w:ascii="蝝唳?擃?" w:eastAsia="蝝唳?擃?" w:cs="蝝唳?擃?"/>
-          <w:color w:val="000000"/>
-          <w:kern w:val="0"/>
-          <w:sz w:val="16"/>
-          <w:szCs w:val="16"/>
-        </w:rPr>
-      </w:pPr>
-      <w:r>
-        <w:rPr>
-          <w:rFonts w:ascii="蝝唳?擃?" w:eastAsia="蝝唳?擃?" w:cs="蝝唳?擃?"/>
-          <w:color w:val="000000"/>
-          <w:kern w:val="0"/>
-          <w:sz w:val="16"/>
-          <w:szCs w:val="16"/>
-        </w:rPr>
-        <w:t>tokenizer ="</w:t>
-      </w:r>
-      <w:proofErr w:type="spellStart"/>
-      <w:r>
-        <w:rPr>
-          <w:rFonts w:ascii="蝝唳?擃?" w:eastAsia="蝝唳?擃?" w:cs="蝝唳?擃?" w:hint="eastAsia"/>
-          <w:color w:val="000000"/>
-          <w:kern w:val="0"/>
-          <w:sz w:val="16"/>
-          <w:szCs w:val="16"/>
-        </w:rPr>
-        <w:t>Qwen</w:t>
-      </w:r>
-      <w:proofErr w:type="spellEnd"/>
-      <w:r>
-        <w:rPr>
-          <w:rFonts w:ascii="蝝唳?擃?" w:eastAsia="蝝唳?擃?" w:cs="蝝唳?擃?" w:hint="eastAsia"/>
-          <w:color w:val="000000"/>
-          <w:kern w:val="0"/>
-          <w:sz w:val="16"/>
-          <w:szCs w:val="16"/>
-        </w:rPr>
-        <w:t>/Qwen3-8B-NVPF4</w:t>
-      </w:r>
-      <w:r>
-        <w:rPr>
-          <w:rFonts w:ascii="蝝唳?擃?" w:eastAsia="蝝唳?擃?" w:cs="蝝唳?擃?"/>
-          <w:color w:val="000000"/>
-          <w:kern w:val="0"/>
-          <w:sz w:val="16"/>
-          <w:szCs w:val="16"/>
-        </w:rPr>
-        <w:t>"</w:t>
-      </w:r>
-    </w:p>
-    <w:p>
-      <w:pPr>
-        <w:spacing w:line="192" w:lineRule="auto"/>
-        <w:rPr>
-          <w:rFonts w:ascii="蝝唳?擃?" w:eastAsia="蝝唳?擃?" w:cs="蝝唳?擃?"/>
-          <w:color w:val="000000"/>
-          <w:kern w:val="0"/>
-          <w:sz w:val="16"/>
-          <w:szCs w:val="16"/>
-        </w:rPr>
-      </w:pPr>
-      <w:r>
-        <w:rPr>
-          <w:rFonts w:ascii="蝝唳?擃?" w:eastAsia="蝝唳?擃?" w:cs="蝝唳?擃?"/>
-          <w:color w:val="000000"/>
-          <w:kern w:val="0"/>
-          <w:sz w:val="16"/>
-          <w:szCs w:val="16"/>
-        </w:rPr>
-        <w:lastRenderedPageBreak/>
+        </w:rPr>
+      </w:pPr>
+      <w:r>
+        <w:rPr>
+          <w:rFonts w:ascii="蝝唳?擃?" w:eastAsia="蝝唳?擃?" w:cs="蝝唳?擃?"/>
+          <w:color w:val="000000"/>
+          <w:kern w:val="0"/>
+          <w:sz w:val="16"/>
+          <w:szCs w:val="16"/>
+        </w:rPr>
         <w:t>generator = "</w:t>
       </w:r>
       <w:proofErr w:type="spellStart"/>
@@ -6793,7 +7380,7 @@
   <w:style w:type="paragraph" w:default="1" w:styleId="a">
     <w:name w:val="Normal"/>
     <w:qFormat/>
-    <w:rsid w:val="00953490"/>
+    <w:rsid w:val="00353E1E"/>
     <w:pPr>
       <w:widowControl w:val="0"/>
     </w:pPr>

--- a/time_data.docx
+++ b/time_data.docx
@@ -2203,17 +2203,15 @@
           <w:kern w:val="0"/>
           <w:sz w:val="16"/>
           <w:szCs w:val="16"/>
-          <w:lang w:val="es-ES"/>
-        </w:rPr>
-      </w:pPr>
-      <w:r>
-        <w:rPr>
-          <w:rFonts w:ascii="蝝唳?擃?" w:eastAsia="蝝唳?擃?" w:cs="蝝唳?擃?"/>
-          <w:color w:val="000000"/>
-          <w:kern w:val="0"/>
-          <w:sz w:val="16"/>
-          <w:szCs w:val="16"/>
-          <w:lang w:val="es-ES"/>
+        </w:rPr>
+      </w:pPr>
+      <w:r>
+        <w:rPr>
+          <w:rFonts w:ascii="蝝唳?擃?" w:eastAsia="蝝唳?擃?" w:cs="蝝唳?擃?"/>
+          <w:color w:val="000000"/>
+          <w:kern w:val="0"/>
+          <w:sz w:val="16"/>
+          <w:szCs w:val="16"/>
         </w:rPr>
         <w:t>min time: 2.42</w:t>
       </w:r>
@@ -2227,50 +2225,49 @@
           <w:kern w:val="0"/>
           <w:sz w:val="16"/>
           <w:szCs w:val="16"/>
-          <w:lang w:val="es-ES"/>
-        </w:rPr>
-      </w:pPr>
-    </w:p>
-    <w:p>
-      <w:pPr>
-        <w:spacing w:line="192" w:lineRule="auto"/>
-        <w:rPr>
-          <w:rFonts w:ascii="蝝唳?擃?" w:eastAsia="蝝唳?擃?" w:cs="蝝唳?擃?"/>
-          <w:color w:val="000000"/>
-          <w:kern w:val="0"/>
-          <w:sz w:val="16"/>
-          <w:szCs w:val="16"/>
-        </w:rPr>
-      </w:pPr>
-      <w:r>
-        <w:rPr>
-          <w:rFonts w:ascii="蝝唳?擃?" w:eastAsia="蝝唳?擃?" w:cs="蝝唳?擃?" w:hint="eastAsia"/>
-          <w:color w:val="000000"/>
-          <w:kern w:val="0"/>
-          <w:sz w:val="16"/>
-          <w:szCs w:val="16"/>
-        </w:rPr>
-        <w:t xml:space="preserve">time statistic 2 (thinking mode off, </w:t>
-      </w:r>
-      <w:r>
-        <w:rPr>
-          <w:rFonts w:ascii="蝝唳?擃?" w:eastAsia="蝝唳?擃?" w:cs="蝝唳?擃?" w:hint="eastAsia"/>
-          <w:color w:val="000000"/>
-          <w:kern w:val="0"/>
-          <w:sz w:val="16"/>
-          <w:szCs w:val="16"/>
-        </w:rPr>
-        <w:t>bug fixed</w:t>
-      </w:r>
-      <w:r>
-        <w:rPr>
-          <w:rFonts w:ascii="蝝唳?擃?" w:eastAsia="蝝唳?擃?" w:cs="蝝唳?擃?" w:hint="eastAsia"/>
-          <w:color w:val="000000"/>
-          <w:kern w:val="0"/>
-          <w:sz w:val="16"/>
-          <w:szCs w:val="16"/>
-        </w:rPr>
-        <w:t>):</w:t>
+        </w:rPr>
+      </w:pPr>
+    </w:p>
+    <w:p>
+      <w:pPr>
+        <w:spacing w:line="192" w:lineRule="auto"/>
+        <w:rPr>
+          <w:rFonts w:ascii="蝝唳?擃?" w:eastAsia="蝝唳?擃?" w:cs="蝝唳?擃?"/>
+          <w:color w:val="000000"/>
+          <w:kern w:val="0"/>
+          <w:sz w:val="16"/>
+          <w:szCs w:val="16"/>
+        </w:rPr>
+      </w:pPr>
+      <w:r>
+        <w:rPr>
+          <w:rFonts w:ascii="蝝唳?擃?" w:eastAsia="蝝唳?擃?" w:cs="蝝唳?擃?" w:hint="eastAsia"/>
+          <w:color w:val="000000"/>
+          <w:kern w:val="0"/>
+          <w:sz w:val="16"/>
+          <w:szCs w:val="16"/>
+        </w:rPr>
+        <w:t xml:space="preserve">time statistic </w:t>
+      </w:r>
+      <w:r>
+        <w:rPr>
+          <w:rFonts w:ascii="蝝唳?擃?" w:eastAsia="蝝唳?擃?" w:cs="蝝唳?擃?" w:hint="eastAsia"/>
+          <w:color w:val="000000"/>
+          <w:kern w:val="0"/>
+          <w:sz w:val="16"/>
+          <w:szCs w:val="16"/>
+        </w:rPr>
+        <w:t>3</w:t>
+      </w:r>
+      <w:r>
+        <w:rPr>
+          <w:rFonts w:ascii="蝝唳?擃?" w:eastAsia="蝝唳?擃?" w:cs="蝝唳?擃?" w:hint="eastAsia"/>
+          <w:color w:val="000000"/>
+          <w:kern w:val="0"/>
+          <w:sz w:val="16"/>
+          <w:szCs w:val="16"/>
+        </w:rPr>
+        <w:t xml:space="preserve"> (bug fixed):</w:t>
       </w:r>
     </w:p>
     <w:p>
@@ -2388,7 +2385,7 @@
       <w:pPr>
         <w:spacing w:line="192" w:lineRule="auto"/>
         <w:rPr>
-          <w:rFonts w:ascii="蝝唳?擃?" w:eastAsia="蝝唳?擃?" w:cs="蝝唳?擃?" w:hint="eastAsia"/>
+          <w:rFonts w:ascii="蝝唳?擃?" w:eastAsia="蝝唳?擃?" w:cs="蝝唳?擃?"/>
           <w:color w:val="000000"/>
           <w:kern w:val="0"/>
           <w:sz w:val="16"/>
@@ -2410,7 +2407,7 @@
       <w:pPr>
         <w:spacing w:line="192" w:lineRule="auto"/>
         <w:rPr>
-          <w:rFonts w:ascii="蝝唳?擃?" w:eastAsia="蝝唳?擃?" w:cs="蝝唳?擃?" w:hint="eastAsia"/>
+          <w:rFonts w:ascii="蝝唳?擃?" w:eastAsia="蝝唳?擃?" w:cs="蝝唳?擃?"/>
           <w:color w:val="000000"/>
           <w:kern w:val="0"/>
           <w:sz w:val="16"/>
@@ -4013,37 +4010,7 @@
           <w:sz w:val="16"/>
           <w:szCs w:val="16"/>
         </w:rPr>
-        <w:t xml:space="preserve">time statistic </w:t>
-      </w:r>
-      <w:r>
-        <w:rPr>
-          <w:rFonts w:ascii="蝝唳?擃?" w:eastAsia="蝝唳?擃?" w:cs="蝝唳?擃?" w:hint="eastAsia"/>
-          <w:color w:val="000000"/>
-          <w:kern w:val="0"/>
-          <w:sz w:val="16"/>
-          <w:szCs w:val="16"/>
-        </w:rPr>
-        <w:t>3</w:t>
-      </w:r>
-      <w:r>
-        <w:rPr>
-          <w:rFonts w:ascii="蝝唳?擃?" w:eastAsia="蝝唳?擃?" w:cs="蝝唳?擃?" w:hint="eastAsia"/>
-          <w:color w:val="000000"/>
-          <w:kern w:val="0"/>
-          <w:sz w:val="16"/>
-          <w:szCs w:val="16"/>
-        </w:rPr>
-        <w:t xml:space="preserve"> (thinking mode on</w:t>
-      </w:r>
-      <w:r>
-        <w:rPr>
-          <w:rFonts w:ascii="蝝唳?擃?" w:eastAsia="蝝唳?擃?" w:cs="蝝唳?擃?" w:hint="eastAsia"/>
-          <w:color w:val="000000"/>
-          <w:kern w:val="0"/>
-          <w:sz w:val="16"/>
-          <w:szCs w:val="16"/>
-        </w:rPr>
-        <w:t xml:space="preserve">, </w:t>
+        <w:t xml:space="preserve">time statistic 3 (thinking mode on, </w:t>
       </w:r>
       <w:r>
         <w:rPr>
@@ -4202,7 +4169,7 @@
       <w:pPr>
         <w:spacing w:line="192" w:lineRule="auto"/>
         <w:rPr>
-          <w:rFonts w:ascii="蝝唳?擃?" w:eastAsia="蝝唳?擃?" w:cs="蝝唳?擃?" w:hint="eastAsia"/>
+          <w:rFonts w:ascii="蝝唳?擃?" w:eastAsia="蝝唳?擃?" w:cs="蝝唳?擃?"/>
           <w:color w:val="000000"/>
           <w:kern w:val="0"/>
           <w:sz w:val="16"/>
@@ -4554,7 +4521,7 @@
       <w:pPr>
         <w:spacing w:line="192" w:lineRule="auto"/>
         <w:rPr>
-          <w:rFonts w:ascii="蝝唳?擃?" w:eastAsia="蝝唳?擃?" w:cs="蝝唳?擃?" w:hint="eastAsia"/>
+          <w:rFonts w:ascii="蝝唳?擃?" w:eastAsia="蝝唳?擃?" w:cs="蝝唳?擃?"/>
           <w:color w:val="000000"/>
           <w:kern w:val="0"/>
           <w:sz w:val="16"/>
@@ -6057,7 +6024,27 @@
           <w:sz w:val="16"/>
           <w:szCs w:val="16"/>
         </w:rPr>
-        <w:t>statistics:</w:t>
+        <w:t>statistics</w:t>
+      </w:r>
+      <w:r>
+        <w:rPr>
+          <w:rFonts w:ascii="蝝唳?擃?" w:eastAsia="蝝唳?擃?" w:cs="蝝唳?擃?" w:hint="eastAsia"/>
+          <w:color w:val="000000"/>
+          <w:kern w:val="0"/>
+          <w:sz w:val="16"/>
+          <w:szCs w:val="16"/>
+        </w:rPr>
+        <w:t xml:space="preserve"> 1</w:t>
+      </w:r>
+      <w:r>
+        <w:rPr>
+          <w:rFonts w:ascii="蝝唳?擃?" w:eastAsia="蝝唳?擃?" w:cs="蝝唳?擃?"/>
+          <w:color w:val="000000"/>
+          <w:kern w:val="0"/>
+          <w:sz w:val="16"/>
+          <w:szCs w:val="16"/>
+        </w:rPr>
+        <w:t>:</w:t>
       </w:r>
     </w:p>
     <w:p>
@@ -6237,6 +6224,222 @@
       </w:pPr>
       <w:r>
         <w:rPr>
+          <w:rFonts w:ascii="蝝唳?擃?" w:eastAsia="蝝唳?擃?" w:cs="蝝唳?擃?" w:hint="eastAsia"/>
+          <w:color w:val="000000"/>
+          <w:kern w:val="0"/>
+          <w:sz w:val="16"/>
+          <w:szCs w:val="16"/>
+        </w:rPr>
+        <w:t xml:space="preserve">time </w:t>
+      </w:r>
+      <w:r>
+        <w:rPr>
+          <w:rFonts w:ascii="蝝唳?擃?" w:eastAsia="蝝唳?擃?" w:cs="蝝唳?擃?"/>
+          <w:color w:val="000000"/>
+          <w:kern w:val="0"/>
+          <w:sz w:val="16"/>
+          <w:szCs w:val="16"/>
+        </w:rPr>
+        <w:t>statistics</w:t>
+      </w:r>
+      <w:r>
+        <w:rPr>
+          <w:rFonts w:ascii="蝝唳?擃?" w:eastAsia="蝝唳?擃?" w:cs="蝝唳?擃?" w:hint="eastAsia"/>
+          <w:color w:val="000000"/>
+          <w:kern w:val="0"/>
+          <w:sz w:val="16"/>
+          <w:szCs w:val="16"/>
+        </w:rPr>
+        <w:t xml:space="preserve"> 2 (bug fixed)</w:t>
+      </w:r>
+      <w:r>
+        <w:rPr>
+          <w:rFonts w:ascii="蝝唳?擃?" w:eastAsia="蝝唳?擃?" w:cs="蝝唳?擃?"/>
+          <w:color w:val="000000"/>
+          <w:kern w:val="0"/>
+          <w:sz w:val="16"/>
+          <w:szCs w:val="16"/>
+        </w:rPr>
+        <w:t>:</w:t>
+      </w:r>
+    </w:p>
+    <w:p>
+      <w:pPr>
+        <w:spacing w:line="192" w:lineRule="auto"/>
+        <w:rPr>
+          <w:rFonts w:ascii="蝝唳?擃?" w:eastAsia="蝝唳?擃?" w:cs="蝝唳?擃?"/>
+          <w:color w:val="000000"/>
+          <w:kern w:val="0"/>
+          <w:sz w:val="16"/>
+          <w:szCs w:val="16"/>
+        </w:rPr>
+      </w:pPr>
+      <w:r>
+        <w:rPr>
+          <w:rFonts w:ascii="蝝唳?擃?" w:eastAsia="蝝唳?擃?" w:cs="蝝唳?擃?"/>
+          <w:color w:val="000000"/>
+          <w:kern w:val="0"/>
+          <w:sz w:val="16"/>
+          <w:szCs w:val="16"/>
+        </w:rPr>
+        <w:t>avg time: 3.96</w:t>
+      </w:r>
+    </w:p>
+    <w:p>
+      <w:pPr>
+        <w:spacing w:line="192" w:lineRule="auto"/>
+        <w:rPr>
+          <w:rFonts w:ascii="蝝唳?擃?" w:eastAsia="蝝唳?擃?" w:cs="蝝唳?擃?"/>
+          <w:color w:val="000000"/>
+          <w:kern w:val="0"/>
+          <w:sz w:val="16"/>
+          <w:szCs w:val="16"/>
+        </w:rPr>
+      </w:pPr>
+      <w:r>
+        <w:rPr>
+          <w:rFonts w:ascii="蝝唳?擃?" w:eastAsia="蝝唳?擃?" w:cs="蝝唳?擃?"/>
+          <w:color w:val="000000"/>
+          <w:kern w:val="0"/>
+          <w:sz w:val="16"/>
+          <w:szCs w:val="16"/>
+        </w:rPr>
+        <w:t>variance: 0.19</w:t>
+      </w:r>
+    </w:p>
+    <w:p>
+      <w:pPr>
+        <w:spacing w:line="192" w:lineRule="auto"/>
+        <w:rPr>
+          <w:rFonts w:ascii="蝝唳?擃?" w:eastAsia="蝝唳?擃?" w:cs="蝝唳?擃?"/>
+          <w:color w:val="000000"/>
+          <w:kern w:val="0"/>
+          <w:sz w:val="16"/>
+          <w:szCs w:val="16"/>
+        </w:rPr>
+      </w:pPr>
+      <w:r>
+        <w:rPr>
+          <w:rFonts w:ascii="蝝唳?擃?" w:eastAsia="蝝唳?擃?" w:cs="蝝唳?擃?"/>
+          <w:color w:val="000000"/>
+          <w:kern w:val="0"/>
+          <w:sz w:val="16"/>
+          <w:szCs w:val="16"/>
+        </w:rPr>
+        <w:t>standard deviation: 0.44</w:t>
+      </w:r>
+    </w:p>
+    <w:p>
+      <w:pPr>
+        <w:spacing w:line="192" w:lineRule="auto"/>
+        <w:rPr>
+          <w:rFonts w:ascii="蝝唳?擃?" w:eastAsia="蝝唳?擃?" w:cs="蝝唳?擃?"/>
+          <w:color w:val="000000"/>
+          <w:kern w:val="0"/>
+          <w:sz w:val="16"/>
+          <w:szCs w:val="16"/>
+        </w:rPr>
+      </w:pPr>
+      <w:r>
+        <w:rPr>
+          <w:rFonts w:ascii="蝝唳?擃?" w:eastAsia="蝝唳?擃?" w:cs="蝝唳?擃?"/>
+          <w:color w:val="000000"/>
+          <w:kern w:val="0"/>
+          <w:sz w:val="16"/>
+          <w:szCs w:val="16"/>
+        </w:rPr>
+        <w:t>CV: 11</w:t>
+      </w:r>
+      <w:r>
+        <w:rPr>
+          <w:rFonts w:ascii="蝝唳?擃?" w:eastAsia="蝝唳?擃?" w:cs="蝝唳?擃?" w:hint="eastAsia"/>
+          <w:color w:val="000000"/>
+          <w:kern w:val="0"/>
+          <w:sz w:val="16"/>
+          <w:szCs w:val="16"/>
+        </w:rPr>
+        <w:t>.11</w:t>
+      </w:r>
+      <w:r>
+        <w:rPr>
+          <w:rFonts w:ascii="蝝唳?擃?" w:eastAsia="蝝唳?擃?" w:cs="蝝唳?擃?"/>
+          <w:color w:val="000000"/>
+          <w:kern w:val="0"/>
+          <w:sz w:val="16"/>
+          <w:szCs w:val="16"/>
+        </w:rPr>
+        <w:t>%</w:t>
+      </w:r>
+    </w:p>
+    <w:p>
+      <w:pPr>
+        <w:spacing w:line="192" w:lineRule="auto"/>
+        <w:rPr>
+          <w:rFonts w:ascii="蝝唳?擃?" w:eastAsia="蝝唳?擃?" w:cs="蝝唳?擃?"/>
+          <w:color w:val="000000"/>
+          <w:kern w:val="0"/>
+          <w:sz w:val="16"/>
+          <w:szCs w:val="16"/>
+        </w:rPr>
+      </w:pPr>
+      <w:r>
+        <w:rPr>
+          <w:rFonts w:ascii="蝝唳?擃?" w:eastAsia="蝝唳?擃?" w:cs="蝝唳?擃?"/>
+          <w:color w:val="000000"/>
+          <w:kern w:val="0"/>
+          <w:sz w:val="16"/>
+          <w:szCs w:val="16"/>
+        </w:rPr>
+        <w:t>max time: 5.77</w:t>
+      </w:r>
+    </w:p>
+    <w:p>
+      <w:pPr>
+        <w:spacing w:line="192" w:lineRule="auto"/>
+        <w:rPr>
+          <w:rFonts w:ascii="蝝唳?擃?" w:eastAsia="蝝唳?擃?" w:cs="蝝唳?擃?"/>
+          <w:color w:val="000000"/>
+          <w:kern w:val="0"/>
+          <w:sz w:val="16"/>
+          <w:szCs w:val="16"/>
+        </w:rPr>
+      </w:pPr>
+      <w:r>
+        <w:rPr>
+          <w:rFonts w:ascii="蝝唳?擃?" w:eastAsia="蝝唳?擃?" w:cs="蝝唳?擃?"/>
+          <w:color w:val="000000"/>
+          <w:kern w:val="0"/>
+          <w:sz w:val="16"/>
+          <w:szCs w:val="16"/>
+        </w:rPr>
+        <w:t>min time: 1.48</w:t>
+      </w:r>
+    </w:p>
+    <w:p>
+      <w:pPr>
+        <w:spacing w:line="192" w:lineRule="auto"/>
+        <w:rPr>
+          <w:rFonts w:ascii="蝝唳?擃?" w:eastAsia="蝝唳?擃?" w:cs="蝝唳?擃?"/>
+          <w:color w:val="000000"/>
+          <w:kern w:val="0"/>
+          <w:sz w:val="16"/>
+          <w:szCs w:val="16"/>
+        </w:rPr>
+      </w:pPr>
+    </w:p>
+    <w:p>
+      <w:pPr>
+        <w:spacing w:line="192" w:lineRule="auto"/>
+        <w:rPr>
+          <w:rFonts w:ascii="蝝唳?擃?" w:eastAsia="蝝唳?擃?" w:cs="蝝唳?擃?"/>
+          <w:color w:val="000000"/>
+          <w:kern w:val="0"/>
+          <w:sz w:val="16"/>
+          <w:szCs w:val="16"/>
+        </w:rPr>
+      </w:pPr>
+      <w:r>
+        <w:rPr>
           <w:rFonts w:ascii="蝝唳?擃?" w:eastAsia="蝝唳?擃?" w:cs="蝝唳?擃?"/>
           <w:color w:val="000000"/>
           <w:kern w:val="0"/>
@@ -6765,7 +6968,27 @@
           <w:sz w:val="16"/>
           <w:szCs w:val="16"/>
         </w:rPr>
-        <w:t>statistics:</w:t>
+        <w:t>statistics</w:t>
+      </w:r>
+      <w:r>
+        <w:rPr>
+          <w:rFonts w:ascii="蝝唳?擃?" w:eastAsia="蝝唳?擃?" w:cs="蝝唳?擃?" w:hint="eastAsia"/>
+          <w:color w:val="000000"/>
+          <w:kern w:val="0"/>
+          <w:sz w:val="16"/>
+          <w:szCs w:val="16"/>
+        </w:rPr>
+        <w:t xml:space="preserve"> 1</w:t>
+      </w:r>
+      <w:r>
+        <w:rPr>
+          <w:rFonts w:ascii="蝝唳?擃?" w:eastAsia="蝝唳?擃?" w:cs="蝝唳?擃?"/>
+          <w:color w:val="000000"/>
+          <w:kern w:val="0"/>
+          <w:sz w:val="16"/>
+          <w:szCs w:val="16"/>
+        </w:rPr>
+        <w:t>:</w:t>
       </w:r>
     </w:p>
     <w:p>
@@ -6918,6 +7141,202 @@
           <w:szCs w:val="16"/>
         </w:rPr>
         <w:t>min time: 3.43</w:t>
+      </w:r>
+    </w:p>
+    <w:p>
+      <w:pPr>
+        <w:spacing w:line="192" w:lineRule="auto"/>
+        <w:rPr>
+          <w:rFonts w:ascii="蝝唳?擃?" w:eastAsia="蝝唳?擃?" w:cs="蝝唳?擃?"/>
+          <w:color w:val="000000"/>
+          <w:kern w:val="0"/>
+          <w:sz w:val="16"/>
+          <w:szCs w:val="16"/>
+        </w:rPr>
+      </w:pPr>
+    </w:p>
+    <w:p>
+      <w:pPr>
+        <w:spacing w:line="192" w:lineRule="auto"/>
+        <w:rPr>
+          <w:rFonts w:ascii="蝝唳?擃?" w:eastAsia="蝝唳?擃?" w:cs="蝝唳?擃?"/>
+          <w:color w:val="000000"/>
+          <w:kern w:val="0"/>
+          <w:sz w:val="16"/>
+          <w:szCs w:val="16"/>
+        </w:rPr>
+      </w:pPr>
+      <w:r>
+        <w:rPr>
+          <w:rFonts w:ascii="蝝唳?擃?" w:eastAsia="蝝唳?擃?" w:cs="蝝唳?擃?" w:hint="eastAsia"/>
+          <w:color w:val="000000"/>
+          <w:kern w:val="0"/>
+          <w:sz w:val="16"/>
+          <w:szCs w:val="16"/>
+        </w:rPr>
+        <w:t xml:space="preserve">time </w:t>
+      </w:r>
+      <w:r>
+        <w:rPr>
+          <w:rFonts w:ascii="蝝唳?擃?" w:eastAsia="蝝唳?擃?" w:cs="蝝唳?擃?"/>
+          <w:color w:val="000000"/>
+          <w:kern w:val="0"/>
+          <w:sz w:val="16"/>
+          <w:szCs w:val="16"/>
+        </w:rPr>
+        <w:t>statistics</w:t>
+      </w:r>
+      <w:r>
+        <w:rPr>
+          <w:rFonts w:ascii="蝝唳?擃?" w:eastAsia="蝝唳?擃?" w:cs="蝝唳?擃?" w:hint="eastAsia"/>
+          <w:color w:val="000000"/>
+          <w:kern w:val="0"/>
+          <w:sz w:val="16"/>
+          <w:szCs w:val="16"/>
+        </w:rPr>
+        <w:t xml:space="preserve"> 2 (bug fixed)</w:t>
+      </w:r>
+      <w:r>
+        <w:rPr>
+          <w:rFonts w:ascii="蝝唳?擃?" w:eastAsia="蝝唳?擃?" w:cs="蝝唳?擃?"/>
+          <w:color w:val="000000"/>
+          <w:kern w:val="0"/>
+          <w:sz w:val="16"/>
+          <w:szCs w:val="16"/>
+        </w:rPr>
+        <w:t>:</w:t>
+      </w:r>
+    </w:p>
+    <w:p>
+      <w:pPr>
+        <w:spacing w:line="192" w:lineRule="auto"/>
+        <w:rPr>
+          <w:rFonts w:ascii="蝝唳?擃?" w:eastAsia="蝝唳?擃?" w:cs="蝝唳?擃?"/>
+          <w:color w:val="000000"/>
+          <w:kern w:val="0"/>
+          <w:sz w:val="16"/>
+          <w:szCs w:val="16"/>
+        </w:rPr>
+      </w:pPr>
+      <w:r>
+        <w:rPr>
+          <w:rFonts w:ascii="蝝唳?擃?" w:eastAsia="蝝唳?擃?" w:cs="蝝唳?擃?"/>
+          <w:color w:val="000000"/>
+          <w:kern w:val="0"/>
+          <w:sz w:val="16"/>
+          <w:szCs w:val="16"/>
+        </w:rPr>
+        <w:t>avg time: 4.08</w:t>
+      </w:r>
+    </w:p>
+    <w:p>
+      <w:pPr>
+        <w:spacing w:line="192" w:lineRule="auto"/>
+        <w:rPr>
+          <w:rFonts w:ascii="蝝唳?擃?" w:eastAsia="蝝唳?擃?" w:cs="蝝唳?擃?"/>
+          <w:color w:val="000000"/>
+          <w:kern w:val="0"/>
+          <w:sz w:val="16"/>
+          <w:szCs w:val="16"/>
+        </w:rPr>
+      </w:pPr>
+      <w:r>
+        <w:rPr>
+          <w:rFonts w:ascii="蝝唳?擃?" w:eastAsia="蝝唳?擃?" w:cs="蝝唳?擃?"/>
+          <w:color w:val="000000"/>
+          <w:kern w:val="0"/>
+          <w:sz w:val="16"/>
+          <w:szCs w:val="16"/>
+        </w:rPr>
+        <w:t>variance: 0.22</w:t>
+      </w:r>
+    </w:p>
+    <w:p>
+      <w:pPr>
+        <w:spacing w:line="192" w:lineRule="auto"/>
+        <w:rPr>
+          <w:rFonts w:ascii="蝝唳?擃?" w:eastAsia="蝝唳?擃?" w:cs="蝝唳?擃?"/>
+          <w:color w:val="000000"/>
+          <w:kern w:val="0"/>
+          <w:sz w:val="16"/>
+          <w:szCs w:val="16"/>
+        </w:rPr>
+      </w:pPr>
+      <w:r>
+        <w:rPr>
+          <w:rFonts w:ascii="蝝唳?擃?" w:eastAsia="蝝唳?擃?" w:cs="蝝唳?擃?"/>
+          <w:color w:val="000000"/>
+          <w:kern w:val="0"/>
+          <w:sz w:val="16"/>
+          <w:szCs w:val="16"/>
+        </w:rPr>
+        <w:t>standard deviation: 0.47</w:t>
+      </w:r>
+    </w:p>
+    <w:p>
+      <w:pPr>
+        <w:spacing w:line="192" w:lineRule="auto"/>
+        <w:rPr>
+          <w:rFonts w:ascii="蝝唳?擃?" w:eastAsia="蝝唳?擃?" w:cs="蝝唳?擃?"/>
+          <w:color w:val="000000"/>
+          <w:kern w:val="0"/>
+          <w:sz w:val="16"/>
+          <w:szCs w:val="16"/>
+        </w:rPr>
+      </w:pPr>
+      <w:r>
+        <w:rPr>
+          <w:rFonts w:ascii="蝝唳?擃?" w:eastAsia="蝝唳?擃?" w:cs="蝝唳?擃?"/>
+          <w:color w:val="000000"/>
+          <w:kern w:val="0"/>
+          <w:sz w:val="16"/>
+          <w:szCs w:val="16"/>
+        </w:rPr>
+        <w:t>CV: 0.12%</w:t>
+      </w:r>
+    </w:p>
+    <w:p>
+      <w:pPr>
+        <w:spacing w:line="192" w:lineRule="auto"/>
+        <w:rPr>
+          <w:rFonts w:ascii="蝝唳?擃?" w:eastAsia="蝝唳?擃?" w:cs="蝝唳?擃?"/>
+          <w:color w:val="000000"/>
+          <w:kern w:val="0"/>
+          <w:sz w:val="16"/>
+          <w:szCs w:val="16"/>
+        </w:rPr>
+      </w:pPr>
+      <w:r>
+        <w:rPr>
+          <w:rFonts w:ascii="蝝唳?擃?" w:eastAsia="蝝唳?擃?" w:cs="蝝唳?擃?"/>
+          <w:color w:val="000000"/>
+          <w:kern w:val="0"/>
+          <w:sz w:val="16"/>
+          <w:szCs w:val="16"/>
+        </w:rPr>
+        <w:t>max time: 6.06</w:t>
+      </w:r>
+    </w:p>
+    <w:p>
+      <w:pPr>
+        <w:spacing w:line="192" w:lineRule="auto"/>
+        <w:rPr>
+          <w:rFonts w:ascii="蝝唳?擃?" w:eastAsia="蝝唳?擃?" w:cs="蝝唳?擃?"/>
+          <w:color w:val="000000"/>
+          <w:kern w:val="0"/>
+          <w:sz w:val="16"/>
+          <w:szCs w:val="16"/>
+        </w:rPr>
+      </w:pPr>
+      <w:r>
+        <w:rPr>
+          <w:rFonts w:ascii="蝝唳?擃?" w:eastAsia="蝝唳?擃?" w:cs="蝝唳?擃?"/>
+          <w:color w:val="000000"/>
+          <w:kern w:val="0"/>
+          <w:sz w:val="16"/>
+          <w:szCs w:val="16"/>
+        </w:rPr>
+        <w:t>min time: 1.65</w:t>
       </w:r>
     </w:p>
     <w:sectPr>
@@ -7380,7 +7799,7 @@
   <w:style w:type="paragraph" w:default="1" w:styleId="a">
     <w:name w:val="Normal"/>
     <w:qFormat/>
-    <w:rsid w:val="00353E1E"/>
+    <w:rsid w:val="00CB3C9D"/>
     <w:pPr>
       <w:widowControl w:val="0"/>
     </w:pPr>
